--- a/Kỹ thuật Phục hồi chức năng/01. Môn học Cơ sở (II.1)/MH09. Hóa sinh/Đề cương /học/9. Hemoglobin.docx
+++ b/Kỹ thuật Phục hồi chức năng/01. Môn học Cơ sở (II.1)/MH09. Hóa sinh/Đề cương /học/9. Hemoglobin.docx
@@ -45,6 +45,13 @@
           <w:szCs w:val="28"/>
         </w:rPr>
       </w:r>
+      <w:r>
+        <w:rPr>
+          <w:rFonts w:ascii="Times New Roman" w:hAnsi="Times New Roman" w:cs="Times New Roman"/>
+          <w:sz w:val="28"/>
+          <w:szCs w:val="28"/>
+        </w:rPr>
+      </w:r>
     </w:p>
     <w:p>
       <w:pPr>
@@ -135,6 +142,14 @@
           <w:szCs w:val="28"/>
         </w:rPr>
         <w:tab/>
+      </w:r>
+      <w:r>
+        <w:rPr>
+          <w:rFonts w:ascii="Times New Roman" w:hAnsi="Times New Roman" w:cs="Times New Roman"/>
+          <w:sz w:val="28"/>
+          <w:szCs w:val="28"/>
+          <w:highlight w:val="yellow"/>
+        </w:rPr>
         <w:t xml:space="preserve">E. </w:t>
       </w:r>
       <w:r>
@@ -142,8 +157,16 @@
           <w:rFonts w:ascii="Times New Roman" w:hAnsi="Times New Roman" w:cs="Times New Roman"/>
           <w:sz w:val="28"/>
           <w:szCs w:val="28"/>
+          <w:highlight w:val="yellow"/>
         </w:rPr>
         <w:t xml:space="preserve">Hb</w:t>
+      </w:r>
+      <w:r>
+        <w:rPr>
+          <w:rFonts w:ascii="Times New Roman" w:hAnsi="Times New Roman" w:cs="Times New Roman"/>
+          <w:sz w:val="28"/>
+          <w:szCs w:val="28"/>
+        </w:rPr>
       </w:r>
       <w:r>
         <w:rPr>
@@ -196,6 +219,13 @@
           <w:szCs w:val="28"/>
         </w:rPr>
       </w:r>
+      <w:r>
+        <w:rPr>
+          <w:rFonts w:ascii="Times New Roman" w:hAnsi="Times New Roman" w:cs="Times New Roman"/>
+          <w:sz w:val="28"/>
+          <w:szCs w:val="28"/>
+        </w:rPr>
+      </w:r>
     </w:p>
     <w:p>
       <w:pPr>
@@ -239,6 +269,13 @@
           <w:szCs w:val="28"/>
         </w:rPr>
       </w:r>
+      <w:r>
+        <w:rPr>
+          <w:rFonts w:ascii="Times New Roman" w:hAnsi="Times New Roman" w:cs="Times New Roman"/>
+          <w:sz w:val="28"/>
+          <w:szCs w:val="28"/>
+        </w:rPr>
+      </w:r>
     </w:p>
     <w:p>
       <w:pPr>
@@ -283,6 +320,13 @@
           <w:szCs w:val="28"/>
         </w:rPr>
       </w:r>
+      <w:r>
+        <w:rPr>
+          <w:rFonts w:ascii="Times New Roman" w:hAnsi="Times New Roman" w:cs="Times New Roman"/>
+          <w:sz w:val="28"/>
+          <w:szCs w:val="28"/>
+        </w:rPr>
+      </w:r>
     </w:p>
     <w:p>
       <w:pPr>
@@ -327,6 +371,13 @@
           <w:szCs w:val="28"/>
         </w:rPr>
       </w:r>
+      <w:r>
+        <w:rPr>
+          <w:rFonts w:ascii="Times New Roman" w:hAnsi="Times New Roman" w:cs="Times New Roman"/>
+          <w:sz w:val="28"/>
+          <w:szCs w:val="28"/>
+        </w:rPr>
+      </w:r>
     </w:p>
     <w:p>
       <w:pPr>
@@ -370,6 +421,13 @@
           <w:szCs w:val="28"/>
         </w:rPr>
       </w:r>
+      <w:r>
+        <w:rPr>
+          <w:rFonts w:ascii="Times New Roman" w:hAnsi="Times New Roman" w:cs="Times New Roman"/>
+          <w:sz w:val="28"/>
+          <w:szCs w:val="28"/>
+        </w:rPr>
+      </w:r>
     </w:p>
     <w:p>
       <w:pPr>
@@ -380,13 +438,15 @@
           <w:rFonts w:ascii="Times New Roman" w:hAnsi="Times New Roman" w:cs="Times New Roman"/>
           <w:sz w:val="28"/>
           <w:szCs w:val="28"/>
-        </w:rPr>
-      </w:pPr>
-      <w:r>
-        <w:rPr>
-          <w:rFonts w:ascii="Times New Roman" w:hAnsi="Times New Roman" w:cs="Times New Roman"/>
-          <w:sz w:val="28"/>
-          <w:szCs w:val="28"/>
+          <w:highlight w:val="yellow"/>
+        </w:rPr>
+      </w:pPr>
+      <w:r>
+        <w:rPr>
+          <w:rFonts w:ascii="Times New Roman" w:hAnsi="Times New Roman" w:cs="Times New Roman"/>
+          <w:sz w:val="28"/>
+          <w:szCs w:val="28"/>
+          <w:highlight w:val="yellow"/>
         </w:rPr>
         <w:t xml:space="preserve">E. 4 chuỗi Protein</w:t>
       </w:r>
@@ -395,6 +455,15 @@
           <w:rFonts w:ascii="Times New Roman" w:hAnsi="Times New Roman" w:cs="Times New Roman"/>
           <w:sz w:val="28"/>
           <w:szCs w:val="28"/>
+          <w:highlight w:val="yellow"/>
+        </w:rPr>
+      </w:r>
+      <w:r>
+        <w:rPr>
+          <w:rFonts w:ascii="Times New Roman" w:hAnsi="Times New Roman" w:cs="Times New Roman"/>
+          <w:sz w:val="28"/>
+          <w:szCs w:val="28"/>
+          <w:highlight w:val="yellow"/>
         </w:rPr>
       </w:r>
     </w:p>
@@ -450,6 +519,13 @@
           <w:szCs w:val="28"/>
         </w:rPr>
         <w:t xml:space="preserve">?</w:t>
+      </w:r>
+      <w:r>
+        <w:rPr>
+          <w:rFonts w:ascii="Times New Roman" w:hAnsi="Times New Roman" w:cs="Times New Roman"/>
+          <w:sz w:val="28"/>
+          <w:szCs w:val="28"/>
+        </w:rPr>
       </w:r>
       <w:r>
         <w:rPr>
@@ -472,13 +548,15 @@
           <w:rFonts w:ascii="Times New Roman" w:hAnsi="Times New Roman" w:cs="Times New Roman"/>
           <w:sz w:val="28"/>
           <w:szCs w:val="28"/>
-        </w:rPr>
-      </w:pPr>
-      <w:r>
-        <w:rPr>
-          <w:rFonts w:ascii="Times New Roman" w:hAnsi="Times New Roman" w:cs="Times New Roman"/>
-          <w:sz w:val="28"/>
-          <w:szCs w:val="28"/>
+          <w:highlight w:val="yellow"/>
+        </w:rPr>
+      </w:pPr>
+      <w:r>
+        <w:rPr>
+          <w:rFonts w:ascii="Times New Roman" w:hAnsi="Times New Roman" w:cs="Times New Roman"/>
+          <w:sz w:val="28"/>
+          <w:szCs w:val="28"/>
+          <w:highlight w:val="yellow"/>
         </w:rPr>
         <w:t xml:space="preserve">Sản phẩm của quá trình đốt cháy</w:t>
       </w:r>
@@ -487,6 +565,15 @@
           <w:rFonts w:ascii="Times New Roman" w:hAnsi="Times New Roman" w:cs="Times New Roman"/>
           <w:sz w:val="28"/>
           <w:szCs w:val="28"/>
+          <w:highlight w:val="yellow"/>
+        </w:rPr>
+      </w:r>
+      <w:r>
+        <w:rPr>
+          <w:rFonts w:ascii="Times New Roman" w:hAnsi="Times New Roman" w:cs="Times New Roman"/>
+          <w:sz w:val="28"/>
+          <w:szCs w:val="28"/>
+          <w:highlight w:val="yellow"/>
         </w:rPr>
       </w:r>
     </w:p>
@@ -529,6 +616,13 @@
           <w:szCs w:val="28"/>
         </w:rPr>
       </w:r>
+      <w:r>
+        <w:rPr>
+          <w:rFonts w:ascii="Times New Roman" w:hAnsi="Times New Roman" w:cs="Times New Roman"/>
+          <w:sz w:val="28"/>
+          <w:szCs w:val="28"/>
+        </w:rPr>
+      </w:r>
     </w:p>
     <w:p>
       <w:pPr>
@@ -569,6 +663,13 @@
           <w:szCs w:val="28"/>
         </w:rPr>
       </w:r>
+      <w:r>
+        <w:rPr>
+          <w:rFonts w:ascii="Times New Roman" w:hAnsi="Times New Roman" w:cs="Times New Roman"/>
+          <w:sz w:val="28"/>
+          <w:szCs w:val="28"/>
+        </w:rPr>
+      </w:r>
     </w:p>
     <w:p>
       <w:pPr>
@@ -600,6 +701,13 @@
           <w:szCs w:val="28"/>
         </w:rPr>
       </w:r>
+      <w:r>
+        <w:rPr>
+          <w:rFonts w:ascii="Times New Roman" w:hAnsi="Times New Roman" w:cs="Times New Roman"/>
+          <w:sz w:val="28"/>
+          <w:szCs w:val="28"/>
+        </w:rPr>
+      </w:r>
     </w:p>
     <w:p>
       <w:pPr>
@@ -631,6 +739,13 @@
           <w:szCs w:val="28"/>
         </w:rPr>
       </w:r>
+      <w:r>
+        <w:rPr>
+          <w:rFonts w:ascii="Times New Roman" w:hAnsi="Times New Roman" w:cs="Times New Roman"/>
+          <w:sz w:val="28"/>
+          <w:szCs w:val="28"/>
+        </w:rPr>
+      </w:r>
     </w:p>
     <w:p>
       <w:pPr>
@@ -667,6 +782,13 @@
           <w:szCs w:val="28"/>
         </w:rPr>
         <w:t xml:space="preserve">Nhận định nào sau đây là đúng về MetHb?</w:t>
+      </w:r>
+      <w:r>
+        <w:rPr>
+          <w:rFonts w:ascii="Times New Roman" w:hAnsi="Times New Roman" w:cs="Times New Roman"/>
+          <w:sz w:val="28"/>
+          <w:szCs w:val="28"/>
+        </w:rPr>
       </w:r>
       <w:r>
         <w:rPr>
@@ -769,6 +891,7 @@
           <w:rFonts w:ascii="Times New Roman" w:hAnsi="Times New Roman" w:cs="Times New Roman"/>
           <w:sz w:val="28"/>
           <w:szCs w:val="28"/>
+          <w:u w:val="single"/>
         </w:rPr>
         <w:t xml:space="preserve">khử</w:t>
       </w:r>
@@ -777,8 +900,24 @@
           <w:rFonts w:ascii="Times New Roman" w:hAnsi="Times New Roman" w:cs="Times New Roman"/>
           <w:sz w:val="28"/>
           <w:szCs w:val="28"/>
-        </w:rPr>
-        <w:t xml:space="preserve"> thành Fe (III)</w:t>
+          <w:u w:val="single"/>
+        </w:rPr>
+        <w:t xml:space="preserve"> </w:t>
+      </w:r>
+      <w:r>
+        <w:rPr>
+          <w:rFonts w:ascii="Times New Roman" w:hAnsi="Times New Roman" w:cs="Times New Roman"/>
+          <w:sz w:val="28"/>
+          <w:szCs w:val="28"/>
+        </w:rPr>
+        <w:t xml:space="preserve">thành Fe (III)</w:t>
+      </w:r>
+      <w:r>
+        <w:rPr>
+          <w:rFonts w:ascii="Times New Roman" w:hAnsi="Times New Roman" w:cs="Times New Roman"/>
+          <w:sz w:val="28"/>
+          <w:szCs w:val="28"/>
+        </w:rPr>
       </w:r>
       <w:r>
         <w:rPr>
@@ -790,7 +929,7 @@
     </w:p>
     <w:p>
       <w:pPr>
-        <w:pStyle w:val="778"/>
+        <w:pStyle w:val="1000"/>
         <w:numPr>
           <w:ilvl w:val="0"/>
           <w:numId w:val="5"/>
@@ -809,6 +948,7 @@
           <w:rFonts w:ascii="Times New Roman" w:hAnsi="Times New Roman" w:cs="Times New Roman"/>
           <w:sz w:val="28"/>
           <w:szCs w:val="28"/>
+          <w:highlight w:val="yellow"/>
         </w:rPr>
         <w:t xml:space="preserve">Hb mất khả năng gắn O</w:t>
       </w:r>
@@ -817,6 +957,7 @@
           <w:rFonts w:ascii="Times New Roman" w:hAnsi="Times New Roman" w:cs="Times New Roman"/>
           <w:sz w:val="28"/>
           <w:szCs w:val="28"/>
+          <w:highlight w:val="yellow"/>
           <w:vertAlign w:val="subscript"/>
         </w:rPr>
         <w:t xml:space="preserve">2</w:t>
@@ -826,6 +967,7 @@
           <w:rFonts w:ascii="Times New Roman" w:hAnsi="Times New Roman" w:cs="Times New Roman"/>
           <w:sz w:val="28"/>
           <w:szCs w:val="28"/>
+          <w:highlight w:val="yellow"/>
         </w:rPr>
         <w:tab/>
       </w:r>
@@ -878,6 +1020,13 @@
           <w:szCs w:val="28"/>
         </w:rPr>
       </w:r>
+      <w:r>
+        <w:rPr>
+          <w:rFonts w:ascii="Times New Roman" w:hAnsi="Times New Roman" w:cs="Times New Roman"/>
+          <w:sz w:val="28"/>
+          <w:szCs w:val="28"/>
+        </w:rPr>
+      </w:r>
     </w:p>
     <w:p>
       <w:pPr>
@@ -914,6 +1063,13 @@
           <w:szCs w:val="28"/>
         </w:rPr>
         <w:t xml:space="preserve">Hợp chất nào sau đây, khi thoái hóa tạo acid amin?</w:t>
+      </w:r>
+      <w:r>
+        <w:rPr>
+          <w:rFonts w:ascii="Times New Roman" w:hAnsi="Times New Roman" w:cs="Times New Roman"/>
+          <w:sz w:val="28"/>
+          <w:szCs w:val="28"/>
+        </w:rPr>
       </w:r>
       <w:r>
         <w:rPr>
@@ -961,6 +1117,14 @@
           <w:szCs w:val="28"/>
         </w:rPr>
         <w:tab/>
+      </w:r>
+      <w:r>
+        <w:rPr>
+          <w:rFonts w:ascii="Times New Roman" w:hAnsi="Times New Roman" w:cs="Times New Roman"/>
+          <w:sz w:val="28"/>
+          <w:szCs w:val="28"/>
+          <w:highlight w:val="yellow"/>
+        </w:rPr>
         <w:t xml:space="preserve">B. </w:t>
       </w:r>
       <w:r>
@@ -968,6 +1132,7 @@
           <w:rFonts w:ascii="Times New Roman" w:hAnsi="Times New Roman" w:cs="Times New Roman"/>
           <w:sz w:val="28"/>
           <w:szCs w:val="28"/>
+          <w:highlight w:val="yellow"/>
         </w:rPr>
         <w:t xml:space="preserve">Globin</w:t>
       </w:r>
@@ -1037,6 +1202,13 @@
           <w:szCs w:val="28"/>
         </w:rPr>
       </w:r>
+      <w:r>
+        <w:rPr>
+          <w:rFonts w:ascii="Times New Roman" w:hAnsi="Times New Roman" w:cs="Times New Roman"/>
+          <w:sz w:val="28"/>
+          <w:szCs w:val="28"/>
+        </w:rPr>
+      </w:r>
     </w:p>
     <w:p>
       <w:pPr>
@@ -1073,6 +1245,13 @@
           <w:szCs w:val="28"/>
         </w:rPr>
         <w:t xml:space="preserve">Nhận định nào sau đây là đúng về Bilirubin tự do?</w:t>
+      </w:r>
+      <w:r>
+        <w:rPr>
+          <w:rFonts w:ascii="Times New Roman" w:hAnsi="Times New Roman" w:cs="Times New Roman"/>
+          <w:sz w:val="28"/>
+          <w:szCs w:val="28"/>
+        </w:rPr>
       </w:r>
       <w:r>
         <w:rPr>
@@ -1129,6 +1308,13 @@
           <w:szCs w:val="28"/>
         </w:rPr>
       </w:r>
+      <w:r>
+        <w:rPr>
+          <w:rFonts w:ascii="Times New Roman" w:hAnsi="Times New Roman" w:cs="Times New Roman"/>
+          <w:sz w:val="28"/>
+          <w:szCs w:val="28"/>
+        </w:rPr>
+      </w:r>
     </w:p>
     <w:p>
       <w:pPr>
@@ -1189,6 +1375,14 @@
           <w:szCs w:val="28"/>
         </w:rPr>
         <w:tab/>
+      </w:r>
+      <w:r>
+        <w:rPr>
+          <w:rFonts w:ascii="Times New Roman" w:hAnsi="Times New Roman" w:cs="Times New Roman"/>
+          <w:sz w:val="28"/>
+          <w:szCs w:val="28"/>
+          <w:highlight w:val="yellow"/>
+        </w:rPr>
         <w:t xml:space="preserve">E.</w:t>
       </w:r>
       <w:r>
@@ -1196,8 +1390,17 @@
           <w:rFonts w:ascii="Times New Roman" w:hAnsi="Times New Roman" w:cs="Times New Roman"/>
           <w:sz w:val="28"/>
           <w:szCs w:val="28"/>
+          <w:highlight w:val="yellow"/>
         </w:rPr>
         <w:t xml:space="preserve">A, B, C, D đúng</w:t>
+      </w:r>
+      <w:r>
+        <w:rPr>
+          <w:rFonts w:ascii="Times New Roman" w:hAnsi="Times New Roman" w:cs="Times New Roman"/>
+          <w:sz w:val="28"/>
+          <w:szCs w:val="28"/>
+          <w:highlight w:val="yellow"/>
+        </w:rPr>
       </w:r>
       <w:r>
         <w:rPr>
@@ -1242,6 +1445,13 @@
           <w:szCs w:val="28"/>
         </w:rPr>
         <w:t xml:space="preserve">Nhận định nào sau đây là đúng về Bilirubin tự do?</w:t>
+      </w:r>
+      <w:r>
+        <w:rPr>
+          <w:rFonts w:ascii="Times New Roman" w:hAnsi="Times New Roman" w:cs="Times New Roman"/>
+          <w:sz w:val="28"/>
+          <w:szCs w:val="28"/>
+        </w:rPr>
       </w:r>
       <w:r>
         <w:rPr>
@@ -1271,6 +1481,7 @@
           <w:rFonts w:ascii="Times New Roman" w:hAnsi="Times New Roman" w:cs="Times New Roman"/>
           <w:sz w:val="28"/>
           <w:szCs w:val="28"/>
+          <w:highlight w:val="yellow"/>
         </w:rPr>
         <w:t xml:space="preserve">Còn gọi là Bilirubin gián tiếp</w:t>
       </w:r>
@@ -1279,6 +1490,7 @@
           <w:rFonts w:ascii="Times New Roman" w:hAnsi="Times New Roman" w:cs="Times New Roman"/>
           <w:sz w:val="28"/>
           <w:szCs w:val="28"/>
+          <w:highlight w:val="yellow"/>
         </w:rPr>
         <w:tab/>
       </w:r>
@@ -1306,6 +1518,13 @@
           <w:szCs w:val="28"/>
         </w:rPr>
       </w:r>
+      <w:r>
+        <w:rPr>
+          <w:rFonts w:ascii="Times New Roman" w:hAnsi="Times New Roman" w:cs="Times New Roman"/>
+          <w:sz w:val="28"/>
+          <w:szCs w:val="28"/>
+        </w:rPr>
+      </w:r>
     </w:p>
     <w:p>
       <w:pPr>
@@ -1391,6 +1610,13 @@
           <w:szCs w:val="28"/>
         </w:rPr>
       </w:r>
+      <w:r>
+        <w:rPr>
+          <w:rFonts w:ascii="Times New Roman" w:hAnsi="Times New Roman" w:cs="Times New Roman"/>
+          <w:sz w:val="28"/>
+          <w:szCs w:val="28"/>
+        </w:rPr>
+      </w:r>
     </w:p>
     <w:p>
       <w:pPr>
@@ -1427,6 +1653,13 @@
           <w:szCs w:val="28"/>
         </w:rPr>
         <w:t xml:space="preserve">Nhận định nào sau đây là đúng về Bilirubin liên hợp?</w:t>
+      </w:r>
+      <w:r>
+        <w:rPr>
+          <w:rFonts w:ascii="Times New Roman" w:hAnsi="Times New Roman" w:cs="Times New Roman"/>
+          <w:sz w:val="28"/>
+          <w:szCs w:val="28"/>
+        </w:rPr>
       </w:r>
       <w:r>
         <w:rPr>
@@ -1456,8 +1689,9 @@
           <w:rFonts w:ascii="Times New Roman" w:hAnsi="Times New Roman" w:cs="Times New Roman"/>
           <w:sz w:val="28"/>
           <w:szCs w:val="28"/>
-        </w:rPr>
-        <w:t xml:space="preserve">Còn gọi là Bilirubin trực tiếp tiếp</w:t>
+          <w:highlight w:val="yellow"/>
+        </w:rPr>
+        <w:t xml:space="preserve">Còn gọi là Bilirubin trực tiếp</w:t>
       </w:r>
       <w:r>
         <w:rPr>
@@ -1483,6 +1717,13 @@
           <w:szCs w:val="28"/>
         </w:rPr>
       </w:r>
+      <w:r>
+        <w:rPr>
+          <w:rFonts w:ascii="Times New Roman" w:hAnsi="Times New Roman" w:cs="Times New Roman"/>
+          <w:sz w:val="28"/>
+          <w:szCs w:val="28"/>
+        </w:rPr>
+      </w:r>
     </w:p>
     <w:p>
       <w:pPr>
@@ -1560,6 +1801,13 @@
           <w:szCs w:val="28"/>
         </w:rPr>
       </w:r>
+      <w:r>
+        <w:rPr>
+          <w:rFonts w:ascii="Times New Roman" w:hAnsi="Times New Roman" w:cs="Times New Roman"/>
+          <w:sz w:val="28"/>
+          <w:szCs w:val="28"/>
+        </w:rPr>
+      </w:r>
     </w:p>
     <w:p>
       <w:pPr>
@@ -1596,6 +1844,13 @@
           <w:szCs w:val="28"/>
         </w:rPr>
         <w:t xml:space="preserve">Bilirubin tự do vận chuyển trong máu nhờ hợp chất nào sau đây?</w:t>
+      </w:r>
+      <w:r>
+        <w:rPr>
+          <w:rFonts w:ascii="Times New Roman" w:hAnsi="Times New Roman" w:cs="Times New Roman"/>
+          <w:sz w:val="28"/>
+          <w:szCs w:val="28"/>
+        </w:rPr>
       </w:r>
       <w:r>
         <w:rPr>
@@ -1676,6 +1931,13 @@
           <w:szCs w:val="28"/>
         </w:rPr>
       </w:r>
+      <w:r>
+        <w:rPr>
+          <w:rFonts w:ascii="Times New Roman" w:hAnsi="Times New Roman" w:cs="Times New Roman"/>
+          <w:sz w:val="28"/>
+          <w:szCs w:val="28"/>
+        </w:rPr>
+      </w:r>
     </w:p>
     <w:p>
       <w:pPr>
@@ -1693,6 +1955,7 @@
           <w:rFonts w:ascii="Times New Roman" w:hAnsi="Times New Roman" w:cs="Times New Roman"/>
           <w:sz w:val="28"/>
           <w:szCs w:val="28"/>
+          <w:highlight w:val="yellow"/>
         </w:rPr>
         <w:t xml:space="preserve">C.</w:t>
       </w:r>
@@ -1701,6 +1964,7 @@
           <w:rFonts w:ascii="Times New Roman" w:hAnsi="Times New Roman" w:cs="Times New Roman"/>
           <w:sz w:val="28"/>
           <w:szCs w:val="28"/>
+          <w:highlight w:val="yellow"/>
         </w:rPr>
         <w:t xml:space="preserve">Albumin</w:t>
       </w:r>
@@ -1801,6 +2065,13 @@
           <w:szCs w:val="28"/>
         </w:rPr>
       </w:r>
+      <w:r>
+        <w:rPr>
+          <w:rFonts w:ascii="Times New Roman" w:hAnsi="Times New Roman" w:cs="Times New Roman"/>
+          <w:sz w:val="28"/>
+          <w:szCs w:val="28"/>
+        </w:rPr>
+      </w:r>
     </w:p>
     <w:p>
       <w:pPr>
@@ -1837,6 +2108,13 @@
           <w:szCs w:val="28"/>
         </w:rPr>
         <w:t xml:space="preserve">Nguyên nhân vàng da trước gan là gì?</w:t>
+      </w:r>
+      <w:r>
+        <w:rPr>
+          <w:rFonts w:ascii="Times New Roman" w:hAnsi="Times New Roman" w:cs="Times New Roman"/>
+          <w:sz w:val="28"/>
+          <w:szCs w:val="28"/>
+        </w:rPr>
       </w:r>
       <w:r>
         <w:rPr>
@@ -1866,6 +2144,7 @@
           <w:rFonts w:ascii="Times New Roman" w:hAnsi="Times New Roman" w:cs="Times New Roman"/>
           <w:sz w:val="28"/>
           <w:szCs w:val="28"/>
+          <w:highlight w:val="yellow"/>
         </w:rPr>
         <w:t xml:space="preserve">Tan huyết</w:t>
       </w:r>
@@ -1874,6 +2153,7 @@
           <w:rFonts w:ascii="Times New Roman" w:hAnsi="Times New Roman" w:cs="Times New Roman"/>
           <w:sz w:val="28"/>
           <w:szCs w:val="28"/>
+          <w:highlight w:val="yellow"/>
         </w:rPr>
         <w:tab/>
       </w:r>
@@ -1901,6 +2181,13 @@
           <w:szCs w:val="28"/>
         </w:rPr>
       </w:r>
+      <w:r>
+        <w:rPr>
+          <w:rFonts w:ascii="Times New Roman" w:hAnsi="Times New Roman" w:cs="Times New Roman"/>
+          <w:sz w:val="28"/>
+          <w:szCs w:val="28"/>
+        </w:rPr>
+      </w:r>
     </w:p>
     <w:p>
       <w:pPr>
@@ -1986,6 +2273,13 @@
           <w:szCs w:val="28"/>
         </w:rPr>
       </w:r>
+      <w:r>
+        <w:rPr>
+          <w:rFonts w:ascii="Times New Roman" w:hAnsi="Times New Roman" w:cs="Times New Roman"/>
+          <w:sz w:val="28"/>
+          <w:szCs w:val="28"/>
+        </w:rPr>
+      </w:r>
     </w:p>
     <w:p>
       <w:pPr>
@@ -2022,6 +2316,13 @@
           <w:szCs w:val="28"/>
         </w:rPr>
         <w:t xml:space="preserve">Nguyên nhân vàng da sau gan là gì?</w:t>
+      </w:r>
+      <w:r>
+        <w:rPr>
+          <w:rFonts w:ascii="Times New Roman" w:hAnsi="Times New Roman" w:cs="Times New Roman"/>
+          <w:sz w:val="28"/>
+          <w:szCs w:val="28"/>
+        </w:rPr>
       </w:r>
       <w:r>
         <w:rPr>
@@ -2086,6 +2387,13 @@
           <w:szCs w:val="28"/>
         </w:rPr>
       </w:r>
+      <w:r>
+        <w:rPr>
+          <w:rFonts w:ascii="Times New Roman" w:hAnsi="Times New Roman" w:cs="Times New Roman"/>
+          <w:sz w:val="28"/>
+          <w:szCs w:val="28"/>
+        </w:rPr>
+      </w:r>
     </w:p>
     <w:p>
       <w:pPr>
@@ -2103,6 +2411,7 @@
           <w:rFonts w:ascii="Times New Roman" w:hAnsi="Times New Roman" w:cs="Times New Roman"/>
           <w:sz w:val="28"/>
           <w:szCs w:val="28"/>
+          <w:highlight w:val="yellow"/>
         </w:rPr>
         <w:t xml:space="preserve">C.</w:t>
       </w:r>
@@ -2111,6 +2420,7 @@
           <w:rFonts w:ascii="Times New Roman" w:hAnsi="Times New Roman" w:cs="Times New Roman"/>
           <w:sz w:val="28"/>
           <w:szCs w:val="28"/>
+          <w:highlight w:val="yellow"/>
         </w:rPr>
         <w:t xml:space="preserve">Sỏi mật</w:t>
       </w:r>
@@ -2163,6 +2473,13 @@
           <w:szCs w:val="28"/>
         </w:rPr>
       </w:r>
+      <w:r>
+        <w:rPr>
+          <w:rFonts w:ascii="Times New Roman" w:hAnsi="Times New Roman" w:cs="Times New Roman"/>
+          <w:sz w:val="28"/>
+          <w:szCs w:val="28"/>
+        </w:rPr>
+      </w:r>
     </w:p>
     <w:p>
       <w:pPr>
@@ -2207,6 +2524,13 @@
           <w:szCs w:val="28"/>
         </w:rPr>
         <w:t xml:space="preserve">nhất ?</w:t>
+      </w:r>
+      <w:r>
+        <w:rPr>
+          <w:rFonts w:ascii="Times New Roman" w:hAnsi="Times New Roman" w:cs="Times New Roman"/>
+          <w:sz w:val="28"/>
+          <w:szCs w:val="28"/>
+        </w:rPr>
       </w:r>
       <w:r>
         <w:rPr>
@@ -2296,6 +2620,14 @@
           <w:szCs w:val="28"/>
         </w:rPr>
         <w:tab/>
+      </w:r>
+      <w:r>
+        <w:rPr>
+          <w:rFonts w:ascii="Times New Roman" w:hAnsi="Times New Roman" w:cs="Times New Roman"/>
+          <w:sz w:val="28"/>
+          <w:szCs w:val="28"/>
+          <w:highlight w:val="yellow"/>
+        </w:rPr>
         <w:t xml:space="preserve">D. </w:t>
       </w:r>
       <w:r>
@@ -2303,6 +2635,7 @@
           <w:rFonts w:ascii="Times New Roman" w:hAnsi="Times New Roman" w:cs="Times New Roman"/>
           <w:sz w:val="28"/>
           <w:szCs w:val="28"/>
+          <w:highlight w:val="yellow"/>
         </w:rPr>
         <w:t xml:space="preserve">A và B</w:t>
       </w:r>
@@ -2338,6 +2671,13 @@
           <w:szCs w:val="28"/>
         </w:rPr>
       </w:r>
+      <w:r>
+        <w:rPr>
+          <w:rFonts w:ascii="Times New Roman" w:hAnsi="Times New Roman" w:cs="Times New Roman"/>
+          <w:sz w:val="28"/>
+          <w:szCs w:val="28"/>
+        </w:rPr>
+      </w:r>
     </w:p>
     <w:p>
       <w:pPr>
@@ -2374,6 +2714,13 @@
           <w:szCs w:val="28"/>
         </w:rPr>
         <w:t xml:space="preserve">Thành phần nào sau đây chiếm nhiều nhất trong gan?</w:t>
+      </w:r>
+      <w:r>
+        <w:rPr>
+          <w:rFonts w:ascii="Times New Roman" w:hAnsi="Times New Roman" w:cs="Times New Roman"/>
+          <w:sz w:val="28"/>
+          <w:szCs w:val="28"/>
+        </w:rPr>
       </w:r>
       <w:r>
         <w:rPr>
@@ -2488,6 +2835,14 @@
           <w:szCs w:val="28"/>
         </w:rPr>
         <w:tab/>
+      </w:r>
+      <w:r>
+        <w:rPr>
+          <w:rFonts w:ascii="Times New Roman" w:hAnsi="Times New Roman" w:cs="Times New Roman"/>
+          <w:sz w:val="28"/>
+          <w:szCs w:val="28"/>
+          <w:highlight w:val="yellow"/>
+        </w:rPr>
         <w:t xml:space="preserve">E.</w:t>
       </w:r>
       <w:r>
@@ -2495,6 +2850,7 @@
           <w:rFonts w:ascii="Times New Roman" w:hAnsi="Times New Roman" w:cs="Times New Roman"/>
           <w:sz w:val="28"/>
           <w:szCs w:val="28"/>
+          <w:highlight w:val="yellow"/>
         </w:rPr>
         <w:t xml:space="preserve">H</w:t>
       </w:r>
@@ -2503,6 +2859,7 @@
           <w:rFonts w:ascii="Times New Roman" w:hAnsi="Times New Roman" w:cs="Times New Roman"/>
           <w:sz w:val="28"/>
           <w:szCs w:val="28"/>
+          <w:highlight w:val="yellow"/>
           <w:vertAlign w:val="subscript"/>
         </w:rPr>
         <w:t xml:space="preserve">2</w:t>
@@ -2512,8 +2869,17 @@
           <w:rFonts w:ascii="Times New Roman" w:hAnsi="Times New Roman" w:cs="Times New Roman"/>
           <w:sz w:val="28"/>
           <w:szCs w:val="28"/>
+          <w:highlight w:val="yellow"/>
         </w:rPr>
         <w:t xml:space="preserve">O</w:t>
+      </w:r>
+      <w:r>
+        <w:rPr>
+          <w:rFonts w:ascii="Times New Roman" w:hAnsi="Times New Roman" w:cs="Times New Roman"/>
+          <w:sz w:val="28"/>
+          <w:szCs w:val="28"/>
+          <w:highlight w:val="yellow"/>
+        </w:rPr>
       </w:r>
       <w:r>
         <w:rPr>
@@ -2566,10 +2932,17 @@
           <w:szCs w:val="28"/>
         </w:rPr>
       </w:r>
+      <w:r>
+        <w:rPr>
+          <w:rFonts w:ascii="Times New Roman" w:hAnsi="Times New Roman" w:cs="Times New Roman"/>
+          <w:sz w:val="28"/>
+          <w:szCs w:val="28"/>
+        </w:rPr>
+      </w:r>
     </w:p>
     <w:p>
       <w:pPr>
-        <w:pStyle w:val="778"/>
+        <w:pStyle w:val="1000"/>
         <w:numPr>
           <w:ilvl w:val="0"/>
           <w:numId w:val="25"/>
@@ -2622,6 +2995,13 @@
           <w:szCs w:val="28"/>
         </w:rPr>
       </w:r>
+      <w:r>
+        <w:rPr>
+          <w:rFonts w:ascii="Times New Roman" w:hAnsi="Times New Roman" w:cs="Times New Roman"/>
+          <w:sz w:val="28"/>
+          <w:szCs w:val="28"/>
+        </w:rPr>
+      </w:r>
     </w:p>
     <w:p>
       <w:pPr>
@@ -2690,6 +3070,14 @@
           <w:szCs w:val="28"/>
         </w:rPr>
         <w:tab/>
+      </w:r>
+      <w:r>
+        <w:rPr>
+          <w:rFonts w:ascii="Times New Roman" w:hAnsi="Times New Roman" w:cs="Times New Roman"/>
+          <w:sz w:val="28"/>
+          <w:szCs w:val="28"/>
+          <w:highlight w:val="yellow"/>
+        </w:rPr>
         <w:t xml:space="preserve">E. </w:t>
       </w:r>
       <w:r>
@@ -2697,8 +3085,17 @@
           <w:rFonts w:ascii="Times New Roman" w:hAnsi="Times New Roman" w:cs="Times New Roman"/>
           <w:sz w:val="28"/>
           <w:szCs w:val="28"/>
+          <w:highlight w:val="yellow"/>
         </w:rPr>
         <w:t xml:space="preserve">Teo cơ, viêm cơ</w:t>
+      </w:r>
+      <w:r>
+        <w:rPr>
+          <w:rFonts w:ascii="Times New Roman" w:hAnsi="Times New Roman" w:cs="Times New Roman"/>
+          <w:sz w:val="28"/>
+          <w:szCs w:val="28"/>
+          <w:highlight w:val="yellow"/>
+        </w:rPr>
       </w:r>
       <w:r>
         <w:rPr>
@@ -2752,6 +3149,13 @@
           <w:szCs w:val="28"/>
         </w:rPr>
         <w:t xml:space="preserve"> nhân tăng Protein trong nước tiểu là?</w:t>
+      </w:r>
+      <w:r>
+        <w:rPr>
+          <w:rFonts w:ascii="Times New Roman" w:hAnsi="Times New Roman" w:cs="Times New Roman"/>
+          <w:sz w:val="28"/>
+          <w:szCs w:val="28"/>
+        </w:rPr>
       </w:r>
       <w:r>
         <w:rPr>
@@ -2816,6 +3220,13 @@
           <w:szCs w:val="28"/>
         </w:rPr>
       </w:r>
+      <w:r>
+        <w:rPr>
+          <w:rFonts w:ascii="Times New Roman" w:hAnsi="Times New Roman" w:cs="Times New Roman"/>
+          <w:sz w:val="28"/>
+          <w:szCs w:val="28"/>
+        </w:rPr>
+      </w:r>
     </w:p>
     <w:p>
       <w:pPr>
@@ -2892,6 +3303,14 @@
           <w:szCs w:val="28"/>
         </w:rPr>
         <w:tab/>
+      </w:r>
+      <w:r>
+        <w:rPr>
+          <w:rFonts w:ascii="Times New Roman" w:hAnsi="Times New Roman" w:cs="Times New Roman"/>
+          <w:sz w:val="28"/>
+          <w:szCs w:val="28"/>
+          <w:highlight w:val="yellow"/>
+        </w:rPr>
         <w:t xml:space="preserve">E.</w:t>
       </w:r>
       <w:r>
@@ -2899,8 +3318,17 @@
           <w:rFonts w:ascii="Times New Roman" w:hAnsi="Times New Roman" w:cs="Times New Roman"/>
           <w:sz w:val="28"/>
           <w:szCs w:val="28"/>
+          <w:highlight w:val="yellow"/>
         </w:rPr>
         <w:t xml:space="preserve">Viêm thận</w:t>
+      </w:r>
+      <w:r>
+        <w:rPr>
+          <w:rFonts w:ascii="Times New Roman" w:hAnsi="Times New Roman" w:cs="Times New Roman"/>
+          <w:sz w:val="28"/>
+          <w:szCs w:val="28"/>
+          <w:highlight w:val="yellow"/>
+        </w:rPr>
       </w:r>
       <w:r>
         <w:rPr>
@@ -2945,6 +3373,13 @@
           <w:szCs w:val="28"/>
         </w:rPr>
         <w:t xml:space="preserve">Nguyên nhân tăng Porphyrin trong nước tiểu là?</w:t>
+      </w:r>
+      <w:r>
+        <w:rPr>
+          <w:rFonts w:ascii="Times New Roman" w:hAnsi="Times New Roman" w:cs="Times New Roman"/>
+          <w:sz w:val="28"/>
+          <w:szCs w:val="28"/>
+        </w:rPr>
       </w:r>
       <w:r>
         <w:rPr>
@@ -2992,6 +3427,14 @@
           <w:szCs w:val="28"/>
         </w:rPr>
         <w:tab/>
+      </w:r>
+      <w:r>
+        <w:rPr>
+          <w:rFonts w:ascii="Times New Roman" w:hAnsi="Times New Roman" w:cs="Times New Roman"/>
+          <w:sz w:val="28"/>
+          <w:szCs w:val="28"/>
+          <w:highlight w:val="yellow"/>
+        </w:rPr>
         <w:t xml:space="preserve">B.</w:t>
       </w:r>
       <w:r>
@@ -2999,8 +3442,17 @@
           <w:rFonts w:ascii="Times New Roman" w:hAnsi="Times New Roman" w:cs="Times New Roman"/>
           <w:sz w:val="28"/>
           <w:szCs w:val="28"/>
+          <w:highlight w:val="yellow"/>
         </w:rPr>
         <w:t xml:space="preserve">Nhiễm độc ức chế tổng hợp Hem</w:t>
+      </w:r>
+      <w:r>
+        <w:rPr>
+          <w:rFonts w:ascii="Times New Roman" w:hAnsi="Times New Roman" w:cs="Times New Roman"/>
+          <w:sz w:val="28"/>
+          <w:szCs w:val="28"/>
+          <w:highlight w:val="yellow"/>
+        </w:rPr>
       </w:r>
       <w:r>
         <w:rPr>
@@ -3094,6 +3546,13 @@
           <w:szCs w:val="28"/>
         </w:rPr>
       </w:r>
+      <w:r>
+        <w:rPr>
+          <w:rFonts w:ascii="Times New Roman" w:hAnsi="Times New Roman" w:cs="Times New Roman"/>
+          <w:sz w:val="28"/>
+          <w:szCs w:val="28"/>
+        </w:rPr>
+      </w:r>
     </w:p>
     <w:p>
       <w:pPr>
@@ -3130,6 +3589,13 @@
           <w:szCs w:val="28"/>
         </w:rPr>
         <w:t xml:space="preserve">Nguyên nhân tăng hồng cầu trong nước tiểu là?</w:t>
+      </w:r>
+      <w:r>
+        <w:rPr>
+          <w:rFonts w:ascii="Times New Roman" w:hAnsi="Times New Roman" w:cs="Times New Roman"/>
+          <w:sz w:val="28"/>
+          <w:szCs w:val="28"/>
+        </w:rPr>
       </w:r>
       <w:r>
         <w:rPr>
@@ -3177,7 +3643,23 @@
           <w:szCs w:val="28"/>
         </w:rPr>
         <w:tab/>
+      </w:r>
+      <w:r>
+        <w:rPr>
+          <w:rFonts w:ascii="Times New Roman" w:hAnsi="Times New Roman" w:cs="Times New Roman"/>
+          <w:sz w:val="28"/>
+          <w:szCs w:val="28"/>
+          <w:highlight w:val="yellow"/>
+        </w:rPr>
         <w:t xml:space="preserve">B.Viêm thận</w:t>
+      </w:r>
+      <w:r>
+        <w:rPr>
+          <w:rFonts w:ascii="Times New Roman" w:hAnsi="Times New Roman" w:cs="Times New Roman"/>
+          <w:sz w:val="28"/>
+          <w:szCs w:val="28"/>
+          <w:highlight w:val="yellow"/>
+        </w:rPr>
       </w:r>
       <w:r>
         <w:rPr>
@@ -3263,6 +3745,13 @@
           <w:szCs w:val="28"/>
         </w:rPr>
       </w:r>
+      <w:r>
+        <w:rPr>
+          <w:rFonts w:ascii="Times New Roman" w:hAnsi="Times New Roman" w:cs="Times New Roman"/>
+          <w:sz w:val="28"/>
+          <w:szCs w:val="28"/>
+        </w:rPr>
+      </w:r>
     </w:p>
     <w:p>
       <w:pPr>
@@ -3299,6 +3788,13 @@
           <w:szCs w:val="28"/>
         </w:rPr>
         <w:t xml:space="preserve">Bilirubin tự do kết hợp với Acid Glucuronic ở đâu</w:t>
+      </w:r>
+      <w:r>
+        <w:rPr>
+          <w:rFonts w:ascii="Times New Roman" w:hAnsi="Times New Roman" w:cs="Times New Roman"/>
+          <w:sz w:val="28"/>
+          <w:szCs w:val="28"/>
+        </w:rPr>
       </w:r>
       <w:r>
         <w:rPr>
@@ -3346,6 +3842,14 @@
           <w:szCs w:val="28"/>
         </w:rPr>
         <w:tab/>
+      </w:r>
+      <w:r>
+        <w:rPr>
+          <w:rFonts w:ascii="Times New Roman" w:hAnsi="Times New Roman" w:cs="Times New Roman"/>
+          <w:sz w:val="28"/>
+          <w:szCs w:val="28"/>
+          <w:highlight w:val="yellow"/>
+        </w:rPr>
         <w:t xml:space="preserve">B.</w:t>
       </w:r>
       <w:r>
@@ -3353,6 +3857,7 @@
           <w:rFonts w:ascii="Times New Roman" w:hAnsi="Times New Roman" w:cs="Times New Roman"/>
           <w:sz w:val="28"/>
           <w:szCs w:val="28"/>
+          <w:highlight w:val="yellow"/>
         </w:rPr>
         <w:t xml:space="preserve">Gan</w:t>
       </w:r>
@@ -3421,6 +3926,13 @@
           <w:szCs w:val="28"/>
         </w:rPr>
       </w:r>
+      <w:r>
+        <w:rPr>
+          <w:rFonts w:ascii="Times New Roman" w:hAnsi="Times New Roman" w:cs="Times New Roman"/>
+          <w:sz w:val="28"/>
+          <w:szCs w:val="28"/>
+        </w:rPr>
+      </w:r>
     </w:p>
     <w:p>
       <w:pPr>
@@ -3439,8 +3951,18 @@
           <w:b/>
           <w:sz w:val="28"/>
           <w:szCs w:val="28"/>
-        </w:rPr>
-        <w:t xml:space="preserve">Câu 37:</w:t>
+          <w:highlight w:val="green"/>
+        </w:rPr>
+        <w:t xml:space="preserve">Câu 37</w:t>
+      </w:r>
+      <w:r>
+        <w:rPr>
+          <w:rFonts w:ascii="Times New Roman" w:hAnsi="Times New Roman" w:cs="Times New Roman"/>
+          <w:b/>
+          <w:sz w:val="28"/>
+          <w:szCs w:val="28"/>
+        </w:rPr>
+        <w:t xml:space="preserve">:</w:t>
       </w:r>
       <w:r>
         <w:rPr>
@@ -3449,6 +3971,13 @@
           <w:szCs w:val="28"/>
         </w:rPr>
         <w:t xml:space="preserve"> Thành phần Porphyrin của Hem là yếu tố đông máu thứ mấy?</w:t>
+      </w:r>
+      <w:r>
+        <w:rPr>
+          <w:rFonts w:ascii="Times New Roman" w:hAnsi="Times New Roman" w:cs="Times New Roman"/>
+          <w:sz w:val="28"/>
+          <w:szCs w:val="28"/>
+        </w:rPr>
       </w:r>
       <w:r>
         <w:rPr>
@@ -3460,7 +3989,7 @@
     </w:p>
     <w:p>
       <w:pPr>
-        <w:pStyle w:val="778"/>
+        <w:pStyle w:val="1000"/>
         <w:numPr>
           <w:ilvl w:val="0"/>
           <w:numId w:val="35"/>
@@ -3497,6 +4026,14 @@
           <w:szCs w:val="28"/>
         </w:rPr>
         <w:tab/>
+      </w:r>
+      <w:r>
+        <w:rPr>
+          <w:rFonts w:ascii="Times New Roman" w:hAnsi="Times New Roman" w:cs="Times New Roman"/>
+          <w:sz w:val="28"/>
+          <w:szCs w:val="28"/>
+          <w:u w:val="single"/>
+        </w:rPr>
         <w:t xml:space="preserve">B. VI</w:t>
       </w:r>
       <w:r>
@@ -3557,6 +4094,13 @@
           <w:szCs w:val="28"/>
         </w:rPr>
       </w:r>
+      <w:r>
+        <w:rPr>
+          <w:rFonts w:ascii="Times New Roman" w:hAnsi="Times New Roman" w:cs="Times New Roman"/>
+          <w:sz w:val="28"/>
+          <w:szCs w:val="28"/>
+        </w:rPr>
+      </w:r>
     </w:p>
     <w:p>
       <w:pPr>
@@ -3593,10 +4137,17 @@
           <w:szCs w:val="28"/>
         </w:rPr>
       </w:r>
+      <w:r>
+        <w:rPr>
+          <w:rFonts w:ascii="Times New Roman" w:hAnsi="Times New Roman" w:cs="Times New Roman"/>
+          <w:sz w:val="28"/>
+          <w:szCs w:val="28"/>
+        </w:rPr>
+      </w:r>
     </w:p>
     <w:p>
       <w:pPr>
-        <w:pStyle w:val="778"/>
+        <w:pStyle w:val="1000"/>
         <w:numPr>
           <w:ilvl w:val="0"/>
           <w:numId w:val="37"/>
@@ -3642,6 +4193,14 @@
           <w:szCs w:val="28"/>
         </w:rPr>
         <w:tab/>
+      </w:r>
+      <w:r>
+        <w:rPr>
+          <w:rFonts w:ascii="Times New Roman" w:hAnsi="Times New Roman" w:cs="Times New Roman"/>
+          <w:sz w:val="28"/>
+          <w:szCs w:val="28"/>
+          <w:highlight w:val="yellow"/>
+        </w:rPr>
         <w:t xml:space="preserve">C. Máu</w:t>
       </w:r>
       <w:r>
@@ -3669,6 +4228,13 @@
           <w:szCs w:val="28"/>
         </w:rPr>
       </w:r>
+      <w:r>
+        <w:rPr>
+          <w:rFonts w:ascii="Times New Roman" w:hAnsi="Times New Roman" w:cs="Times New Roman"/>
+          <w:sz w:val="28"/>
+          <w:szCs w:val="28"/>
+        </w:rPr>
+      </w:r>
     </w:p>
     <w:p>
       <w:pPr>
@@ -3714,6 +4280,13 @@
           <w:szCs w:val="28"/>
         </w:rPr>
       </w:r>
+      <w:r>
+        <w:rPr>
+          <w:rFonts w:ascii="Times New Roman" w:hAnsi="Times New Roman" w:cs="Times New Roman"/>
+          <w:sz w:val="28"/>
+          <w:szCs w:val="28"/>
+        </w:rPr>
+      </w:r>
     </w:p>
     <w:p>
       <w:pPr>
@@ -3731,6 +4304,7 @@
           <w:rFonts w:ascii="Times New Roman" w:hAnsi="Times New Roman" w:cs="Times New Roman"/>
           <w:sz w:val="28"/>
           <w:szCs w:val="28"/>
+          <w:highlight w:val="yellow"/>
         </w:rPr>
         <w:t xml:space="preserve">A.</w:t>
       </w:r>
@@ -3739,6 +4313,7 @@
           <w:rFonts w:ascii="Times New Roman" w:hAnsi="Times New Roman" w:cs="Times New Roman"/>
           <w:sz w:val="28"/>
           <w:szCs w:val="28"/>
+          <w:highlight w:val="yellow"/>
         </w:rPr>
         <w:t xml:space="preserve">Gan</w:t>
       </w:r>
@@ -3793,6 +4368,13 @@
           <w:szCs w:val="28"/>
         </w:rPr>
       </w:r>
+      <w:r>
+        <w:rPr>
+          <w:rFonts w:ascii="Times New Roman" w:hAnsi="Times New Roman" w:cs="Times New Roman"/>
+          <w:sz w:val="28"/>
+          <w:szCs w:val="28"/>
+        </w:rPr>
+      </w:r>
     </w:p>
     <w:p>
       <w:pPr>
@@ -3838,6 +4420,13 @@
           <w:szCs w:val="28"/>
         </w:rPr>
       </w:r>
+      <w:r>
+        <w:rPr>
+          <w:rFonts w:ascii="Times New Roman" w:hAnsi="Times New Roman" w:cs="Times New Roman"/>
+          <w:sz w:val="28"/>
+          <w:szCs w:val="28"/>
+        </w:rPr>
+      </w:r>
     </w:p>
     <w:p>
       <w:pPr>
@@ -3855,6 +4444,7 @@
           <w:rFonts w:ascii="Times New Roman" w:hAnsi="Times New Roman" w:cs="Times New Roman"/>
           <w:sz w:val="28"/>
           <w:szCs w:val="28"/>
+          <w:highlight w:val="yellow"/>
         </w:rPr>
         <w:t xml:space="preserve">A.</w:t>
       </w:r>
@@ -3863,6 +4453,7 @@
           <w:rFonts w:ascii="Times New Roman" w:hAnsi="Times New Roman" w:cs="Times New Roman"/>
           <w:sz w:val="28"/>
           <w:szCs w:val="28"/>
+          <w:highlight w:val="yellow"/>
         </w:rPr>
         <w:t xml:space="preserve">Gan</w:t>
       </w:r>
@@ -3917,6 +4508,13 @@
           <w:szCs w:val="28"/>
         </w:rPr>
       </w:r>
+      <w:r>
+        <w:rPr>
+          <w:rFonts w:ascii="Times New Roman" w:hAnsi="Times New Roman" w:cs="Times New Roman"/>
+          <w:sz w:val="28"/>
+          <w:szCs w:val="28"/>
+        </w:rPr>
+      </w:r>
     </w:p>
     <w:p>
       <w:pPr>
@@ -3953,10 +4551,17 @@
           <w:szCs w:val="28"/>
         </w:rPr>
       </w:r>
+      <w:r>
+        <w:rPr>
+          <w:rFonts w:ascii="Times New Roman" w:hAnsi="Times New Roman" w:cs="Times New Roman"/>
+          <w:sz w:val="28"/>
+          <w:szCs w:val="28"/>
+        </w:rPr>
+      </w:r>
     </w:p>
     <w:p>
       <w:pPr>
-        <w:pStyle w:val="778"/>
+        <w:pStyle w:val="1000"/>
         <w:numPr>
           <w:ilvl w:val="0"/>
           <w:numId w:val="40"/>
@@ -4001,7 +4606,23 @@
           <w:szCs w:val="28"/>
         </w:rPr>
         <w:tab/>
+      </w:r>
+      <w:r>
+        <w:rPr>
+          <w:rFonts w:ascii="Times New Roman" w:hAnsi="Times New Roman" w:cs="Times New Roman"/>
+          <w:sz w:val="28"/>
+          <w:szCs w:val="28"/>
+          <w:highlight w:val="yellow"/>
+        </w:rPr>
         <w:t xml:space="preserve">B. Thiếu ty thể</w:t>
+      </w:r>
+      <w:r>
+        <w:rPr>
+          <w:rFonts w:ascii="Times New Roman" w:hAnsi="Times New Roman" w:cs="Times New Roman"/>
+          <w:sz w:val="28"/>
+          <w:szCs w:val="28"/>
+          <w:highlight w:val="yellow"/>
+        </w:rPr>
       </w:r>
       <w:r>
         <w:rPr>
@@ -4080,6 +4701,13 @@
           <w:szCs w:val="28"/>
         </w:rPr>
       </w:r>
+      <w:r>
+        <w:rPr>
+          <w:rFonts w:ascii="Times New Roman" w:hAnsi="Times New Roman" w:cs="Times New Roman"/>
+          <w:sz w:val="28"/>
+          <w:szCs w:val="28"/>
+        </w:rPr>
+      </w:r>
     </w:p>
     <w:p>
       <w:pPr>
@@ -4125,10 +4753,17 @@
           <w:szCs w:val="28"/>
         </w:rPr>
       </w:r>
+      <w:r>
+        <w:rPr>
+          <w:rFonts w:ascii="Times New Roman" w:hAnsi="Times New Roman" w:cs="Times New Roman"/>
+          <w:sz w:val="28"/>
+          <w:szCs w:val="28"/>
+        </w:rPr>
+      </w:r>
     </w:p>
     <w:p>
       <w:pPr>
-        <w:pStyle w:val="778"/>
+        <w:pStyle w:val="1000"/>
         <w:numPr>
           <w:ilvl w:val="0"/>
           <w:numId w:val="42"/>
@@ -4191,6 +4826,14 @@
           <w:szCs w:val="28"/>
         </w:rPr>
         <w:tab/>
+      </w:r>
+      <w:r>
+        <w:rPr>
+          <w:rFonts w:ascii="Times New Roman" w:hAnsi="Times New Roman" w:cs="Times New Roman"/>
+          <w:sz w:val="28"/>
+          <w:szCs w:val="28"/>
+          <w:highlight w:val="yellow"/>
+        </w:rPr>
         <w:t xml:space="preserve">D. Sắc tố mật</w:t>
       </w:r>
       <w:r>
@@ -4209,6 +4852,13 @@
           <w:szCs w:val="28"/>
         </w:rPr>
       </w:r>
+      <w:r>
+        <w:rPr>
+          <w:rFonts w:ascii="Times New Roman" w:hAnsi="Times New Roman" w:cs="Times New Roman"/>
+          <w:sz w:val="28"/>
+          <w:szCs w:val="28"/>
+        </w:rPr>
+      </w:r>
     </w:p>
     <w:p>
       <w:pPr>
@@ -4262,10 +4912,17 @@
           <w:szCs w:val="28"/>
         </w:rPr>
       </w:r>
+      <w:r>
+        <w:rPr>
+          <w:rFonts w:ascii="Times New Roman" w:hAnsi="Times New Roman" w:cs="Times New Roman"/>
+          <w:sz w:val="28"/>
+          <w:szCs w:val="28"/>
+        </w:rPr>
+      </w:r>
     </w:p>
     <w:p>
       <w:pPr>
-        <w:pStyle w:val="778"/>
+        <w:pStyle w:val="1000"/>
         <w:numPr>
           <w:ilvl w:val="0"/>
           <w:numId w:val="44"/>
@@ -4294,10 +4951,17 @@
           <w:szCs w:val="28"/>
         </w:rPr>
       </w:r>
+      <w:r>
+        <w:rPr>
+          <w:rFonts w:ascii="Times New Roman" w:hAnsi="Times New Roman" w:cs="Times New Roman"/>
+          <w:sz w:val="28"/>
+          <w:szCs w:val="28"/>
+        </w:rPr>
+      </w:r>
     </w:p>
     <w:p>
       <w:pPr>
-        <w:pStyle w:val="778"/>
+        <w:pStyle w:val="1000"/>
         <w:numPr>
           <w:ilvl w:val="0"/>
           <w:numId w:val="44"/>
@@ -4326,10 +4990,17 @@
           <w:szCs w:val="28"/>
         </w:rPr>
       </w:r>
+      <w:r>
+        <w:rPr>
+          <w:rFonts w:ascii="Times New Roman" w:hAnsi="Times New Roman" w:cs="Times New Roman"/>
+          <w:sz w:val="28"/>
+          <w:szCs w:val="28"/>
+        </w:rPr>
+      </w:r>
     </w:p>
     <w:p>
       <w:pPr>
-        <w:pStyle w:val="778"/>
+        <w:pStyle w:val="1000"/>
         <w:numPr>
           <w:ilvl w:val="0"/>
           <w:numId w:val="44"/>
@@ -4358,10 +5029,17 @@
           <w:szCs w:val="28"/>
         </w:rPr>
       </w:r>
+      <w:r>
+        <w:rPr>
+          <w:rFonts w:ascii="Times New Roman" w:hAnsi="Times New Roman" w:cs="Times New Roman"/>
+          <w:sz w:val="28"/>
+          <w:szCs w:val="28"/>
+        </w:rPr>
+      </w:r>
     </w:p>
     <w:p>
       <w:pPr>
-        <w:pStyle w:val="778"/>
+        <w:pStyle w:val="1000"/>
         <w:numPr>
           <w:ilvl w:val="0"/>
           <w:numId w:val="44"/>
@@ -4390,10 +5068,17 @@
           <w:szCs w:val="28"/>
         </w:rPr>
       </w:r>
+      <w:r>
+        <w:rPr>
+          <w:rFonts w:ascii="Times New Roman" w:hAnsi="Times New Roman" w:cs="Times New Roman"/>
+          <w:sz w:val="28"/>
+          <w:szCs w:val="28"/>
+        </w:rPr>
+      </w:r>
     </w:p>
     <w:p>
       <w:pPr>
-        <w:pStyle w:val="778"/>
+        <w:pStyle w:val="1000"/>
         <w:numPr>
           <w:ilvl w:val="0"/>
           <w:numId w:val="44"/>
@@ -4405,13 +5090,15 @@
           <w:rFonts w:ascii="Times New Roman" w:hAnsi="Times New Roman" w:cs="Times New Roman"/>
           <w:sz w:val="28"/>
           <w:szCs w:val="28"/>
-        </w:rPr>
-      </w:pPr>
-      <w:r>
-        <w:rPr>
-          <w:rFonts w:ascii="Times New Roman" w:hAnsi="Times New Roman" w:cs="Times New Roman"/>
-          <w:sz w:val="28"/>
-          <w:szCs w:val="28"/>
+          <w:highlight w:val="yellow"/>
+        </w:rPr>
+      </w:pPr>
+      <w:r>
+        <w:rPr>
+          <w:rFonts w:ascii="Times New Roman" w:hAnsi="Times New Roman" w:cs="Times New Roman"/>
+          <w:sz w:val="28"/>
+          <w:szCs w:val="28"/>
+          <w:highlight w:val="yellow"/>
         </w:rPr>
         <w:t xml:space="preserve">A, B, C sai</w:t>
       </w:r>
@@ -4420,6 +5107,15 @@
           <w:rFonts w:ascii="Times New Roman" w:hAnsi="Times New Roman" w:cs="Times New Roman"/>
           <w:sz w:val="28"/>
           <w:szCs w:val="28"/>
+          <w:highlight w:val="yellow"/>
+        </w:rPr>
+      </w:r>
+      <w:r>
+        <w:rPr>
+          <w:rFonts w:ascii="Times New Roman" w:hAnsi="Times New Roman" w:cs="Times New Roman"/>
+          <w:sz w:val="28"/>
+          <w:szCs w:val="28"/>
+          <w:highlight w:val="yellow"/>
         </w:rPr>
       </w:r>
     </w:p>
@@ -4467,10 +5163,17 @@
           <w:szCs w:val="28"/>
         </w:rPr>
       </w:r>
+      <w:r>
+        <w:rPr>
+          <w:rFonts w:ascii="Times New Roman" w:hAnsi="Times New Roman" w:cs="Times New Roman"/>
+          <w:sz w:val="28"/>
+          <w:szCs w:val="28"/>
+        </w:rPr>
+      </w:r>
     </w:p>
     <w:p>
       <w:pPr>
-        <w:pStyle w:val="778"/>
+        <w:pStyle w:val="1000"/>
         <w:numPr>
           <w:ilvl w:val="0"/>
           <w:numId w:val="47"/>
@@ -4499,10 +5202,17 @@
           <w:szCs w:val="28"/>
         </w:rPr>
       </w:r>
+      <w:r>
+        <w:rPr>
+          <w:rFonts w:ascii="Times New Roman" w:hAnsi="Times New Roman" w:cs="Times New Roman"/>
+          <w:sz w:val="28"/>
+          <w:szCs w:val="28"/>
+        </w:rPr>
+      </w:r>
     </w:p>
     <w:p>
       <w:pPr>
-        <w:pStyle w:val="778"/>
+        <w:pStyle w:val="1000"/>
         <w:numPr>
           <w:ilvl w:val="0"/>
           <w:numId w:val="47"/>
@@ -4531,10 +5241,17 @@
           <w:szCs w:val="28"/>
         </w:rPr>
       </w:r>
+      <w:r>
+        <w:rPr>
+          <w:rFonts w:ascii="Times New Roman" w:hAnsi="Times New Roman" w:cs="Times New Roman"/>
+          <w:sz w:val="28"/>
+          <w:szCs w:val="28"/>
+        </w:rPr>
+      </w:r>
     </w:p>
     <w:p>
       <w:pPr>
-        <w:pStyle w:val="778"/>
+        <w:pStyle w:val="1000"/>
         <w:numPr>
           <w:ilvl w:val="0"/>
           <w:numId w:val="47"/>
@@ -4563,10 +5280,17 @@
           <w:szCs w:val="28"/>
         </w:rPr>
       </w:r>
+      <w:r>
+        <w:rPr>
+          <w:rFonts w:ascii="Times New Roman" w:hAnsi="Times New Roman" w:cs="Times New Roman"/>
+          <w:sz w:val="28"/>
+          <w:szCs w:val="28"/>
+        </w:rPr>
+      </w:r>
     </w:p>
     <w:p>
       <w:pPr>
-        <w:pStyle w:val="778"/>
+        <w:pStyle w:val="1000"/>
         <w:numPr>
           <w:ilvl w:val="0"/>
           <w:numId w:val="47"/>
@@ -4595,10 +5319,17 @@
           <w:szCs w:val="28"/>
         </w:rPr>
       </w:r>
+      <w:r>
+        <w:rPr>
+          <w:rFonts w:ascii="Times New Roman" w:hAnsi="Times New Roman" w:cs="Times New Roman"/>
+          <w:sz w:val="28"/>
+          <w:szCs w:val="28"/>
+        </w:rPr>
+      </w:r>
     </w:p>
     <w:p>
       <w:pPr>
-        <w:pStyle w:val="778"/>
+        <w:pStyle w:val="1000"/>
         <w:numPr>
           <w:ilvl w:val="0"/>
           <w:numId w:val="47"/>
@@ -4610,13 +5341,15 @@
           <w:rFonts w:ascii="Times New Roman" w:hAnsi="Times New Roman" w:cs="Times New Roman"/>
           <w:sz w:val="28"/>
           <w:szCs w:val="28"/>
-        </w:rPr>
-      </w:pPr>
-      <w:r>
-        <w:rPr>
-          <w:rFonts w:ascii="Times New Roman" w:hAnsi="Times New Roman" w:cs="Times New Roman"/>
-          <w:sz w:val="28"/>
-          <w:szCs w:val="28"/>
+          <w:highlight w:val="yellow"/>
+        </w:rPr>
+      </w:pPr>
+      <w:r>
+        <w:rPr>
+          <w:rFonts w:ascii="Times New Roman" w:hAnsi="Times New Roman" w:cs="Times New Roman"/>
+          <w:sz w:val="28"/>
+          <w:szCs w:val="28"/>
+          <w:highlight w:val="yellow"/>
         </w:rPr>
         <w:t xml:space="preserve">A, B, C sai</w:t>
       </w:r>
@@ -4625,6 +5358,15 @@
           <w:rFonts w:ascii="Times New Roman" w:hAnsi="Times New Roman" w:cs="Times New Roman"/>
           <w:sz w:val="28"/>
           <w:szCs w:val="28"/>
+          <w:highlight w:val="yellow"/>
+        </w:rPr>
+      </w:r>
+      <w:r>
+        <w:rPr>
+          <w:rFonts w:ascii="Times New Roman" w:hAnsi="Times New Roman" w:cs="Times New Roman"/>
+          <w:sz w:val="28"/>
+          <w:szCs w:val="28"/>
+          <w:highlight w:val="yellow"/>
         </w:rPr>
       </w:r>
     </w:p>
@@ -4642,6 +5384,32 @@
       <w:r>
         <w:rPr>
           <w:rFonts w:ascii="Times New Roman" w:hAnsi="Times New Roman" w:cs="Times New Roman"/>
+          <w:b/>
+          <w:sz w:val="28"/>
+          <w:szCs w:val="28"/>
+        </w:rPr>
+        <w:t xml:space="preserve">Câu 51</w:t>
+      </w:r>
+      <w:r>
+        <w:rPr>
+          <w:rFonts w:ascii="Times New Roman" w:hAnsi="Times New Roman" w:cs="Times New Roman"/>
+          <w:b/>
+          <w:sz w:val="28"/>
+          <w:szCs w:val="28"/>
+        </w:rPr>
+        <w:t xml:space="preserve">:</w:t>
+      </w:r>
+      <w:r>
+        <w:rPr>
+          <w:rFonts w:ascii="Times New Roman" w:hAnsi="Times New Roman" w:cs="Times New Roman"/>
+          <w:sz w:val="28"/>
+          <w:szCs w:val="28"/>
+        </w:rPr>
+        <w:t xml:space="preserve"> Ở bệnh nhân đái tháo đường, chất nào sau đây xuất hiện bất thường trong nước tiểu?</w:t>
+      </w:r>
+      <w:r>
+        <w:rPr>
+          <w:rFonts w:ascii="Times New Roman" w:hAnsi="Times New Roman" w:cs="Times New Roman"/>
           <w:sz w:val="28"/>
           <w:szCs w:val="28"/>
         </w:rPr>
@@ -4656,52 +5424,7 @@
     </w:p>
     <w:p>
       <w:pPr>
-        <w:pBdr/>
-        <w:spacing/>
-        <w:ind/>
-        <w:rPr>
-          <w:rFonts w:ascii="Times New Roman" w:hAnsi="Times New Roman" w:cs="Times New Roman"/>
-          <w:sz w:val="28"/>
-          <w:szCs w:val="28"/>
-        </w:rPr>
-      </w:pPr>
-      <w:r>
-        <w:rPr>
-          <w:rFonts w:ascii="Times New Roman" w:hAnsi="Times New Roman" w:cs="Times New Roman"/>
-          <w:b/>
-          <w:sz w:val="28"/>
-          <w:szCs w:val="28"/>
-        </w:rPr>
-        <w:t xml:space="preserve">Câu 51</w:t>
-      </w:r>
-      <w:r>
-        <w:rPr>
-          <w:rFonts w:ascii="Times New Roman" w:hAnsi="Times New Roman" w:cs="Times New Roman"/>
-          <w:b/>
-          <w:sz w:val="28"/>
-          <w:szCs w:val="28"/>
-        </w:rPr>
-        <w:t xml:space="preserve">:</w:t>
-      </w:r>
-      <w:r>
-        <w:rPr>
-          <w:rFonts w:ascii="Times New Roman" w:hAnsi="Times New Roman" w:cs="Times New Roman"/>
-          <w:sz w:val="28"/>
-          <w:szCs w:val="28"/>
-        </w:rPr>
-        <w:t xml:space="preserve"> Ở bệnh nhân đái tháo đường, chất nào sau đây xuất hiện bất thường trong nước tiểu?</w:t>
-      </w:r>
-      <w:r>
-        <w:rPr>
-          <w:rFonts w:ascii="Times New Roman" w:hAnsi="Times New Roman" w:cs="Times New Roman"/>
-          <w:sz w:val="28"/>
-          <w:szCs w:val="28"/>
-        </w:rPr>
-      </w:r>
-    </w:p>
-    <w:p>
-      <w:pPr>
-        <w:pStyle w:val="778"/>
+        <w:pStyle w:val="1000"/>
         <w:numPr>
           <w:ilvl w:val="0"/>
           <w:numId w:val="49"/>
@@ -4730,6 +5453,14 @@
           <w:szCs w:val="28"/>
         </w:rPr>
         <w:tab/>
+      </w:r>
+      <w:r>
+        <w:rPr>
+          <w:rFonts w:ascii="Times New Roman" w:hAnsi="Times New Roman" w:cs="Times New Roman"/>
+          <w:sz w:val="28"/>
+          <w:szCs w:val="28"/>
+          <w:highlight w:val="yellow"/>
+        </w:rPr>
         <w:t xml:space="preserve">B.</w:t>
       </w:r>
       <w:r>
@@ -4737,6 +5468,7 @@
           <w:rFonts w:ascii="Times New Roman" w:hAnsi="Times New Roman" w:cs="Times New Roman"/>
           <w:sz w:val="28"/>
           <w:szCs w:val="28"/>
+          <w:highlight w:val="yellow"/>
         </w:rPr>
         <w:t xml:space="preserve"> </w:t>
       </w:r>
@@ -4745,6 +5477,7 @@
           <w:rFonts w:ascii="Times New Roman" w:hAnsi="Times New Roman" w:cs="Times New Roman"/>
           <w:sz w:val="28"/>
           <w:szCs w:val="28"/>
+          <w:highlight w:val="yellow"/>
         </w:rPr>
         <w:t xml:space="preserve">Glucose</w:t>
       </w:r>
@@ -4824,6 +5557,13 @@
           <w:szCs w:val="28"/>
         </w:rPr>
       </w:r>
+      <w:r>
+        <w:rPr>
+          <w:rFonts w:ascii="Times New Roman" w:hAnsi="Times New Roman" w:cs="Times New Roman"/>
+          <w:sz w:val="28"/>
+          <w:szCs w:val="28"/>
+        </w:rPr>
+      </w:r>
     </w:p>
     <w:p>
       <w:pPr>
@@ -4884,10 +5624,17 @@
           <w:szCs w:val="28"/>
         </w:rPr>
       </w:r>
+      <w:r>
+        <w:rPr>
+          <w:rFonts w:ascii="Times New Roman" w:hAnsi="Times New Roman" w:cs="Times New Roman"/>
+          <w:sz w:val="28"/>
+          <w:szCs w:val="28"/>
+        </w:rPr>
+      </w:r>
     </w:p>
     <w:p>
       <w:pPr>
-        <w:pStyle w:val="778"/>
+        <w:pStyle w:val="1000"/>
         <w:numPr>
           <w:ilvl w:val="0"/>
           <w:numId w:val="52"/>
@@ -4906,6 +5653,7 @@
           <w:rFonts w:ascii="Times New Roman" w:hAnsi="Times New Roman" w:cs="Times New Roman"/>
           <w:sz w:val="28"/>
           <w:szCs w:val="28"/>
+          <w:highlight w:val="yellow"/>
         </w:rPr>
         <w:t xml:space="preserve">Quai Henle</w:t>
       </w:r>
@@ -4942,6 +5690,13 @@
           <w:szCs w:val="28"/>
         </w:rPr>
       </w:r>
+      <w:r>
+        <w:rPr>
+          <w:rFonts w:ascii="Times New Roman" w:hAnsi="Times New Roman" w:cs="Times New Roman"/>
+          <w:sz w:val="28"/>
+          <w:szCs w:val="28"/>
+        </w:rPr>
+      </w:r>
     </w:p>
     <w:p>
       <w:pPr>
@@ -4970,6 +5725,13 @@
         </w:rPr>
         <w:tab/>
         <w:t xml:space="preserve">E. Tất cả đều sai</w:t>
+      </w:r>
+      <w:r>
+        <w:rPr>
+          <w:rFonts w:ascii="Times New Roman" w:hAnsi="Times New Roman" w:cs="Times New Roman"/>
+          <w:sz w:val="28"/>
+          <w:szCs w:val="28"/>
+        </w:rPr>
       </w:r>
       <w:r>
         <w:rPr>
@@ -5001,7 +5763,6 @@
         <w:ind/>
         <w:rPr/>
       </w:pPr>
-      <w:r/>
       <w:r>
         <w:separator/>
       </w:r>
@@ -5016,7 +5777,6 @@
         <w:ind/>
         <w:rPr/>
       </w:pPr>
-      <w:r/>
       <w:r>
         <w:continuationSeparator/>
       </w:r>
@@ -5036,7 +5796,6 @@
         <w:ind/>
         <w:rPr/>
       </w:pPr>
-      <w:r/>
       <w:r>
         <w:separator/>
       </w:r>
@@ -5051,7 +5810,6 @@
         <w:ind/>
         <w:rPr/>
       </w:pPr>
-      <w:r/>
       <w:r>
         <w:continuationSeparator/>
       </w:r>
@@ -13444,9 +14202,9 @@
     <w:lsdException w:name="Bibliography" w:uiPriority="37"/>
     <w:lsdException w:name="TOC Heading" w:uiPriority="39" w:qFormat="1"/>
   </w:latentStyles>
-  <w:style w:type="table" w:styleId="12">
+  <w:style w:type="table" w:styleId="811">
     <w:name w:val="Table Grid"/>
-    <w:basedOn w:val="776"/>
+    <w:basedOn w:val="998"/>
     <w:uiPriority w:val="59"/>
     <w:pPr>
       <w:pBdr/>
@@ -13643,9 +14401,9 @@
       </w:tcPr>
     </w:tblStylePr>
   </w:style>
-  <w:style w:type="table" w:styleId="13">
+  <w:style w:type="table" w:styleId="812">
     <w:name w:val="Table Grid Light"/>
-    <w:basedOn w:val="776"/>
+    <w:basedOn w:val="998"/>
     <w:uiPriority w:val="59"/>
     <w:pPr>
       <w:pBdr/>
@@ -13842,9 +14600,9 @@
       </w:tcPr>
     </w:tblStylePr>
   </w:style>
-  <w:style w:type="table" w:styleId="14">
+  <w:style w:type="table" w:styleId="813">
     <w:name w:val="Plain Table 1"/>
-    <w:basedOn w:val="776"/>
+    <w:basedOn w:val="998"/>
     <w:uiPriority w:val="59"/>
     <w:pPr>
       <w:pBdr/>
@@ -14067,9 +14825,9 @@
       </w:tcPr>
     </w:tblStylePr>
   </w:style>
-  <w:style w:type="table" w:styleId="15">
+  <w:style w:type="table" w:styleId="814">
     <w:name w:val="Plain Table 2"/>
-    <w:basedOn w:val="776"/>
+    <w:basedOn w:val="998"/>
     <w:uiPriority w:val="59"/>
     <w:pPr>
       <w:pBdr/>
@@ -14300,9 +15058,9 @@
       </w:tcPr>
     </w:tblStylePr>
   </w:style>
-  <w:style w:type="table" w:styleId="16">
+  <w:style w:type="table" w:styleId="815">
     <w:name w:val="Plain Table 3"/>
-    <w:basedOn w:val="776"/>
+    <w:basedOn w:val="998"/>
     <w:uiPriority w:val="99"/>
     <w:pPr>
       <w:pBdr/>
@@ -14530,9 +15288,9 @@
       </w:tcPr>
     </w:tblStylePr>
   </w:style>
-  <w:style w:type="table" w:styleId="17">
+  <w:style w:type="table" w:styleId="816">
     <w:name w:val="Plain Table 4"/>
-    <w:basedOn w:val="776"/>
+    <w:basedOn w:val="998"/>
     <w:uiPriority w:val="99"/>
     <w:pPr>
       <w:pBdr/>
@@ -14746,9 +15504,9 @@
       </w:tcPr>
     </w:tblStylePr>
   </w:style>
-  <w:style w:type="table" w:styleId="18">
+  <w:style w:type="table" w:styleId="817">
     <w:name w:val="Plain Table 5"/>
-    <w:basedOn w:val="776"/>
+    <w:basedOn w:val="998"/>
     <w:uiPriority w:val="99"/>
     <w:pPr>
       <w:pBdr/>
@@ -14979,9 +15737,9 @@
       </w:tcPr>
     </w:tblStylePr>
   </w:style>
-  <w:style w:type="table" w:styleId="19">
+  <w:style w:type="table" w:styleId="818">
     <w:name w:val="Grid Table 1 Light"/>
-    <w:basedOn w:val="776"/>
+    <w:basedOn w:val="998"/>
     <w:uiPriority w:val="99"/>
     <w:pPr>
       <w:pBdr/>
@@ -15202,9 +15960,9 @@
       </w:tcPr>
     </w:tblStylePr>
   </w:style>
-  <w:style w:type="table" w:styleId="20">
+  <w:style w:type="table" w:styleId="819">
     <w:name w:val="Grid Table 1 Light - Accent 1"/>
-    <w:basedOn w:val="776"/>
+    <w:basedOn w:val="998"/>
     <w:uiPriority w:val="99"/>
     <w:pPr>
       <w:pBdr/>
@@ -15425,9 +16183,9 @@
       </w:tcPr>
     </w:tblStylePr>
   </w:style>
-  <w:style w:type="table" w:styleId="21">
+  <w:style w:type="table" w:styleId="820">
     <w:name w:val="Grid Table 1 Light - Accent 2"/>
-    <w:basedOn w:val="776"/>
+    <w:basedOn w:val="998"/>
     <w:uiPriority w:val="99"/>
     <w:pPr>
       <w:pBdr/>
@@ -15648,9 +16406,9 @@
       </w:tcPr>
     </w:tblStylePr>
   </w:style>
-  <w:style w:type="table" w:styleId="22">
+  <w:style w:type="table" w:styleId="821">
     <w:name w:val="Grid Table 1 Light - Accent 3"/>
-    <w:basedOn w:val="776"/>
+    <w:basedOn w:val="998"/>
     <w:uiPriority w:val="99"/>
     <w:pPr>
       <w:pBdr/>
@@ -15871,9 +16629,9 @@
       </w:tcPr>
     </w:tblStylePr>
   </w:style>
-  <w:style w:type="table" w:styleId="23">
+  <w:style w:type="table" w:styleId="822">
     <w:name w:val="Grid Table 1 Light - Accent 4"/>
-    <w:basedOn w:val="776"/>
+    <w:basedOn w:val="998"/>
     <w:uiPriority w:val="99"/>
     <w:pPr>
       <w:pBdr/>
@@ -16094,9 +16852,9 @@
       </w:tcPr>
     </w:tblStylePr>
   </w:style>
-  <w:style w:type="table" w:styleId="24">
+  <w:style w:type="table" w:styleId="823">
     <w:name w:val="Grid Table 1 Light - Accent 5"/>
-    <w:basedOn w:val="776"/>
+    <w:basedOn w:val="998"/>
     <w:uiPriority w:val="99"/>
     <w:pPr>
       <w:pBdr/>
@@ -16317,9 +17075,9 @@
       </w:tcPr>
     </w:tblStylePr>
   </w:style>
-  <w:style w:type="table" w:styleId="25">
+  <w:style w:type="table" w:styleId="824">
     <w:name w:val="Grid Table 1 Light - Accent 6"/>
-    <w:basedOn w:val="776"/>
+    <w:basedOn w:val="998"/>
     <w:uiPriority w:val="99"/>
     <w:pPr>
       <w:pBdr/>
@@ -16540,9 +17298,9 @@
       </w:tcPr>
     </w:tblStylePr>
   </w:style>
-  <w:style w:type="table" w:styleId="26">
+  <w:style w:type="table" w:styleId="825">
     <w:name w:val="Grid Table 2"/>
-    <w:basedOn w:val="776"/>
+    <w:basedOn w:val="998"/>
     <w:uiPriority w:val="99"/>
     <w:pPr>
       <w:pBdr/>
@@ -16772,9 +17530,9 @@
       </w:tcPr>
     </w:tblStylePr>
   </w:style>
-  <w:style w:type="table" w:styleId="27">
+  <w:style w:type="table" w:styleId="826">
     <w:name w:val="Grid Table 2 - Accent 1"/>
-    <w:basedOn w:val="776"/>
+    <w:basedOn w:val="998"/>
     <w:uiPriority w:val="99"/>
     <w:pPr>
       <w:pBdr/>
@@ -17004,9 +17762,9 @@
       </w:tcPr>
     </w:tblStylePr>
   </w:style>
-  <w:style w:type="table" w:styleId="28">
+  <w:style w:type="table" w:styleId="827">
     <w:name w:val="Grid Table 2 - Accent 2"/>
-    <w:basedOn w:val="776"/>
+    <w:basedOn w:val="998"/>
     <w:uiPriority w:val="99"/>
     <w:pPr>
       <w:pBdr/>
@@ -17236,9 +17994,9 @@
       </w:tcPr>
     </w:tblStylePr>
   </w:style>
-  <w:style w:type="table" w:styleId="29">
+  <w:style w:type="table" w:styleId="828">
     <w:name w:val="Grid Table 2 - Accent 3"/>
-    <w:basedOn w:val="776"/>
+    <w:basedOn w:val="998"/>
     <w:uiPriority w:val="99"/>
     <w:pPr>
       <w:pBdr/>
@@ -17468,9 +18226,9 @@
       </w:tcPr>
     </w:tblStylePr>
   </w:style>
-  <w:style w:type="table" w:styleId="30">
+  <w:style w:type="table" w:styleId="829">
     <w:name w:val="Grid Table 2 - Accent 4"/>
-    <w:basedOn w:val="776"/>
+    <w:basedOn w:val="998"/>
     <w:uiPriority w:val="99"/>
     <w:pPr>
       <w:pBdr/>
@@ -17700,9 +18458,9 @@
       </w:tcPr>
     </w:tblStylePr>
   </w:style>
-  <w:style w:type="table" w:styleId="31">
+  <w:style w:type="table" w:styleId="830">
     <w:name w:val="Grid Table 2 - Accent 5"/>
-    <w:basedOn w:val="776"/>
+    <w:basedOn w:val="998"/>
     <w:uiPriority w:val="99"/>
     <w:pPr>
       <w:pBdr/>
@@ -17932,9 +18690,9 @@
       </w:tcPr>
     </w:tblStylePr>
   </w:style>
-  <w:style w:type="table" w:styleId="32">
+  <w:style w:type="table" w:styleId="831">
     <w:name w:val="Grid Table 2 - Accent 6"/>
-    <w:basedOn w:val="776"/>
+    <w:basedOn w:val="998"/>
     <w:uiPriority w:val="99"/>
     <w:pPr>
       <w:pBdr/>
@@ -18164,9 +18922,9 @@
       </w:tcPr>
     </w:tblStylePr>
   </w:style>
-  <w:style w:type="table" w:styleId="33">
+  <w:style w:type="table" w:styleId="832">
     <w:name w:val="Grid Table 3"/>
-    <w:basedOn w:val="776"/>
+    <w:basedOn w:val="998"/>
     <w:uiPriority w:val="99"/>
     <w:pPr>
       <w:pBdr/>
@@ -18265,29 +19023,6 @@
         <w:tblBorders/>
       </w:tblPr>
       <w:tcPr>
-        <w:shd w:color="ffffff"/>
-        <w:tcBorders>
-          <w:top w:val="none" w:color="000000" w:sz="4" w:space="0"/>
-          <w:left w:val="none" w:color="000000" w:sz="4" w:space="0"/>
-          <w:bottom w:val="none" w:color="000000" w:sz="4" w:space="0"/>
-          <w:right w:val="none" w:color="000000" w:sz="4" w:space="0"/>
-        </w:tcBorders>
-      </w:tcPr>
-    </w:tblStylePr>
-    <w:tblStylePr w:type="firstRow">
-      <w:rPr>
-        <w:b/>
-        <w:color w:val="404040"/>
-      </w:rPr>
-      <w:pPr>
-        <w:pBdr/>
-        <w:spacing/>
-        <w:ind/>
-      </w:pPr>
-      <w:tblPr>
-        <w:tblBorders/>
-      </w:tblPr>
-      <w:tcPr>
         <w:shd w:val="clear" w:color="ffffff"/>
         <w:tcBorders>
           <w:top w:val="none" w:color="000000" w:sz="4" w:space="0"/>
@@ -18297,30 +19032,7 @@
         </w:tcBorders>
       </w:tcPr>
     </w:tblStylePr>
-    <w:tblStylePr w:type="lastCol">
-      <w:rPr>
-        <w:i/>
-        <w:color w:val="404040"/>
-      </w:rPr>
-      <w:pPr>
-        <w:pBdr/>
-        <w:spacing/>
-        <w:ind/>
-      </w:pPr>
-      <w:tblPr>
-        <w:tblBorders/>
-      </w:tblPr>
-      <w:tcPr>
-        <w:shd w:color="ffffff"/>
-        <w:tcBorders>
-          <w:top w:val="none" w:color="000000" w:sz="4" w:space="0"/>
-          <w:left w:val="none" w:color="000000" w:sz="4" w:space="0"/>
-          <w:bottom w:val="none" w:color="000000" w:sz="4" w:space="0"/>
-          <w:right w:val="none" w:color="000000" w:sz="4" w:space="0"/>
-        </w:tcBorders>
-      </w:tcPr>
-    </w:tblStylePr>
-    <w:tblStylePr w:type="lastRow">
+    <w:tblStylePr w:type="firstRow">
       <w:rPr>
         <w:b/>
         <w:color w:val="404040"/>
@@ -18343,6 +19055,52 @@
         </w:tcBorders>
       </w:tcPr>
     </w:tblStylePr>
+    <w:tblStylePr w:type="lastCol">
+      <w:rPr>
+        <w:i/>
+        <w:color w:val="404040"/>
+      </w:rPr>
+      <w:pPr>
+        <w:pBdr/>
+        <w:spacing/>
+        <w:ind/>
+      </w:pPr>
+      <w:tblPr>
+        <w:tblBorders/>
+      </w:tblPr>
+      <w:tcPr>
+        <w:shd w:val="clear" w:color="ffffff"/>
+        <w:tcBorders>
+          <w:top w:val="none" w:color="000000" w:sz="4" w:space="0"/>
+          <w:left w:val="none" w:color="000000" w:sz="4" w:space="0"/>
+          <w:bottom w:val="none" w:color="000000" w:sz="4" w:space="0"/>
+          <w:right w:val="none" w:color="000000" w:sz="4" w:space="0"/>
+        </w:tcBorders>
+      </w:tcPr>
+    </w:tblStylePr>
+    <w:tblStylePr w:type="lastRow">
+      <w:rPr>
+        <w:b/>
+        <w:color w:val="404040"/>
+      </w:rPr>
+      <w:pPr>
+        <w:pBdr/>
+        <w:spacing/>
+        <w:ind/>
+      </w:pPr>
+      <w:tblPr>
+        <w:tblBorders/>
+      </w:tblPr>
+      <w:tcPr>
+        <w:shd w:val="clear" w:color="ffffff"/>
+        <w:tcBorders>
+          <w:top w:val="none" w:color="000000" w:sz="4" w:space="0"/>
+          <w:left w:val="none" w:color="000000" w:sz="4" w:space="0"/>
+          <w:bottom w:val="none" w:color="000000" w:sz="4" w:space="0"/>
+          <w:right w:val="none" w:color="000000" w:sz="4" w:space="0"/>
+        </w:tcBorders>
+      </w:tcPr>
+    </w:tblStylePr>
     <w:tblStylePr w:type="nwCell">
       <w:pPr>
         <w:pBdr/>
@@ -18409,9 +19167,9 @@
       </w:tcPr>
     </w:tblStylePr>
   </w:style>
-  <w:style w:type="table" w:styleId="34">
+  <w:style w:type="table" w:styleId="833">
     <w:name w:val="Grid Table 3 - Accent 1"/>
-    <w:basedOn w:val="776"/>
+    <w:basedOn w:val="998"/>
     <w:uiPriority w:val="99"/>
     <w:pPr>
       <w:pBdr/>
@@ -18510,29 +19268,6 @@
         <w:tblBorders/>
       </w:tblPr>
       <w:tcPr>
-        <w:shd w:color="ffffff"/>
-        <w:tcBorders>
-          <w:top w:val="none" w:color="000000" w:sz="4" w:space="0"/>
-          <w:left w:val="none" w:color="000000" w:sz="4" w:space="0"/>
-          <w:bottom w:val="none" w:color="000000" w:sz="4" w:space="0"/>
-          <w:right w:val="none" w:color="000000" w:sz="4" w:space="0"/>
-        </w:tcBorders>
-      </w:tcPr>
-    </w:tblStylePr>
-    <w:tblStylePr w:type="firstRow">
-      <w:rPr>
-        <w:b/>
-        <w:color w:val="404040"/>
-      </w:rPr>
-      <w:pPr>
-        <w:pBdr/>
-        <w:spacing/>
-        <w:ind/>
-      </w:pPr>
-      <w:tblPr>
-        <w:tblBorders/>
-      </w:tblPr>
-      <w:tcPr>
         <w:shd w:val="clear" w:color="ffffff"/>
         <w:tcBorders>
           <w:top w:val="none" w:color="000000" w:sz="4" w:space="0"/>
@@ -18542,30 +19277,7 @@
         </w:tcBorders>
       </w:tcPr>
     </w:tblStylePr>
-    <w:tblStylePr w:type="lastCol">
-      <w:rPr>
-        <w:i/>
-        <w:color w:val="404040"/>
-      </w:rPr>
-      <w:pPr>
-        <w:pBdr/>
-        <w:spacing/>
-        <w:ind/>
-      </w:pPr>
-      <w:tblPr>
-        <w:tblBorders/>
-      </w:tblPr>
-      <w:tcPr>
-        <w:shd w:color="ffffff"/>
-        <w:tcBorders>
-          <w:top w:val="none" w:color="000000" w:sz="4" w:space="0"/>
-          <w:left w:val="none" w:color="000000" w:sz="4" w:space="0"/>
-          <w:bottom w:val="none" w:color="000000" w:sz="4" w:space="0"/>
-          <w:right w:val="none" w:color="000000" w:sz="4" w:space="0"/>
-        </w:tcBorders>
-      </w:tcPr>
-    </w:tblStylePr>
-    <w:tblStylePr w:type="lastRow">
+    <w:tblStylePr w:type="firstRow">
       <w:rPr>
         <w:b/>
         <w:color w:val="404040"/>
@@ -18588,6 +19300,52 @@
         </w:tcBorders>
       </w:tcPr>
     </w:tblStylePr>
+    <w:tblStylePr w:type="lastCol">
+      <w:rPr>
+        <w:i/>
+        <w:color w:val="404040"/>
+      </w:rPr>
+      <w:pPr>
+        <w:pBdr/>
+        <w:spacing/>
+        <w:ind/>
+      </w:pPr>
+      <w:tblPr>
+        <w:tblBorders/>
+      </w:tblPr>
+      <w:tcPr>
+        <w:shd w:val="clear" w:color="ffffff"/>
+        <w:tcBorders>
+          <w:top w:val="none" w:color="000000" w:sz="4" w:space="0"/>
+          <w:left w:val="none" w:color="000000" w:sz="4" w:space="0"/>
+          <w:bottom w:val="none" w:color="000000" w:sz="4" w:space="0"/>
+          <w:right w:val="none" w:color="000000" w:sz="4" w:space="0"/>
+        </w:tcBorders>
+      </w:tcPr>
+    </w:tblStylePr>
+    <w:tblStylePr w:type="lastRow">
+      <w:rPr>
+        <w:b/>
+        <w:color w:val="404040"/>
+      </w:rPr>
+      <w:pPr>
+        <w:pBdr/>
+        <w:spacing/>
+        <w:ind/>
+      </w:pPr>
+      <w:tblPr>
+        <w:tblBorders/>
+      </w:tblPr>
+      <w:tcPr>
+        <w:shd w:val="clear" w:color="ffffff"/>
+        <w:tcBorders>
+          <w:top w:val="none" w:color="000000" w:sz="4" w:space="0"/>
+          <w:left w:val="none" w:color="000000" w:sz="4" w:space="0"/>
+          <w:bottom w:val="none" w:color="000000" w:sz="4" w:space="0"/>
+          <w:right w:val="none" w:color="000000" w:sz="4" w:space="0"/>
+        </w:tcBorders>
+      </w:tcPr>
+    </w:tblStylePr>
     <w:tblStylePr w:type="nwCell">
       <w:pPr>
         <w:pBdr/>
@@ -18654,9 +19412,9 @@
       </w:tcPr>
     </w:tblStylePr>
   </w:style>
-  <w:style w:type="table" w:styleId="35">
+  <w:style w:type="table" w:styleId="834">
     <w:name w:val="Grid Table 3 - Accent 2"/>
-    <w:basedOn w:val="776"/>
+    <w:basedOn w:val="998"/>
     <w:uiPriority w:val="99"/>
     <w:pPr>
       <w:pBdr/>
@@ -18755,29 +19513,6 @@
         <w:tblBorders/>
       </w:tblPr>
       <w:tcPr>
-        <w:shd w:color="ffffff"/>
-        <w:tcBorders>
-          <w:top w:val="none" w:color="000000" w:sz="4" w:space="0"/>
-          <w:left w:val="none" w:color="000000" w:sz="4" w:space="0"/>
-          <w:bottom w:val="none" w:color="000000" w:sz="4" w:space="0"/>
-          <w:right w:val="none" w:color="000000" w:sz="4" w:space="0"/>
-        </w:tcBorders>
-      </w:tcPr>
-    </w:tblStylePr>
-    <w:tblStylePr w:type="firstRow">
-      <w:rPr>
-        <w:b/>
-        <w:color w:val="404040"/>
-      </w:rPr>
-      <w:pPr>
-        <w:pBdr/>
-        <w:spacing/>
-        <w:ind/>
-      </w:pPr>
-      <w:tblPr>
-        <w:tblBorders/>
-      </w:tblPr>
-      <w:tcPr>
         <w:shd w:val="clear" w:color="ffffff"/>
         <w:tcBorders>
           <w:top w:val="none" w:color="000000" w:sz="4" w:space="0"/>
@@ -18787,30 +19522,7 @@
         </w:tcBorders>
       </w:tcPr>
     </w:tblStylePr>
-    <w:tblStylePr w:type="lastCol">
-      <w:rPr>
-        <w:i/>
-        <w:color w:val="404040"/>
-      </w:rPr>
-      <w:pPr>
-        <w:pBdr/>
-        <w:spacing/>
-        <w:ind/>
-      </w:pPr>
-      <w:tblPr>
-        <w:tblBorders/>
-      </w:tblPr>
-      <w:tcPr>
-        <w:shd w:color="ffffff"/>
-        <w:tcBorders>
-          <w:top w:val="none" w:color="000000" w:sz="4" w:space="0"/>
-          <w:left w:val="none" w:color="000000" w:sz="4" w:space="0"/>
-          <w:bottom w:val="none" w:color="000000" w:sz="4" w:space="0"/>
-          <w:right w:val="none" w:color="000000" w:sz="4" w:space="0"/>
-        </w:tcBorders>
-      </w:tcPr>
-    </w:tblStylePr>
-    <w:tblStylePr w:type="lastRow">
+    <w:tblStylePr w:type="firstRow">
       <w:rPr>
         <w:b/>
         <w:color w:val="404040"/>
@@ -18833,6 +19545,52 @@
         </w:tcBorders>
       </w:tcPr>
     </w:tblStylePr>
+    <w:tblStylePr w:type="lastCol">
+      <w:rPr>
+        <w:i/>
+        <w:color w:val="404040"/>
+      </w:rPr>
+      <w:pPr>
+        <w:pBdr/>
+        <w:spacing/>
+        <w:ind/>
+      </w:pPr>
+      <w:tblPr>
+        <w:tblBorders/>
+      </w:tblPr>
+      <w:tcPr>
+        <w:shd w:val="clear" w:color="ffffff"/>
+        <w:tcBorders>
+          <w:top w:val="none" w:color="000000" w:sz="4" w:space="0"/>
+          <w:left w:val="none" w:color="000000" w:sz="4" w:space="0"/>
+          <w:bottom w:val="none" w:color="000000" w:sz="4" w:space="0"/>
+          <w:right w:val="none" w:color="000000" w:sz="4" w:space="0"/>
+        </w:tcBorders>
+      </w:tcPr>
+    </w:tblStylePr>
+    <w:tblStylePr w:type="lastRow">
+      <w:rPr>
+        <w:b/>
+        <w:color w:val="404040"/>
+      </w:rPr>
+      <w:pPr>
+        <w:pBdr/>
+        <w:spacing/>
+        <w:ind/>
+      </w:pPr>
+      <w:tblPr>
+        <w:tblBorders/>
+      </w:tblPr>
+      <w:tcPr>
+        <w:shd w:val="clear" w:color="ffffff"/>
+        <w:tcBorders>
+          <w:top w:val="none" w:color="000000" w:sz="4" w:space="0"/>
+          <w:left w:val="none" w:color="000000" w:sz="4" w:space="0"/>
+          <w:bottom w:val="none" w:color="000000" w:sz="4" w:space="0"/>
+          <w:right w:val="none" w:color="000000" w:sz="4" w:space="0"/>
+        </w:tcBorders>
+      </w:tcPr>
+    </w:tblStylePr>
     <w:tblStylePr w:type="nwCell">
       <w:pPr>
         <w:pBdr/>
@@ -18899,9 +19657,9 @@
       </w:tcPr>
     </w:tblStylePr>
   </w:style>
-  <w:style w:type="table" w:styleId="36">
+  <w:style w:type="table" w:styleId="835">
     <w:name w:val="Grid Table 3 - Accent 3"/>
-    <w:basedOn w:val="776"/>
+    <w:basedOn w:val="998"/>
     <w:uiPriority w:val="99"/>
     <w:pPr>
       <w:pBdr/>
@@ -19000,29 +19758,6 @@
         <w:tblBorders/>
       </w:tblPr>
       <w:tcPr>
-        <w:shd w:color="ffffff"/>
-        <w:tcBorders>
-          <w:top w:val="none" w:color="000000" w:sz="4" w:space="0"/>
-          <w:left w:val="none" w:color="000000" w:sz="4" w:space="0"/>
-          <w:bottom w:val="none" w:color="000000" w:sz="4" w:space="0"/>
-          <w:right w:val="none" w:color="000000" w:sz="4" w:space="0"/>
-        </w:tcBorders>
-      </w:tcPr>
-    </w:tblStylePr>
-    <w:tblStylePr w:type="firstRow">
-      <w:rPr>
-        <w:b/>
-        <w:color w:val="404040"/>
-      </w:rPr>
-      <w:pPr>
-        <w:pBdr/>
-        <w:spacing/>
-        <w:ind/>
-      </w:pPr>
-      <w:tblPr>
-        <w:tblBorders/>
-      </w:tblPr>
-      <w:tcPr>
         <w:shd w:val="clear" w:color="ffffff"/>
         <w:tcBorders>
           <w:top w:val="none" w:color="000000" w:sz="4" w:space="0"/>
@@ -19032,30 +19767,7 @@
         </w:tcBorders>
       </w:tcPr>
     </w:tblStylePr>
-    <w:tblStylePr w:type="lastCol">
-      <w:rPr>
-        <w:i/>
-        <w:color w:val="404040"/>
-      </w:rPr>
-      <w:pPr>
-        <w:pBdr/>
-        <w:spacing/>
-        <w:ind/>
-      </w:pPr>
-      <w:tblPr>
-        <w:tblBorders/>
-      </w:tblPr>
-      <w:tcPr>
-        <w:shd w:color="ffffff"/>
-        <w:tcBorders>
-          <w:top w:val="none" w:color="000000" w:sz="4" w:space="0"/>
-          <w:left w:val="none" w:color="000000" w:sz="4" w:space="0"/>
-          <w:bottom w:val="none" w:color="000000" w:sz="4" w:space="0"/>
-          <w:right w:val="none" w:color="000000" w:sz="4" w:space="0"/>
-        </w:tcBorders>
-      </w:tcPr>
-    </w:tblStylePr>
-    <w:tblStylePr w:type="lastRow">
+    <w:tblStylePr w:type="firstRow">
       <w:rPr>
         <w:b/>
         <w:color w:val="404040"/>
@@ -19078,6 +19790,52 @@
         </w:tcBorders>
       </w:tcPr>
     </w:tblStylePr>
+    <w:tblStylePr w:type="lastCol">
+      <w:rPr>
+        <w:i/>
+        <w:color w:val="404040"/>
+      </w:rPr>
+      <w:pPr>
+        <w:pBdr/>
+        <w:spacing/>
+        <w:ind/>
+      </w:pPr>
+      <w:tblPr>
+        <w:tblBorders/>
+      </w:tblPr>
+      <w:tcPr>
+        <w:shd w:val="clear" w:color="ffffff"/>
+        <w:tcBorders>
+          <w:top w:val="none" w:color="000000" w:sz="4" w:space="0"/>
+          <w:left w:val="none" w:color="000000" w:sz="4" w:space="0"/>
+          <w:bottom w:val="none" w:color="000000" w:sz="4" w:space="0"/>
+          <w:right w:val="none" w:color="000000" w:sz="4" w:space="0"/>
+        </w:tcBorders>
+      </w:tcPr>
+    </w:tblStylePr>
+    <w:tblStylePr w:type="lastRow">
+      <w:rPr>
+        <w:b/>
+        <w:color w:val="404040"/>
+      </w:rPr>
+      <w:pPr>
+        <w:pBdr/>
+        <w:spacing/>
+        <w:ind/>
+      </w:pPr>
+      <w:tblPr>
+        <w:tblBorders/>
+      </w:tblPr>
+      <w:tcPr>
+        <w:shd w:val="clear" w:color="ffffff"/>
+        <w:tcBorders>
+          <w:top w:val="none" w:color="000000" w:sz="4" w:space="0"/>
+          <w:left w:val="none" w:color="000000" w:sz="4" w:space="0"/>
+          <w:bottom w:val="none" w:color="000000" w:sz="4" w:space="0"/>
+          <w:right w:val="none" w:color="000000" w:sz="4" w:space="0"/>
+        </w:tcBorders>
+      </w:tcPr>
+    </w:tblStylePr>
     <w:tblStylePr w:type="nwCell">
       <w:pPr>
         <w:pBdr/>
@@ -19144,9 +19902,9 @@
       </w:tcPr>
     </w:tblStylePr>
   </w:style>
-  <w:style w:type="table" w:styleId="37">
+  <w:style w:type="table" w:styleId="836">
     <w:name w:val="Grid Table 3 - Accent 4"/>
-    <w:basedOn w:val="776"/>
+    <w:basedOn w:val="998"/>
     <w:uiPriority w:val="99"/>
     <w:pPr>
       <w:pBdr/>
@@ -19245,29 +20003,6 @@
         <w:tblBorders/>
       </w:tblPr>
       <w:tcPr>
-        <w:shd w:color="ffffff"/>
-        <w:tcBorders>
-          <w:top w:val="none" w:color="000000" w:sz="4" w:space="0"/>
-          <w:left w:val="none" w:color="000000" w:sz="4" w:space="0"/>
-          <w:bottom w:val="none" w:color="000000" w:sz="4" w:space="0"/>
-          <w:right w:val="none" w:color="000000" w:sz="4" w:space="0"/>
-        </w:tcBorders>
-      </w:tcPr>
-    </w:tblStylePr>
-    <w:tblStylePr w:type="firstRow">
-      <w:rPr>
-        <w:b/>
-        <w:color w:val="404040"/>
-      </w:rPr>
-      <w:pPr>
-        <w:pBdr/>
-        <w:spacing/>
-        <w:ind/>
-      </w:pPr>
-      <w:tblPr>
-        <w:tblBorders/>
-      </w:tblPr>
-      <w:tcPr>
         <w:shd w:val="clear" w:color="ffffff"/>
         <w:tcBorders>
           <w:top w:val="none" w:color="000000" w:sz="4" w:space="0"/>
@@ -19277,30 +20012,7 @@
         </w:tcBorders>
       </w:tcPr>
     </w:tblStylePr>
-    <w:tblStylePr w:type="lastCol">
-      <w:rPr>
-        <w:i/>
-        <w:color w:val="404040"/>
-      </w:rPr>
-      <w:pPr>
-        <w:pBdr/>
-        <w:spacing/>
-        <w:ind/>
-      </w:pPr>
-      <w:tblPr>
-        <w:tblBorders/>
-      </w:tblPr>
-      <w:tcPr>
-        <w:shd w:color="ffffff"/>
-        <w:tcBorders>
-          <w:top w:val="none" w:color="000000" w:sz="4" w:space="0"/>
-          <w:left w:val="none" w:color="000000" w:sz="4" w:space="0"/>
-          <w:bottom w:val="none" w:color="000000" w:sz="4" w:space="0"/>
-          <w:right w:val="none" w:color="000000" w:sz="4" w:space="0"/>
-        </w:tcBorders>
-      </w:tcPr>
-    </w:tblStylePr>
-    <w:tblStylePr w:type="lastRow">
+    <w:tblStylePr w:type="firstRow">
       <w:rPr>
         <w:b/>
         <w:color w:val="404040"/>
@@ -19323,6 +20035,52 @@
         </w:tcBorders>
       </w:tcPr>
     </w:tblStylePr>
+    <w:tblStylePr w:type="lastCol">
+      <w:rPr>
+        <w:i/>
+        <w:color w:val="404040"/>
+      </w:rPr>
+      <w:pPr>
+        <w:pBdr/>
+        <w:spacing/>
+        <w:ind/>
+      </w:pPr>
+      <w:tblPr>
+        <w:tblBorders/>
+      </w:tblPr>
+      <w:tcPr>
+        <w:shd w:val="clear" w:color="ffffff"/>
+        <w:tcBorders>
+          <w:top w:val="none" w:color="000000" w:sz="4" w:space="0"/>
+          <w:left w:val="none" w:color="000000" w:sz="4" w:space="0"/>
+          <w:bottom w:val="none" w:color="000000" w:sz="4" w:space="0"/>
+          <w:right w:val="none" w:color="000000" w:sz="4" w:space="0"/>
+        </w:tcBorders>
+      </w:tcPr>
+    </w:tblStylePr>
+    <w:tblStylePr w:type="lastRow">
+      <w:rPr>
+        <w:b/>
+        <w:color w:val="404040"/>
+      </w:rPr>
+      <w:pPr>
+        <w:pBdr/>
+        <w:spacing/>
+        <w:ind/>
+      </w:pPr>
+      <w:tblPr>
+        <w:tblBorders/>
+      </w:tblPr>
+      <w:tcPr>
+        <w:shd w:val="clear" w:color="ffffff"/>
+        <w:tcBorders>
+          <w:top w:val="none" w:color="000000" w:sz="4" w:space="0"/>
+          <w:left w:val="none" w:color="000000" w:sz="4" w:space="0"/>
+          <w:bottom w:val="none" w:color="000000" w:sz="4" w:space="0"/>
+          <w:right w:val="none" w:color="000000" w:sz="4" w:space="0"/>
+        </w:tcBorders>
+      </w:tcPr>
+    </w:tblStylePr>
     <w:tblStylePr w:type="nwCell">
       <w:pPr>
         <w:pBdr/>
@@ -19389,9 +20147,9 @@
       </w:tcPr>
     </w:tblStylePr>
   </w:style>
-  <w:style w:type="table" w:styleId="38">
+  <w:style w:type="table" w:styleId="837">
     <w:name w:val="Grid Table 3 - Accent 5"/>
-    <w:basedOn w:val="776"/>
+    <w:basedOn w:val="998"/>
     <w:uiPriority w:val="99"/>
     <w:pPr>
       <w:pBdr/>
@@ -19490,29 +20248,6 @@
         <w:tblBorders/>
       </w:tblPr>
       <w:tcPr>
-        <w:shd w:color="ffffff"/>
-        <w:tcBorders>
-          <w:top w:val="none" w:color="000000" w:sz="4" w:space="0"/>
-          <w:left w:val="none" w:color="000000" w:sz="4" w:space="0"/>
-          <w:bottom w:val="none" w:color="000000" w:sz="4" w:space="0"/>
-          <w:right w:val="none" w:color="000000" w:sz="4" w:space="0"/>
-        </w:tcBorders>
-      </w:tcPr>
-    </w:tblStylePr>
-    <w:tblStylePr w:type="firstRow">
-      <w:rPr>
-        <w:b/>
-        <w:color w:val="404040"/>
-      </w:rPr>
-      <w:pPr>
-        <w:pBdr/>
-        <w:spacing/>
-        <w:ind/>
-      </w:pPr>
-      <w:tblPr>
-        <w:tblBorders/>
-      </w:tblPr>
-      <w:tcPr>
         <w:shd w:val="clear" w:color="ffffff"/>
         <w:tcBorders>
           <w:top w:val="none" w:color="000000" w:sz="4" w:space="0"/>
@@ -19522,30 +20257,7 @@
         </w:tcBorders>
       </w:tcPr>
     </w:tblStylePr>
-    <w:tblStylePr w:type="lastCol">
-      <w:rPr>
-        <w:i/>
-        <w:color w:val="404040"/>
-      </w:rPr>
-      <w:pPr>
-        <w:pBdr/>
-        <w:spacing/>
-        <w:ind/>
-      </w:pPr>
-      <w:tblPr>
-        <w:tblBorders/>
-      </w:tblPr>
-      <w:tcPr>
-        <w:shd w:color="ffffff"/>
-        <w:tcBorders>
-          <w:top w:val="none" w:color="000000" w:sz="4" w:space="0"/>
-          <w:left w:val="none" w:color="000000" w:sz="4" w:space="0"/>
-          <w:bottom w:val="none" w:color="000000" w:sz="4" w:space="0"/>
-          <w:right w:val="none" w:color="000000" w:sz="4" w:space="0"/>
-        </w:tcBorders>
-      </w:tcPr>
-    </w:tblStylePr>
-    <w:tblStylePr w:type="lastRow">
+    <w:tblStylePr w:type="firstRow">
       <w:rPr>
         <w:b/>
         <w:color w:val="404040"/>
@@ -19568,6 +20280,52 @@
         </w:tcBorders>
       </w:tcPr>
     </w:tblStylePr>
+    <w:tblStylePr w:type="lastCol">
+      <w:rPr>
+        <w:i/>
+        <w:color w:val="404040"/>
+      </w:rPr>
+      <w:pPr>
+        <w:pBdr/>
+        <w:spacing/>
+        <w:ind/>
+      </w:pPr>
+      <w:tblPr>
+        <w:tblBorders/>
+      </w:tblPr>
+      <w:tcPr>
+        <w:shd w:val="clear" w:color="ffffff"/>
+        <w:tcBorders>
+          <w:top w:val="none" w:color="000000" w:sz="4" w:space="0"/>
+          <w:left w:val="none" w:color="000000" w:sz="4" w:space="0"/>
+          <w:bottom w:val="none" w:color="000000" w:sz="4" w:space="0"/>
+          <w:right w:val="none" w:color="000000" w:sz="4" w:space="0"/>
+        </w:tcBorders>
+      </w:tcPr>
+    </w:tblStylePr>
+    <w:tblStylePr w:type="lastRow">
+      <w:rPr>
+        <w:b/>
+        <w:color w:val="404040"/>
+      </w:rPr>
+      <w:pPr>
+        <w:pBdr/>
+        <w:spacing/>
+        <w:ind/>
+      </w:pPr>
+      <w:tblPr>
+        <w:tblBorders/>
+      </w:tblPr>
+      <w:tcPr>
+        <w:shd w:val="clear" w:color="ffffff"/>
+        <w:tcBorders>
+          <w:top w:val="none" w:color="000000" w:sz="4" w:space="0"/>
+          <w:left w:val="none" w:color="000000" w:sz="4" w:space="0"/>
+          <w:bottom w:val="none" w:color="000000" w:sz="4" w:space="0"/>
+          <w:right w:val="none" w:color="000000" w:sz="4" w:space="0"/>
+        </w:tcBorders>
+      </w:tcPr>
+    </w:tblStylePr>
     <w:tblStylePr w:type="nwCell">
       <w:pPr>
         <w:pBdr/>
@@ -19634,9 +20392,9 @@
       </w:tcPr>
     </w:tblStylePr>
   </w:style>
-  <w:style w:type="table" w:styleId="39">
+  <w:style w:type="table" w:styleId="838">
     <w:name w:val="Grid Table 3 - Accent 6"/>
-    <w:basedOn w:val="776"/>
+    <w:basedOn w:val="998"/>
     <w:uiPriority w:val="99"/>
     <w:pPr>
       <w:pBdr/>
@@ -19735,29 +20493,6 @@
         <w:tblBorders/>
       </w:tblPr>
       <w:tcPr>
-        <w:shd w:color="ffffff"/>
-        <w:tcBorders>
-          <w:top w:val="none" w:color="000000" w:sz="4" w:space="0"/>
-          <w:left w:val="none" w:color="000000" w:sz="4" w:space="0"/>
-          <w:bottom w:val="none" w:color="000000" w:sz="4" w:space="0"/>
-          <w:right w:val="none" w:color="000000" w:sz="4" w:space="0"/>
-        </w:tcBorders>
-      </w:tcPr>
-    </w:tblStylePr>
-    <w:tblStylePr w:type="firstRow">
-      <w:rPr>
-        <w:b/>
-        <w:color w:val="404040"/>
-      </w:rPr>
-      <w:pPr>
-        <w:pBdr/>
-        <w:spacing/>
-        <w:ind/>
-      </w:pPr>
-      <w:tblPr>
-        <w:tblBorders/>
-      </w:tblPr>
-      <w:tcPr>
         <w:shd w:val="clear" w:color="ffffff"/>
         <w:tcBorders>
           <w:top w:val="none" w:color="000000" w:sz="4" w:space="0"/>
@@ -19767,30 +20502,7 @@
         </w:tcBorders>
       </w:tcPr>
     </w:tblStylePr>
-    <w:tblStylePr w:type="lastCol">
-      <w:rPr>
-        <w:i/>
-        <w:color w:val="404040"/>
-      </w:rPr>
-      <w:pPr>
-        <w:pBdr/>
-        <w:spacing/>
-        <w:ind/>
-      </w:pPr>
-      <w:tblPr>
-        <w:tblBorders/>
-      </w:tblPr>
-      <w:tcPr>
-        <w:shd w:color="ffffff"/>
-        <w:tcBorders>
-          <w:top w:val="none" w:color="000000" w:sz="4" w:space="0"/>
-          <w:left w:val="none" w:color="000000" w:sz="4" w:space="0"/>
-          <w:bottom w:val="none" w:color="000000" w:sz="4" w:space="0"/>
-          <w:right w:val="none" w:color="000000" w:sz="4" w:space="0"/>
-        </w:tcBorders>
-      </w:tcPr>
-    </w:tblStylePr>
-    <w:tblStylePr w:type="lastRow">
+    <w:tblStylePr w:type="firstRow">
       <w:rPr>
         <w:b/>
         <w:color w:val="404040"/>
@@ -19813,6 +20525,52 @@
         </w:tcBorders>
       </w:tcPr>
     </w:tblStylePr>
+    <w:tblStylePr w:type="lastCol">
+      <w:rPr>
+        <w:i/>
+        <w:color w:val="404040"/>
+      </w:rPr>
+      <w:pPr>
+        <w:pBdr/>
+        <w:spacing/>
+        <w:ind/>
+      </w:pPr>
+      <w:tblPr>
+        <w:tblBorders/>
+      </w:tblPr>
+      <w:tcPr>
+        <w:shd w:val="clear" w:color="ffffff"/>
+        <w:tcBorders>
+          <w:top w:val="none" w:color="000000" w:sz="4" w:space="0"/>
+          <w:left w:val="none" w:color="000000" w:sz="4" w:space="0"/>
+          <w:bottom w:val="none" w:color="000000" w:sz="4" w:space="0"/>
+          <w:right w:val="none" w:color="000000" w:sz="4" w:space="0"/>
+        </w:tcBorders>
+      </w:tcPr>
+    </w:tblStylePr>
+    <w:tblStylePr w:type="lastRow">
+      <w:rPr>
+        <w:b/>
+        <w:color w:val="404040"/>
+      </w:rPr>
+      <w:pPr>
+        <w:pBdr/>
+        <w:spacing/>
+        <w:ind/>
+      </w:pPr>
+      <w:tblPr>
+        <w:tblBorders/>
+      </w:tblPr>
+      <w:tcPr>
+        <w:shd w:val="clear" w:color="ffffff"/>
+        <w:tcBorders>
+          <w:top w:val="none" w:color="000000" w:sz="4" w:space="0"/>
+          <w:left w:val="none" w:color="000000" w:sz="4" w:space="0"/>
+          <w:bottom w:val="none" w:color="000000" w:sz="4" w:space="0"/>
+          <w:right w:val="none" w:color="000000" w:sz="4" w:space="0"/>
+        </w:tcBorders>
+      </w:tcPr>
+    </w:tblStylePr>
     <w:tblStylePr w:type="nwCell">
       <w:pPr>
         <w:pBdr/>
@@ -19879,9 +20637,9 @@
       </w:tcPr>
     </w:tblStylePr>
   </w:style>
-  <w:style w:type="table" w:styleId="40">
+  <w:style w:type="table" w:styleId="839">
     <w:name w:val="Grid Table 4"/>
-    <w:basedOn w:val="776"/>
+    <w:basedOn w:val="998"/>
     <w:uiPriority w:val="59"/>
     <w:pPr>
       <w:pBdr/>
@@ -20112,9 +20870,9 @@
       </w:tcPr>
     </w:tblStylePr>
   </w:style>
-  <w:style w:type="table" w:styleId="41">
+  <w:style w:type="table" w:styleId="840">
     <w:name w:val="Grid Table 4 - Accent 1"/>
-    <w:basedOn w:val="776"/>
+    <w:basedOn w:val="998"/>
     <w:uiPriority w:val="59"/>
     <w:pPr>
       <w:pBdr/>
@@ -20345,9 +21103,9 @@
       </w:tcPr>
     </w:tblStylePr>
   </w:style>
-  <w:style w:type="table" w:styleId="42">
+  <w:style w:type="table" w:styleId="841">
     <w:name w:val="Grid Table 4 - Accent 2"/>
-    <w:basedOn w:val="776"/>
+    <w:basedOn w:val="998"/>
     <w:uiPriority w:val="59"/>
     <w:pPr>
       <w:pBdr/>
@@ -20578,9 +21336,9 @@
       </w:tcPr>
     </w:tblStylePr>
   </w:style>
-  <w:style w:type="table" w:styleId="43">
+  <w:style w:type="table" w:styleId="842">
     <w:name w:val="Grid Table 4 - Accent 3"/>
-    <w:basedOn w:val="776"/>
+    <w:basedOn w:val="998"/>
     <w:uiPriority w:val="59"/>
     <w:pPr>
       <w:pBdr/>
@@ -20811,9 +21569,9 @@
       </w:tcPr>
     </w:tblStylePr>
   </w:style>
-  <w:style w:type="table" w:styleId="44">
+  <w:style w:type="table" w:styleId="843">
     <w:name w:val="Grid Table 4 - Accent 4"/>
-    <w:basedOn w:val="776"/>
+    <w:basedOn w:val="998"/>
     <w:uiPriority w:val="59"/>
     <w:pPr>
       <w:pBdr/>
@@ -21044,9 +21802,9 @@
       </w:tcPr>
     </w:tblStylePr>
   </w:style>
-  <w:style w:type="table" w:styleId="45">
+  <w:style w:type="table" w:styleId="844">
     <w:name w:val="Grid Table 4 - Accent 5"/>
-    <w:basedOn w:val="776"/>
+    <w:basedOn w:val="998"/>
     <w:uiPriority w:val="59"/>
     <w:pPr>
       <w:pBdr/>
@@ -21277,9 +22035,9 @@
       </w:tcPr>
     </w:tblStylePr>
   </w:style>
-  <w:style w:type="table" w:styleId="46">
+  <w:style w:type="table" w:styleId="845">
     <w:name w:val="Grid Table 4 - Accent 6"/>
-    <w:basedOn w:val="776"/>
+    <w:basedOn w:val="998"/>
     <w:uiPriority w:val="59"/>
     <w:pPr>
       <w:pBdr/>
@@ -21510,9 +22268,9 @@
       </w:tcPr>
     </w:tblStylePr>
   </w:style>
-  <w:style w:type="table" w:styleId="47">
+  <w:style w:type="table" w:styleId="846">
     <w:name w:val="Grid Table 5 Dark"/>
-    <w:basedOn w:val="776"/>
+    <w:basedOn w:val="998"/>
     <w:uiPriority w:val="99"/>
     <w:pPr>
       <w:pBdr/>
@@ -21738,9 +22496,9 @@
       </w:tcPr>
     </w:tblStylePr>
   </w:style>
-  <w:style w:type="table" w:styleId="48">
+  <w:style w:type="table" w:styleId="847">
     <w:name w:val="Grid Table 5 Dark- Accent 1"/>
-    <w:basedOn w:val="776"/>
+    <w:basedOn w:val="998"/>
     <w:uiPriority w:val="99"/>
     <w:pPr>
       <w:pBdr/>
@@ -21966,9 +22724,9 @@
       </w:tcPr>
     </w:tblStylePr>
   </w:style>
-  <w:style w:type="table" w:styleId="49">
+  <w:style w:type="table" w:styleId="848">
     <w:name w:val="Grid Table 5 Dark - Accent 2"/>
-    <w:basedOn w:val="776"/>
+    <w:basedOn w:val="998"/>
     <w:uiPriority w:val="99"/>
     <w:pPr>
       <w:pBdr/>
@@ -22194,9 +22952,9 @@
       </w:tcPr>
     </w:tblStylePr>
   </w:style>
-  <w:style w:type="table" w:styleId="50">
+  <w:style w:type="table" w:styleId="849">
     <w:name w:val="Grid Table 5 Dark - Accent 3"/>
-    <w:basedOn w:val="776"/>
+    <w:basedOn w:val="998"/>
     <w:uiPriority w:val="99"/>
     <w:pPr>
       <w:pBdr/>
@@ -22422,9 +23180,9 @@
       </w:tcPr>
     </w:tblStylePr>
   </w:style>
-  <w:style w:type="table" w:styleId="51">
+  <w:style w:type="table" w:styleId="850">
     <w:name w:val="Grid Table 5 Dark- Accent 4"/>
-    <w:basedOn w:val="776"/>
+    <w:basedOn w:val="998"/>
     <w:uiPriority w:val="99"/>
     <w:pPr>
       <w:pBdr/>
@@ -22650,9 +23408,9 @@
       </w:tcPr>
     </w:tblStylePr>
   </w:style>
-  <w:style w:type="table" w:styleId="52">
+  <w:style w:type="table" w:styleId="851">
     <w:name w:val="Grid Table 5 Dark - Accent 5"/>
-    <w:basedOn w:val="776"/>
+    <w:basedOn w:val="998"/>
     <w:uiPriority w:val="99"/>
     <w:pPr>
       <w:pBdr/>
@@ -22878,9 +23636,9 @@
       </w:tcPr>
     </w:tblStylePr>
   </w:style>
-  <w:style w:type="table" w:styleId="53">
+  <w:style w:type="table" w:styleId="852">
     <w:name w:val="Grid Table 5 Dark - Accent 6"/>
-    <w:basedOn w:val="776"/>
+    <w:basedOn w:val="998"/>
     <w:uiPriority w:val="99"/>
     <w:pPr>
       <w:pBdr/>
@@ -23106,9 +23864,9 @@
       </w:tcPr>
     </w:tblStylePr>
   </w:style>
-  <w:style w:type="table" w:styleId="54">
+  <w:style w:type="table" w:styleId="853">
     <w:name w:val="Grid Table 6 Colorful"/>
-    <w:basedOn w:val="776"/>
+    <w:basedOn w:val="998"/>
     <w:uiPriority w:val="99"/>
     <w:pPr>
       <w:pBdr/>
@@ -23336,9 +24094,9 @@
       </w:tcPr>
     </w:tblStylePr>
   </w:style>
-  <w:style w:type="table" w:styleId="55">
+  <w:style w:type="table" w:styleId="854">
     <w:name w:val="Grid Table 6 Colorful - Accent 1"/>
-    <w:basedOn w:val="776"/>
+    <w:basedOn w:val="998"/>
     <w:uiPriority w:val="99"/>
     <w:pPr>
       <w:pBdr/>
@@ -23566,9 +24324,9 @@
       </w:tcPr>
     </w:tblStylePr>
   </w:style>
-  <w:style w:type="table" w:styleId="56">
+  <w:style w:type="table" w:styleId="855">
     <w:name w:val="Grid Table 6 Colorful - Accent 2"/>
-    <w:basedOn w:val="776"/>
+    <w:basedOn w:val="998"/>
     <w:uiPriority w:val="99"/>
     <w:pPr>
       <w:pBdr/>
@@ -23796,9 +24554,9 @@
       </w:tcPr>
     </w:tblStylePr>
   </w:style>
-  <w:style w:type="table" w:styleId="57">
+  <w:style w:type="table" w:styleId="856">
     <w:name w:val="Grid Table 6 Colorful - Accent 3"/>
-    <w:basedOn w:val="776"/>
+    <w:basedOn w:val="998"/>
     <w:uiPriority w:val="99"/>
     <w:pPr>
       <w:pBdr/>
@@ -24026,9 +24784,9 @@
       </w:tcPr>
     </w:tblStylePr>
   </w:style>
-  <w:style w:type="table" w:styleId="58">
+  <w:style w:type="table" w:styleId="857">
     <w:name w:val="Grid Table 6 Colorful - Accent 4"/>
-    <w:basedOn w:val="776"/>
+    <w:basedOn w:val="998"/>
     <w:uiPriority w:val="99"/>
     <w:pPr>
       <w:pBdr/>
@@ -24256,9 +25014,9 @@
       </w:tcPr>
     </w:tblStylePr>
   </w:style>
-  <w:style w:type="table" w:styleId="59">
+  <w:style w:type="table" w:styleId="858">
     <w:name w:val="Grid Table 6 Colorful - Accent 5"/>
-    <w:basedOn w:val="776"/>
+    <w:basedOn w:val="998"/>
     <w:uiPriority w:val="99"/>
     <w:pPr>
       <w:pBdr/>
@@ -24486,9 +25244,9 @@
       </w:tcPr>
     </w:tblStylePr>
   </w:style>
-  <w:style w:type="table" w:styleId="60">
+  <w:style w:type="table" w:styleId="859">
     <w:name w:val="Grid Table 6 Colorful - Accent 6"/>
-    <w:basedOn w:val="776"/>
+    <w:basedOn w:val="998"/>
     <w:uiPriority w:val="99"/>
     <w:pPr>
       <w:pBdr/>
@@ -24716,9 +25474,9 @@
       </w:tcPr>
     </w:tblStylePr>
   </w:style>
-  <w:style w:type="table" w:styleId="61">
+  <w:style w:type="table" w:styleId="860">
     <w:name w:val="Grid Table 7 Colorful"/>
-    <w:basedOn w:val="776"/>
+    <w:basedOn w:val="998"/>
     <w:uiPriority w:val="99"/>
     <w:pPr>
       <w:pBdr/>
@@ -24820,11 +25578,11 @@
         <w:tblBorders/>
       </w:tblPr>
       <w:tcPr>
-        <w:shd w:color="ffffff"/>
+        <w:shd w:val="clear" w:color="ffffff"/>
         <w:tcBorders>
-          <w:top w:val="none"/>
-          <w:left w:val="none"/>
-          <w:bottom w:val="none"/>
+          <w:top w:val="none" w:color="000000" w:sz="4" w:space="0"/>
+          <w:left w:val="none" w:color="000000" w:sz="4" w:space="0"/>
+          <w:bottom w:val="none" w:color="000000" w:sz="4" w:space="0"/>
           <w:right w:val="single" w:color="000000" w:themeColor="text1" w:themeTint="80" w:sz="4" w:space="0"/>
         </w:tcBorders>
       </w:tcPr>
@@ -24847,10 +25605,10 @@
       <w:tcPr>
         <w:shd w:val="clear" w:color="ffffff" w:themeColor="light1" w:fill="ffffff" w:themeFill="light1"/>
         <w:tcBorders>
-          <w:top w:val="none"/>
-          <w:left w:val="none"/>
+          <w:top w:val="none" w:color="000000" w:sz="4" w:space="0"/>
+          <w:left w:val="none" w:color="000000" w:sz="4" w:space="0"/>
           <w:bottom w:val="single" w:color="000000" w:themeColor="text1" w:themeTint="80" w:sz="4" w:space="0"/>
-          <w:right w:val="none"/>
+          <w:right w:val="none" w:color="000000" w:sz="4" w:space="0"/>
         </w:tcBorders>
       </w:tcPr>
     </w:tblStylePr>
@@ -24870,12 +25628,12 @@
         <w:tblBorders/>
       </w:tblPr>
       <w:tcPr>
-        <w:shd w:color="ffffff"/>
+        <w:shd w:val="clear" w:color="ffffff"/>
         <w:tcBorders>
-          <w:top w:val="none"/>
+          <w:top w:val="none" w:color="000000" w:sz="4" w:space="0"/>
           <w:left w:val="single" w:color="000000" w:themeColor="text1" w:themeTint="80" w:sz="4" w:space="0"/>
-          <w:bottom w:val="none"/>
-          <w:right w:val="none"/>
+          <w:bottom w:val="none" w:color="000000" w:sz="4" w:space="0"/>
+          <w:right w:val="none" w:color="000000" w:sz="4" w:space="0"/>
         </w:tcBorders>
       </w:tcPr>
     </w:tblStylePr>
@@ -24898,9 +25656,9 @@
         <w:shd w:val="clear" w:color="ffffff" w:themeColor="light1" w:fill="ffffff" w:themeFill="light1"/>
         <w:tcBorders>
           <w:top w:val="single" w:color="000000" w:themeColor="text1" w:themeTint="80" w:sz="4" w:space="0"/>
-          <w:left w:val="none"/>
-          <w:bottom w:val="none"/>
-          <w:right w:val="none"/>
+          <w:left w:val="none" w:color="000000" w:sz="4" w:space="0"/>
+          <w:bottom w:val="none" w:color="000000" w:sz="4" w:space="0"/>
+          <w:right w:val="none" w:color="000000" w:sz="4" w:space="0"/>
         </w:tcBorders>
       </w:tcPr>
     </w:tblStylePr>
@@ -24970,9 +25728,9 @@
       </w:tcPr>
     </w:tblStylePr>
   </w:style>
-  <w:style w:type="table" w:styleId="62">
+  <w:style w:type="table" w:styleId="861">
     <w:name w:val="Grid Table 7 Colorful - Accent 1"/>
-    <w:basedOn w:val="776"/>
+    <w:basedOn w:val="998"/>
     <w:uiPriority w:val="99"/>
     <w:pPr>
       <w:pBdr/>
@@ -25074,11 +25832,11 @@
         <w:tblBorders/>
       </w:tblPr>
       <w:tcPr>
-        <w:shd w:color="ffffff"/>
+        <w:shd w:val="clear" w:color="ffffff"/>
         <w:tcBorders>
-          <w:top w:val="none"/>
-          <w:left w:val="none"/>
-          <w:bottom w:val="none"/>
+          <w:top w:val="none" w:color="000000" w:sz="4" w:space="0"/>
+          <w:left w:val="none" w:color="000000" w:sz="4" w:space="0"/>
+          <w:bottom w:val="none" w:color="000000" w:sz="4" w:space="0"/>
           <w:right w:val="single" w:color="000000" w:themeColor="accent1" w:themeTint="80" w:sz="4" w:space="0"/>
         </w:tcBorders>
       </w:tcPr>
@@ -25101,10 +25859,10 @@
       <w:tcPr>
         <w:shd w:val="clear" w:color="ffffff" w:themeColor="light1" w:fill="ffffff" w:themeFill="light1"/>
         <w:tcBorders>
-          <w:top w:val="none"/>
-          <w:left w:val="none"/>
+          <w:top w:val="none" w:color="000000" w:sz="4" w:space="0"/>
+          <w:left w:val="none" w:color="000000" w:sz="4" w:space="0"/>
           <w:bottom w:val="single" w:color="000000" w:themeColor="accent1" w:themeTint="80" w:sz="4" w:space="0"/>
-          <w:right w:val="none"/>
+          <w:right w:val="none" w:color="000000" w:sz="4" w:space="0"/>
         </w:tcBorders>
       </w:tcPr>
     </w:tblStylePr>
@@ -25124,12 +25882,12 @@
         <w:tblBorders/>
       </w:tblPr>
       <w:tcPr>
-        <w:shd w:color="ffffff"/>
+        <w:shd w:val="clear" w:color="ffffff"/>
         <w:tcBorders>
-          <w:top w:val="none"/>
+          <w:top w:val="none" w:color="000000" w:sz="4" w:space="0"/>
           <w:left w:val="single" w:color="000000" w:themeColor="accent1" w:themeTint="80" w:sz="4" w:space="0"/>
-          <w:bottom w:val="none"/>
-          <w:right w:val="none"/>
+          <w:bottom w:val="none" w:color="000000" w:sz="4" w:space="0"/>
+          <w:right w:val="none" w:color="000000" w:sz="4" w:space="0"/>
         </w:tcBorders>
       </w:tcPr>
     </w:tblStylePr>
@@ -25152,9 +25910,9 @@
         <w:shd w:val="clear" w:color="ffffff" w:themeColor="light1" w:fill="ffffff" w:themeFill="light1"/>
         <w:tcBorders>
           <w:top w:val="single" w:color="000000" w:themeColor="accent1" w:themeTint="80" w:sz="4" w:space="0"/>
-          <w:left w:val="none"/>
-          <w:bottom w:val="none"/>
-          <w:right w:val="none"/>
+          <w:left w:val="none" w:color="000000" w:sz="4" w:space="0"/>
+          <w:bottom w:val="none" w:color="000000" w:sz="4" w:space="0"/>
+          <w:right w:val="none" w:color="000000" w:sz="4" w:space="0"/>
         </w:tcBorders>
       </w:tcPr>
     </w:tblStylePr>
@@ -25224,9 +25982,9 @@
       </w:tcPr>
     </w:tblStylePr>
   </w:style>
-  <w:style w:type="table" w:styleId="63">
+  <w:style w:type="table" w:styleId="862">
     <w:name w:val="Grid Table 7 Colorful - Accent 2"/>
-    <w:basedOn w:val="776"/>
+    <w:basedOn w:val="998"/>
     <w:uiPriority w:val="99"/>
     <w:pPr>
       <w:pBdr/>
@@ -25328,11 +26086,11 @@
         <w:tblBorders/>
       </w:tblPr>
       <w:tcPr>
-        <w:shd w:color="ffffff"/>
+        <w:shd w:val="clear" w:color="ffffff"/>
         <w:tcBorders>
-          <w:top w:val="none"/>
-          <w:left w:val="none"/>
-          <w:bottom w:val="none"/>
+          <w:top w:val="none" w:color="000000" w:sz="4" w:space="0"/>
+          <w:left w:val="none" w:color="000000" w:sz="4" w:space="0"/>
+          <w:bottom w:val="none" w:color="000000" w:sz="4" w:space="0"/>
           <w:right w:val="single" w:color="000000" w:themeColor="accent2" w:themeTint="97" w:sz="4" w:space="0"/>
         </w:tcBorders>
       </w:tcPr>
@@ -25355,10 +26113,10 @@
       <w:tcPr>
         <w:shd w:val="clear" w:color="ffffff" w:themeColor="light1" w:fill="ffffff" w:themeFill="light1"/>
         <w:tcBorders>
-          <w:top w:val="none"/>
-          <w:left w:val="none"/>
+          <w:top w:val="none" w:color="000000" w:sz="4" w:space="0"/>
+          <w:left w:val="none" w:color="000000" w:sz="4" w:space="0"/>
           <w:bottom w:val="single" w:color="000000" w:themeColor="accent2" w:themeTint="97" w:sz="4" w:space="0"/>
-          <w:right w:val="none"/>
+          <w:right w:val="none" w:color="000000" w:sz="4" w:space="0"/>
         </w:tcBorders>
       </w:tcPr>
     </w:tblStylePr>
@@ -25378,12 +26136,12 @@
         <w:tblBorders/>
       </w:tblPr>
       <w:tcPr>
-        <w:shd w:color="ffffff"/>
+        <w:shd w:val="clear" w:color="ffffff"/>
         <w:tcBorders>
-          <w:top w:val="none"/>
+          <w:top w:val="none" w:color="000000" w:sz="4" w:space="0"/>
           <w:left w:val="single" w:color="000000" w:themeColor="accent2" w:themeTint="97" w:sz="4" w:space="0"/>
-          <w:bottom w:val="none"/>
-          <w:right w:val="none"/>
+          <w:bottom w:val="none" w:color="000000" w:sz="4" w:space="0"/>
+          <w:right w:val="none" w:color="000000" w:sz="4" w:space="0"/>
         </w:tcBorders>
       </w:tcPr>
     </w:tblStylePr>
@@ -25406,9 +26164,9 @@
         <w:shd w:val="clear" w:color="ffffff" w:themeColor="light1" w:fill="ffffff" w:themeFill="light1"/>
         <w:tcBorders>
           <w:top w:val="single" w:color="000000" w:themeColor="accent2" w:themeTint="97" w:sz="4" w:space="0"/>
-          <w:left w:val="none"/>
-          <w:bottom w:val="none"/>
-          <w:right w:val="none"/>
+          <w:left w:val="none" w:color="000000" w:sz="4" w:space="0"/>
+          <w:bottom w:val="none" w:color="000000" w:sz="4" w:space="0"/>
+          <w:right w:val="none" w:color="000000" w:sz="4" w:space="0"/>
         </w:tcBorders>
       </w:tcPr>
     </w:tblStylePr>
@@ -25478,9 +26236,9 @@
       </w:tcPr>
     </w:tblStylePr>
   </w:style>
-  <w:style w:type="table" w:styleId="64">
+  <w:style w:type="table" w:styleId="863">
     <w:name w:val="Grid Table 7 Colorful - Accent 3"/>
-    <w:basedOn w:val="776"/>
+    <w:basedOn w:val="998"/>
     <w:uiPriority w:val="99"/>
     <w:pPr>
       <w:pBdr/>
@@ -25582,11 +26340,11 @@
         <w:tblBorders/>
       </w:tblPr>
       <w:tcPr>
-        <w:shd w:color="ffffff"/>
+        <w:shd w:val="clear" w:color="ffffff"/>
         <w:tcBorders>
-          <w:top w:val="none"/>
-          <w:left w:val="none"/>
-          <w:bottom w:val="none"/>
+          <w:top w:val="none" w:color="000000" w:sz="4" w:space="0"/>
+          <w:left w:val="none" w:color="000000" w:sz="4" w:space="0"/>
+          <w:bottom w:val="none" w:color="000000" w:sz="4" w:space="0"/>
           <w:right w:val="single" w:color="000000" w:themeColor="accent3" w:themeTint="FE" w:sz="4" w:space="0"/>
         </w:tcBorders>
       </w:tcPr>
@@ -25609,10 +26367,10 @@
       <w:tcPr>
         <w:shd w:val="clear" w:color="ffffff" w:themeColor="light1" w:fill="ffffff" w:themeFill="light1"/>
         <w:tcBorders>
-          <w:top w:val="none"/>
-          <w:left w:val="none"/>
+          <w:top w:val="none" w:color="000000" w:sz="4" w:space="0"/>
+          <w:left w:val="none" w:color="000000" w:sz="4" w:space="0"/>
           <w:bottom w:val="single" w:color="000000" w:themeColor="accent3" w:themeTint="FE" w:sz="4" w:space="0"/>
-          <w:right w:val="none"/>
+          <w:right w:val="none" w:color="000000" w:sz="4" w:space="0"/>
         </w:tcBorders>
       </w:tcPr>
     </w:tblStylePr>
@@ -25632,12 +26390,12 @@
         <w:tblBorders/>
       </w:tblPr>
       <w:tcPr>
-        <w:shd w:color="ffffff"/>
+        <w:shd w:val="clear" w:color="ffffff"/>
         <w:tcBorders>
-          <w:top w:val="none"/>
+          <w:top w:val="none" w:color="000000" w:sz="4" w:space="0"/>
           <w:left w:val="single" w:color="000000" w:themeColor="accent3" w:themeTint="FE" w:sz="4" w:space="0"/>
-          <w:bottom w:val="none"/>
-          <w:right w:val="none"/>
+          <w:bottom w:val="none" w:color="000000" w:sz="4" w:space="0"/>
+          <w:right w:val="none" w:color="000000" w:sz="4" w:space="0"/>
         </w:tcBorders>
       </w:tcPr>
     </w:tblStylePr>
@@ -25660,9 +26418,9 @@
         <w:shd w:val="clear" w:color="ffffff" w:themeColor="light1" w:fill="ffffff" w:themeFill="light1"/>
         <w:tcBorders>
           <w:top w:val="single" w:color="000000" w:themeColor="accent3" w:themeTint="FE" w:sz="4" w:space="0"/>
-          <w:left w:val="none"/>
-          <w:bottom w:val="none"/>
-          <w:right w:val="none"/>
+          <w:left w:val="none" w:color="000000" w:sz="4" w:space="0"/>
+          <w:bottom w:val="none" w:color="000000" w:sz="4" w:space="0"/>
+          <w:right w:val="none" w:color="000000" w:sz="4" w:space="0"/>
         </w:tcBorders>
       </w:tcPr>
     </w:tblStylePr>
@@ -25732,9 +26490,9 @@
       </w:tcPr>
     </w:tblStylePr>
   </w:style>
-  <w:style w:type="table" w:styleId="65">
+  <w:style w:type="table" w:styleId="864">
     <w:name w:val="Grid Table 7 Colorful - Accent 4"/>
-    <w:basedOn w:val="776"/>
+    <w:basedOn w:val="998"/>
     <w:uiPriority w:val="99"/>
     <w:pPr>
       <w:pBdr/>
@@ -25836,11 +26594,11 @@
         <w:tblBorders/>
       </w:tblPr>
       <w:tcPr>
-        <w:shd w:color="ffffff"/>
+        <w:shd w:val="clear" w:color="ffffff"/>
         <w:tcBorders>
-          <w:top w:val="none"/>
-          <w:left w:val="none"/>
-          <w:bottom w:val="none"/>
+          <w:top w:val="none" w:color="000000" w:sz="4" w:space="0"/>
+          <w:left w:val="none" w:color="000000" w:sz="4" w:space="0"/>
+          <w:bottom w:val="none" w:color="000000" w:sz="4" w:space="0"/>
           <w:right w:val="single" w:color="000000" w:themeColor="accent4" w:themeTint="9A" w:sz="4" w:space="0"/>
         </w:tcBorders>
       </w:tcPr>
@@ -25863,10 +26621,10 @@
       <w:tcPr>
         <w:shd w:val="clear" w:color="ffffff" w:themeColor="light1" w:fill="ffffff" w:themeFill="light1"/>
         <w:tcBorders>
-          <w:top w:val="none"/>
-          <w:left w:val="none"/>
+          <w:top w:val="none" w:color="000000" w:sz="4" w:space="0"/>
+          <w:left w:val="none" w:color="000000" w:sz="4" w:space="0"/>
           <w:bottom w:val="single" w:color="000000" w:themeColor="accent4" w:themeTint="9A" w:sz="4" w:space="0"/>
-          <w:right w:val="none"/>
+          <w:right w:val="none" w:color="000000" w:sz="4" w:space="0"/>
         </w:tcBorders>
       </w:tcPr>
     </w:tblStylePr>
@@ -25886,12 +26644,12 @@
         <w:tblBorders/>
       </w:tblPr>
       <w:tcPr>
-        <w:shd w:color="ffffff"/>
+        <w:shd w:val="clear" w:color="ffffff"/>
         <w:tcBorders>
-          <w:top w:val="none"/>
+          <w:top w:val="none" w:color="000000" w:sz="4" w:space="0"/>
           <w:left w:val="single" w:color="000000" w:themeColor="accent4" w:themeTint="9A" w:sz="4" w:space="0"/>
-          <w:bottom w:val="none"/>
-          <w:right w:val="none"/>
+          <w:bottom w:val="none" w:color="000000" w:sz="4" w:space="0"/>
+          <w:right w:val="none" w:color="000000" w:sz="4" w:space="0"/>
         </w:tcBorders>
       </w:tcPr>
     </w:tblStylePr>
@@ -25914,9 +26672,9 @@
         <w:shd w:val="clear" w:color="ffffff" w:themeColor="light1" w:fill="ffffff" w:themeFill="light1"/>
         <w:tcBorders>
           <w:top w:val="single" w:color="000000" w:themeColor="accent4" w:themeTint="9A" w:sz="4" w:space="0"/>
-          <w:left w:val="none"/>
-          <w:bottom w:val="none"/>
-          <w:right w:val="none"/>
+          <w:left w:val="none" w:color="000000" w:sz="4" w:space="0"/>
+          <w:bottom w:val="none" w:color="000000" w:sz="4" w:space="0"/>
+          <w:right w:val="none" w:color="000000" w:sz="4" w:space="0"/>
         </w:tcBorders>
       </w:tcPr>
     </w:tblStylePr>
@@ -25986,9 +26744,9 @@
       </w:tcPr>
     </w:tblStylePr>
   </w:style>
-  <w:style w:type="table" w:styleId="66">
+  <w:style w:type="table" w:styleId="865">
     <w:name w:val="Grid Table 7 Colorful - Accent 5"/>
-    <w:basedOn w:val="776"/>
+    <w:basedOn w:val="998"/>
     <w:uiPriority w:val="99"/>
     <w:pPr>
       <w:pBdr/>
@@ -26090,11 +26848,11 @@
         <w:tblBorders/>
       </w:tblPr>
       <w:tcPr>
-        <w:shd w:color="ffffff"/>
+        <w:shd w:val="clear" w:color="ffffff"/>
         <w:tcBorders>
-          <w:top w:val="none"/>
-          <w:left w:val="none"/>
-          <w:bottom w:val="none"/>
+          <w:top w:val="none" w:color="000000" w:sz="4" w:space="0"/>
+          <w:left w:val="none" w:color="000000" w:sz="4" w:space="0"/>
+          <w:bottom w:val="none" w:color="000000" w:sz="4" w:space="0"/>
           <w:right w:val="single" w:color="000000" w:themeColor="accent5" w:themeTint="90" w:sz="4" w:space="0"/>
         </w:tcBorders>
       </w:tcPr>
@@ -26117,10 +26875,10 @@
       <w:tcPr>
         <w:shd w:val="clear" w:color="ffffff" w:themeColor="light1" w:fill="ffffff" w:themeFill="light1"/>
         <w:tcBorders>
-          <w:top w:val="none"/>
-          <w:left w:val="none"/>
+          <w:top w:val="none" w:color="000000" w:sz="4" w:space="0"/>
+          <w:left w:val="none" w:color="000000" w:sz="4" w:space="0"/>
           <w:bottom w:val="single" w:color="000000" w:themeColor="accent5" w:themeTint="90" w:sz="4" w:space="0"/>
-          <w:right w:val="none"/>
+          <w:right w:val="none" w:color="000000" w:sz="4" w:space="0"/>
         </w:tcBorders>
       </w:tcPr>
     </w:tblStylePr>
@@ -26140,12 +26898,12 @@
         <w:tblBorders/>
       </w:tblPr>
       <w:tcPr>
-        <w:shd w:color="ffffff"/>
+        <w:shd w:val="clear" w:color="ffffff"/>
         <w:tcBorders>
-          <w:top w:val="none"/>
+          <w:top w:val="none" w:color="000000" w:sz="4" w:space="0"/>
           <w:left w:val="single" w:color="000000" w:themeColor="accent5" w:themeTint="90" w:sz="4" w:space="0"/>
-          <w:bottom w:val="none"/>
-          <w:right w:val="none"/>
+          <w:bottom w:val="none" w:color="000000" w:sz="4" w:space="0"/>
+          <w:right w:val="none" w:color="000000" w:sz="4" w:space="0"/>
         </w:tcBorders>
       </w:tcPr>
     </w:tblStylePr>
@@ -26168,9 +26926,9 @@
         <w:shd w:val="clear" w:color="ffffff" w:themeColor="light1" w:fill="ffffff" w:themeFill="light1"/>
         <w:tcBorders>
           <w:top w:val="single" w:color="000000" w:themeColor="accent5" w:themeTint="90" w:sz="4" w:space="0"/>
-          <w:left w:val="none"/>
-          <w:bottom w:val="none"/>
-          <w:right w:val="none"/>
+          <w:left w:val="none" w:color="000000" w:sz="4" w:space="0"/>
+          <w:bottom w:val="none" w:color="000000" w:sz="4" w:space="0"/>
+          <w:right w:val="none" w:color="000000" w:sz="4" w:space="0"/>
         </w:tcBorders>
       </w:tcPr>
     </w:tblStylePr>
@@ -26240,9 +26998,9 @@
       </w:tcPr>
     </w:tblStylePr>
   </w:style>
-  <w:style w:type="table" w:styleId="67">
+  <w:style w:type="table" w:styleId="866">
     <w:name w:val="Grid Table 7 Colorful - Accent 6"/>
-    <w:basedOn w:val="776"/>
+    <w:basedOn w:val="998"/>
     <w:uiPriority w:val="99"/>
     <w:pPr>
       <w:pBdr/>
@@ -26344,11 +27102,11 @@
         <w:tblBorders/>
       </w:tblPr>
       <w:tcPr>
-        <w:shd w:color="ffffff"/>
+        <w:shd w:val="clear" w:color="ffffff"/>
         <w:tcBorders>
-          <w:top w:val="none"/>
-          <w:left w:val="none"/>
-          <w:bottom w:val="none"/>
+          <w:top w:val="none" w:color="000000" w:sz="4" w:space="0"/>
+          <w:left w:val="none" w:color="000000" w:sz="4" w:space="0"/>
+          <w:bottom w:val="none" w:color="000000" w:sz="4" w:space="0"/>
           <w:right w:val="single" w:color="000000" w:themeColor="accent6" w:themeTint="90" w:sz="4" w:space="0"/>
         </w:tcBorders>
       </w:tcPr>
@@ -26371,10 +27129,10 @@
       <w:tcPr>
         <w:shd w:val="clear" w:color="ffffff" w:themeColor="light1" w:fill="ffffff" w:themeFill="light1"/>
         <w:tcBorders>
-          <w:top w:val="none"/>
-          <w:left w:val="none"/>
+          <w:top w:val="none" w:color="000000" w:sz="4" w:space="0"/>
+          <w:left w:val="none" w:color="000000" w:sz="4" w:space="0"/>
           <w:bottom w:val="single" w:color="000000" w:themeColor="accent6" w:themeTint="90" w:sz="4" w:space="0"/>
-          <w:right w:val="none"/>
+          <w:right w:val="none" w:color="000000" w:sz="4" w:space="0"/>
         </w:tcBorders>
       </w:tcPr>
     </w:tblStylePr>
@@ -26394,12 +27152,12 @@
         <w:tblBorders/>
       </w:tblPr>
       <w:tcPr>
-        <w:shd w:color="ffffff"/>
+        <w:shd w:val="clear" w:color="ffffff"/>
         <w:tcBorders>
-          <w:top w:val="none"/>
+          <w:top w:val="none" w:color="000000" w:sz="4" w:space="0"/>
           <w:left w:val="single" w:color="000000" w:themeColor="accent6" w:themeTint="90" w:sz="4" w:space="0"/>
-          <w:bottom w:val="none"/>
-          <w:right w:val="none"/>
+          <w:bottom w:val="none" w:color="000000" w:sz="4" w:space="0"/>
+          <w:right w:val="none" w:color="000000" w:sz="4" w:space="0"/>
         </w:tcBorders>
       </w:tcPr>
     </w:tblStylePr>
@@ -26422,9 +27180,9 @@
         <w:shd w:val="clear" w:color="ffffff" w:themeColor="light1" w:fill="ffffff" w:themeFill="light1"/>
         <w:tcBorders>
           <w:top w:val="single" w:color="000000" w:themeColor="accent6" w:themeTint="90" w:sz="4" w:space="0"/>
-          <w:left w:val="none"/>
-          <w:bottom w:val="none"/>
-          <w:right w:val="none"/>
+          <w:left w:val="none" w:color="000000" w:sz="4" w:space="0"/>
+          <w:bottom w:val="none" w:color="000000" w:sz="4" w:space="0"/>
+          <w:right w:val="none" w:color="000000" w:sz="4" w:space="0"/>
         </w:tcBorders>
       </w:tcPr>
     </w:tblStylePr>
@@ -26494,9 +27252,9 @@
       </w:tcPr>
     </w:tblStylePr>
   </w:style>
-  <w:style w:type="table" w:styleId="68">
+  <w:style w:type="table" w:styleId="867">
     <w:name w:val="List Table 1 Light"/>
-    <w:basedOn w:val="776"/>
+    <w:basedOn w:val="998"/>
     <w:uiPriority w:val="99"/>
     <w:pPr>
       <w:pBdr/>
@@ -26710,9 +27468,9 @@
       </w:tcPr>
     </w:tblStylePr>
   </w:style>
-  <w:style w:type="table" w:styleId="69">
+  <w:style w:type="table" w:styleId="868">
     <w:name w:val="List Table 1 Light - Accent 1"/>
-    <w:basedOn w:val="776"/>
+    <w:basedOn w:val="998"/>
     <w:uiPriority w:val="99"/>
     <w:pPr>
       <w:pBdr/>
@@ -26926,9 +27684,9 @@
       </w:tcPr>
     </w:tblStylePr>
   </w:style>
-  <w:style w:type="table" w:styleId="70">
+  <w:style w:type="table" w:styleId="869">
     <w:name w:val="List Table 1 Light - Accent 2"/>
-    <w:basedOn w:val="776"/>
+    <w:basedOn w:val="998"/>
     <w:uiPriority w:val="99"/>
     <w:pPr>
       <w:pBdr/>
@@ -27142,9 +27900,9 @@
       </w:tcPr>
     </w:tblStylePr>
   </w:style>
-  <w:style w:type="table" w:styleId="71">
+  <w:style w:type="table" w:styleId="870">
     <w:name w:val="List Table 1 Light - Accent 3"/>
-    <w:basedOn w:val="776"/>
+    <w:basedOn w:val="998"/>
     <w:uiPriority w:val="99"/>
     <w:pPr>
       <w:pBdr/>
@@ -27358,9 +28116,9 @@
       </w:tcPr>
     </w:tblStylePr>
   </w:style>
-  <w:style w:type="table" w:styleId="72">
+  <w:style w:type="table" w:styleId="871">
     <w:name w:val="List Table 1 Light - Accent 4"/>
-    <w:basedOn w:val="776"/>
+    <w:basedOn w:val="998"/>
     <w:uiPriority w:val="99"/>
     <w:pPr>
       <w:pBdr/>
@@ -27574,9 +28332,9 @@
       </w:tcPr>
     </w:tblStylePr>
   </w:style>
-  <w:style w:type="table" w:styleId="73">
+  <w:style w:type="table" w:styleId="872">
     <w:name w:val="List Table 1 Light - Accent 5"/>
-    <w:basedOn w:val="776"/>
+    <w:basedOn w:val="998"/>
     <w:uiPriority w:val="99"/>
     <w:pPr>
       <w:pBdr/>
@@ -27790,9 +28548,9 @@
       </w:tcPr>
     </w:tblStylePr>
   </w:style>
-  <w:style w:type="table" w:styleId="74">
+  <w:style w:type="table" w:styleId="873">
     <w:name w:val="List Table 1 Light - Accent 6"/>
-    <w:basedOn w:val="776"/>
+    <w:basedOn w:val="998"/>
     <w:uiPriority w:val="99"/>
     <w:pPr>
       <w:pBdr/>
@@ -28006,9 +28764,9 @@
       </w:tcPr>
     </w:tblStylePr>
   </w:style>
-  <w:style w:type="table" w:styleId="75">
+  <w:style w:type="table" w:styleId="874">
     <w:name w:val="List Table 2"/>
-    <w:basedOn w:val="776"/>
+    <w:basedOn w:val="998"/>
     <w:uiPriority w:val="99"/>
     <w:pPr>
       <w:pBdr/>
@@ -28244,9 +29002,9 @@
       </w:tcPr>
     </w:tblStylePr>
   </w:style>
-  <w:style w:type="table" w:styleId="76">
+  <w:style w:type="table" w:styleId="875">
     <w:name w:val="List Table 2 - Accent 1"/>
-    <w:basedOn w:val="776"/>
+    <w:basedOn w:val="998"/>
     <w:uiPriority w:val="99"/>
     <w:pPr>
       <w:pBdr/>
@@ -28482,9 +29240,9 @@
       </w:tcPr>
     </w:tblStylePr>
   </w:style>
-  <w:style w:type="table" w:styleId="77">
+  <w:style w:type="table" w:styleId="876">
     <w:name w:val="List Table 2 - Accent 2"/>
-    <w:basedOn w:val="776"/>
+    <w:basedOn w:val="998"/>
     <w:uiPriority w:val="99"/>
     <w:pPr>
       <w:pBdr/>
@@ -28720,9 +29478,9 @@
       </w:tcPr>
     </w:tblStylePr>
   </w:style>
-  <w:style w:type="table" w:styleId="78">
+  <w:style w:type="table" w:styleId="877">
     <w:name w:val="List Table 2 - Accent 3"/>
-    <w:basedOn w:val="776"/>
+    <w:basedOn w:val="998"/>
     <w:uiPriority w:val="99"/>
     <w:pPr>
       <w:pBdr/>
@@ -28958,9 +29716,9 @@
       </w:tcPr>
     </w:tblStylePr>
   </w:style>
-  <w:style w:type="table" w:styleId="79">
+  <w:style w:type="table" w:styleId="878">
     <w:name w:val="List Table 2 - Accent 4"/>
-    <w:basedOn w:val="776"/>
+    <w:basedOn w:val="998"/>
     <w:uiPriority w:val="99"/>
     <w:pPr>
       <w:pBdr/>
@@ -29196,9 +29954,9 @@
       </w:tcPr>
     </w:tblStylePr>
   </w:style>
-  <w:style w:type="table" w:styleId="80">
+  <w:style w:type="table" w:styleId="879">
     <w:name w:val="List Table 2 - Accent 5"/>
-    <w:basedOn w:val="776"/>
+    <w:basedOn w:val="998"/>
     <w:uiPriority w:val="99"/>
     <w:pPr>
       <w:pBdr/>
@@ -29434,9 +30192,9 @@
       </w:tcPr>
     </w:tblStylePr>
   </w:style>
-  <w:style w:type="table" w:styleId="81">
+  <w:style w:type="table" w:styleId="880">
     <w:name w:val="List Table 2 - Accent 6"/>
-    <w:basedOn w:val="776"/>
+    <w:basedOn w:val="998"/>
     <w:uiPriority w:val="99"/>
     <w:pPr>
       <w:pBdr/>
@@ -29672,9 +30430,9 @@
       </w:tcPr>
     </w:tblStylePr>
   </w:style>
-  <w:style w:type="table" w:styleId="82">
+  <w:style w:type="table" w:styleId="881">
     <w:name w:val="List Table 3"/>
-    <w:basedOn w:val="776"/>
+    <w:basedOn w:val="998"/>
     <w:uiPriority w:val="99"/>
     <w:pPr>
       <w:pBdr/>
@@ -29900,9 +30658,9 @@
       </w:tcPr>
     </w:tblStylePr>
   </w:style>
-  <w:style w:type="table" w:styleId="83">
+  <w:style w:type="table" w:styleId="882">
     <w:name w:val="List Table 3 - Accent 1"/>
-    <w:basedOn w:val="776"/>
+    <w:basedOn w:val="998"/>
     <w:uiPriority w:val="99"/>
     <w:pPr>
       <w:pBdr/>
@@ -30128,9 +30886,9 @@
       </w:tcPr>
     </w:tblStylePr>
   </w:style>
-  <w:style w:type="table" w:styleId="84">
+  <w:style w:type="table" w:styleId="883">
     <w:name w:val="List Table 3 - Accent 2"/>
-    <w:basedOn w:val="776"/>
+    <w:basedOn w:val="998"/>
     <w:uiPriority w:val="99"/>
     <w:pPr>
       <w:pBdr/>
@@ -30356,9 +31114,9 @@
       </w:tcPr>
     </w:tblStylePr>
   </w:style>
-  <w:style w:type="table" w:styleId="85">
+  <w:style w:type="table" w:styleId="884">
     <w:name w:val="List Table 3 - Accent 3"/>
-    <w:basedOn w:val="776"/>
+    <w:basedOn w:val="998"/>
     <w:uiPriority w:val="99"/>
     <w:pPr>
       <w:pBdr/>
@@ -30584,9 +31342,9 @@
       </w:tcPr>
     </w:tblStylePr>
   </w:style>
-  <w:style w:type="table" w:styleId="86">
+  <w:style w:type="table" w:styleId="885">
     <w:name w:val="List Table 3 - Accent 4"/>
-    <w:basedOn w:val="776"/>
+    <w:basedOn w:val="998"/>
     <w:uiPriority w:val="99"/>
     <w:pPr>
       <w:pBdr/>
@@ -30812,9 +31570,9 @@
       </w:tcPr>
     </w:tblStylePr>
   </w:style>
-  <w:style w:type="table" w:styleId="87">
+  <w:style w:type="table" w:styleId="886">
     <w:name w:val="List Table 3 - Accent 5"/>
-    <w:basedOn w:val="776"/>
+    <w:basedOn w:val="998"/>
     <w:uiPriority w:val="99"/>
     <w:pPr>
       <w:pBdr/>
@@ -31040,9 +31798,9 @@
       </w:tcPr>
     </w:tblStylePr>
   </w:style>
-  <w:style w:type="table" w:styleId="88">
+  <w:style w:type="table" w:styleId="887">
     <w:name w:val="List Table 3 - Accent 6"/>
-    <w:basedOn w:val="776"/>
+    <w:basedOn w:val="998"/>
     <w:uiPriority w:val="99"/>
     <w:pPr>
       <w:pBdr/>
@@ -31268,9 +32026,9 @@
       </w:tcPr>
     </w:tblStylePr>
   </w:style>
-  <w:style w:type="table" w:styleId="89">
+  <w:style w:type="table" w:styleId="888">
     <w:name w:val="List Table 4"/>
-    <w:basedOn w:val="776"/>
+    <w:basedOn w:val="998"/>
     <w:uiPriority w:val="99"/>
     <w:pPr>
       <w:pBdr/>
@@ -31493,9 +32251,9 @@
       </w:tcPr>
     </w:tblStylePr>
   </w:style>
-  <w:style w:type="table" w:styleId="90">
+  <w:style w:type="table" w:styleId="889">
     <w:name w:val="List Table 4 - Accent 1"/>
-    <w:basedOn w:val="776"/>
+    <w:basedOn w:val="998"/>
     <w:uiPriority w:val="99"/>
     <w:pPr>
       <w:pBdr/>
@@ -31718,9 +32476,9 @@
       </w:tcPr>
     </w:tblStylePr>
   </w:style>
-  <w:style w:type="table" w:styleId="91">
+  <w:style w:type="table" w:styleId="890">
     <w:name w:val="List Table 4 - Accent 2"/>
-    <w:basedOn w:val="776"/>
+    <w:basedOn w:val="998"/>
     <w:uiPriority w:val="99"/>
     <w:pPr>
       <w:pBdr/>
@@ -31943,9 +32701,9 @@
       </w:tcPr>
     </w:tblStylePr>
   </w:style>
-  <w:style w:type="table" w:styleId="92">
+  <w:style w:type="table" w:styleId="891">
     <w:name w:val="List Table 4 - Accent 3"/>
-    <w:basedOn w:val="776"/>
+    <w:basedOn w:val="998"/>
     <w:uiPriority w:val="99"/>
     <w:pPr>
       <w:pBdr/>
@@ -32168,9 +32926,9 @@
       </w:tcPr>
     </w:tblStylePr>
   </w:style>
-  <w:style w:type="table" w:styleId="93">
+  <w:style w:type="table" w:styleId="892">
     <w:name w:val="List Table 4 - Accent 4"/>
-    <w:basedOn w:val="776"/>
+    <w:basedOn w:val="998"/>
     <w:uiPriority w:val="99"/>
     <w:pPr>
       <w:pBdr/>
@@ -32393,9 +33151,9 @@
       </w:tcPr>
     </w:tblStylePr>
   </w:style>
-  <w:style w:type="table" w:styleId="94">
+  <w:style w:type="table" w:styleId="893">
     <w:name w:val="List Table 4 - Accent 5"/>
-    <w:basedOn w:val="776"/>
+    <w:basedOn w:val="998"/>
     <w:uiPriority w:val="99"/>
     <w:pPr>
       <w:pBdr/>
@@ -32618,9 +33376,9 @@
       </w:tcPr>
     </w:tblStylePr>
   </w:style>
-  <w:style w:type="table" w:styleId="95">
+  <w:style w:type="table" w:styleId="894">
     <w:name w:val="List Table 4 - Accent 6"/>
-    <w:basedOn w:val="776"/>
+    <w:basedOn w:val="998"/>
     <w:uiPriority w:val="99"/>
     <w:pPr>
       <w:pBdr/>
@@ -32843,9 +33601,9 @@
       </w:tcPr>
     </w:tblStylePr>
   </w:style>
-  <w:style w:type="table" w:styleId="96">
+  <w:style w:type="table" w:styleId="895">
     <w:name w:val="List Table 5 Dark"/>
-    <w:basedOn w:val="776"/>
+    <w:basedOn w:val="998"/>
     <w:uiPriority w:val="99"/>
     <w:pPr>
       <w:pBdr/>
@@ -33085,9 +33843,9 @@
       </w:tcPr>
     </w:tblStylePr>
   </w:style>
-  <w:style w:type="table" w:styleId="97">
+  <w:style w:type="table" w:styleId="896">
     <w:name w:val="List Table 5 Dark - Accent 1"/>
-    <w:basedOn w:val="776"/>
+    <w:basedOn w:val="998"/>
     <w:uiPriority w:val="99"/>
     <w:pPr>
       <w:pBdr/>
@@ -33327,9 +34085,9 @@
       </w:tcPr>
     </w:tblStylePr>
   </w:style>
-  <w:style w:type="table" w:styleId="98">
+  <w:style w:type="table" w:styleId="897">
     <w:name w:val="List Table 5 Dark - Accent 2"/>
-    <w:basedOn w:val="776"/>
+    <w:basedOn w:val="998"/>
     <w:uiPriority w:val="99"/>
     <w:pPr>
       <w:pBdr/>
@@ -33569,9 +34327,9 @@
       </w:tcPr>
     </w:tblStylePr>
   </w:style>
-  <w:style w:type="table" w:styleId="99">
+  <w:style w:type="table" w:styleId="898">
     <w:name w:val="List Table 5 Dark - Accent 3"/>
-    <w:basedOn w:val="776"/>
+    <w:basedOn w:val="998"/>
     <w:uiPriority w:val="99"/>
     <w:pPr>
       <w:pBdr/>
@@ -33811,9 +34569,9 @@
       </w:tcPr>
     </w:tblStylePr>
   </w:style>
-  <w:style w:type="table" w:styleId="100">
+  <w:style w:type="table" w:styleId="899">
     <w:name w:val="List Table 5 Dark - Accent 4"/>
-    <w:basedOn w:val="776"/>
+    <w:basedOn w:val="998"/>
     <w:uiPriority w:val="99"/>
     <w:pPr>
       <w:pBdr/>
@@ -34053,9 +34811,9 @@
       </w:tcPr>
     </w:tblStylePr>
   </w:style>
-  <w:style w:type="table" w:styleId="101">
+  <w:style w:type="table" w:styleId="900">
     <w:name w:val="List Table 5 Dark - Accent 5"/>
-    <w:basedOn w:val="776"/>
+    <w:basedOn w:val="998"/>
     <w:uiPriority w:val="99"/>
     <w:pPr>
       <w:pBdr/>
@@ -34295,9 +35053,9 @@
       </w:tcPr>
     </w:tblStylePr>
   </w:style>
-  <w:style w:type="table" w:styleId="102">
+  <w:style w:type="table" w:styleId="901">
     <w:name w:val="List Table 5 Dark - Accent 6"/>
-    <w:basedOn w:val="776"/>
+    <w:basedOn w:val="998"/>
     <w:uiPriority w:val="99"/>
     <w:pPr>
       <w:pBdr/>
@@ -34537,9 +35295,9 @@
       </w:tcPr>
     </w:tblStylePr>
   </w:style>
-  <w:style w:type="table" w:styleId="103">
+  <w:style w:type="table" w:styleId="902">
     <w:name w:val="List Table 6 Colorful"/>
-    <w:basedOn w:val="776"/>
+    <w:basedOn w:val="998"/>
     <w:uiPriority w:val="99"/>
     <w:pPr>
       <w:pBdr/>
@@ -34760,9 +35518,9 @@
       </w:tcPr>
     </w:tblStylePr>
   </w:style>
-  <w:style w:type="table" w:styleId="104">
+  <w:style w:type="table" w:styleId="903">
     <w:name w:val="List Table 6 Colorful - Accent 1"/>
-    <w:basedOn w:val="776"/>
+    <w:basedOn w:val="998"/>
     <w:uiPriority w:val="99"/>
     <w:pPr>
       <w:pBdr/>
@@ -34983,9 +35741,9 @@
       </w:tcPr>
     </w:tblStylePr>
   </w:style>
-  <w:style w:type="table" w:styleId="105">
+  <w:style w:type="table" w:styleId="904">
     <w:name w:val="List Table 6 Colorful - Accent 2"/>
-    <w:basedOn w:val="776"/>
+    <w:basedOn w:val="998"/>
     <w:uiPriority w:val="99"/>
     <w:pPr>
       <w:pBdr/>
@@ -35206,9 +35964,9 @@
       </w:tcPr>
     </w:tblStylePr>
   </w:style>
-  <w:style w:type="table" w:styleId="106">
+  <w:style w:type="table" w:styleId="905">
     <w:name w:val="List Table 6 Colorful - Accent 3"/>
-    <w:basedOn w:val="776"/>
+    <w:basedOn w:val="998"/>
     <w:uiPriority w:val="99"/>
     <w:pPr>
       <w:pBdr/>
@@ -35429,9 +36187,9 @@
       </w:tcPr>
     </w:tblStylePr>
   </w:style>
-  <w:style w:type="table" w:styleId="107">
+  <w:style w:type="table" w:styleId="906">
     <w:name w:val="List Table 6 Colorful - Accent 4"/>
-    <w:basedOn w:val="776"/>
+    <w:basedOn w:val="998"/>
     <w:uiPriority w:val="99"/>
     <w:pPr>
       <w:pBdr/>
@@ -35652,9 +36410,9 @@
       </w:tcPr>
     </w:tblStylePr>
   </w:style>
-  <w:style w:type="table" w:styleId="108">
+  <w:style w:type="table" w:styleId="907">
     <w:name w:val="List Table 6 Colorful - Accent 5"/>
-    <w:basedOn w:val="776"/>
+    <w:basedOn w:val="998"/>
     <w:uiPriority w:val="99"/>
     <w:pPr>
       <w:pBdr/>
@@ -35875,9 +36633,9 @@
       </w:tcPr>
     </w:tblStylePr>
   </w:style>
-  <w:style w:type="table" w:styleId="109">
+  <w:style w:type="table" w:styleId="908">
     <w:name w:val="List Table 6 Colorful - Accent 6"/>
-    <w:basedOn w:val="776"/>
+    <w:basedOn w:val="998"/>
     <w:uiPriority w:val="99"/>
     <w:pPr>
       <w:pBdr/>
@@ -36098,9 +36856,9 @@
       </w:tcPr>
     </w:tblStylePr>
   </w:style>
-  <w:style w:type="table" w:styleId="110">
+  <w:style w:type="table" w:styleId="909">
     <w:name w:val="List Table 7 Colorful"/>
-    <w:basedOn w:val="776"/>
+    <w:basedOn w:val="998"/>
     <w:uiPriority w:val="99"/>
     <w:pPr>
       <w:pBdr/>
@@ -36199,11 +36957,11 @@
         <w:tblBorders/>
       </w:tblPr>
       <w:tcPr>
-        <w:shd w:color="ffffff"/>
+        <w:shd w:val="clear" w:color="ffffff"/>
         <w:tcBorders>
-          <w:top w:val="none"/>
-          <w:left w:val="none"/>
-          <w:bottom w:val="none"/>
+          <w:top w:val="none" w:color="000000" w:sz="4" w:space="0"/>
+          <w:left w:val="none" w:color="000000" w:sz="4" w:space="0"/>
+          <w:bottom w:val="none" w:color="000000" w:sz="4" w:space="0"/>
           <w:right w:val="single" w:color="000000" w:themeColor="text1" w:themeTint="80" w:sz="4" w:space="0"/>
         </w:tcBorders>
       </w:tcPr>
@@ -36226,10 +36984,10 @@
       <w:tcPr>
         <w:shd w:val="clear" w:color="ffffff" w:themeColor="light1" w:fill="ffffff" w:themeFill="light1"/>
         <w:tcBorders>
-          <w:top w:val="none"/>
-          <w:left w:val="none"/>
+          <w:top w:val="none" w:color="000000" w:sz="4" w:space="0"/>
+          <w:left w:val="none" w:color="000000" w:sz="4" w:space="0"/>
           <w:bottom w:val="single" w:color="000000" w:themeColor="text1" w:themeTint="80" w:sz="4" w:space="0"/>
-          <w:right w:val="none"/>
+          <w:right w:val="none" w:color="000000" w:sz="4" w:space="0"/>
         </w:tcBorders>
       </w:tcPr>
     </w:tblStylePr>
@@ -36249,12 +37007,12 @@
         <w:tblBorders/>
       </w:tblPr>
       <w:tcPr>
-        <w:shd w:color="ffffff"/>
+        <w:shd w:val="clear" w:color="ffffff"/>
         <w:tcBorders>
-          <w:top w:val="none"/>
+          <w:top w:val="none" w:color="000000" w:sz="4" w:space="0"/>
           <w:left w:val="single" w:color="000000" w:themeColor="text1" w:themeTint="80" w:sz="4" w:space="0"/>
-          <w:bottom w:val="none"/>
-          <w:right w:val="none"/>
+          <w:bottom w:val="none" w:color="000000" w:sz="4" w:space="0"/>
+          <w:right w:val="none" w:color="000000" w:sz="4" w:space="0"/>
         </w:tcBorders>
       </w:tcPr>
     </w:tblStylePr>
@@ -36277,9 +37035,9 @@
         <w:shd w:val="clear" w:color="ffffff" w:themeColor="light1" w:fill="ffffff" w:themeFill="light1"/>
         <w:tcBorders>
           <w:top w:val="single" w:color="000000" w:themeColor="text1" w:themeTint="80" w:sz="4" w:space="0"/>
-          <w:left w:val="none"/>
-          <w:bottom w:val="none"/>
-          <w:right w:val="none"/>
+          <w:left w:val="none" w:color="000000" w:sz="4" w:space="0"/>
+          <w:bottom w:val="none" w:color="000000" w:sz="4" w:space="0"/>
+          <w:right w:val="none" w:color="000000" w:sz="4" w:space="0"/>
         </w:tcBorders>
       </w:tcPr>
     </w:tblStylePr>
@@ -36354,9 +37112,9 @@
       </w:tcPr>
     </w:tblStylePr>
   </w:style>
-  <w:style w:type="table" w:styleId="111">
+  <w:style w:type="table" w:styleId="910">
     <w:name w:val="List Table 7 Colorful - Accent 1"/>
-    <w:basedOn w:val="776"/>
+    <w:basedOn w:val="998"/>
     <w:uiPriority w:val="99"/>
     <w:pPr>
       <w:pBdr/>
@@ -36455,11 +37213,11 @@
         <w:tblBorders/>
       </w:tblPr>
       <w:tcPr>
-        <w:shd w:color="ffffff"/>
+        <w:shd w:val="clear" w:color="ffffff"/>
         <w:tcBorders>
-          <w:top w:val="none"/>
-          <w:left w:val="none"/>
-          <w:bottom w:val="none"/>
+          <w:top w:val="none" w:color="000000" w:sz="4" w:space="0"/>
+          <w:left w:val="none" w:color="000000" w:sz="4" w:space="0"/>
+          <w:bottom w:val="none" w:color="000000" w:sz="4" w:space="0"/>
           <w:right w:val="single" w:color="000000" w:themeColor="accent1" w:sz="4" w:space="0"/>
         </w:tcBorders>
       </w:tcPr>
@@ -36482,10 +37240,10 @@
       <w:tcPr>
         <w:shd w:val="clear" w:color="ffffff" w:themeColor="light1" w:fill="ffffff" w:themeFill="light1"/>
         <w:tcBorders>
-          <w:top w:val="none"/>
-          <w:left w:val="none"/>
+          <w:top w:val="none" w:color="000000" w:sz="4" w:space="0"/>
+          <w:left w:val="none" w:color="000000" w:sz="4" w:space="0"/>
           <w:bottom w:val="single" w:color="000000" w:themeColor="accent1" w:sz="4" w:space="0"/>
-          <w:right w:val="none"/>
+          <w:right w:val="none" w:color="000000" w:sz="4" w:space="0"/>
         </w:tcBorders>
       </w:tcPr>
     </w:tblStylePr>
@@ -36505,12 +37263,12 @@
         <w:tblBorders/>
       </w:tblPr>
       <w:tcPr>
-        <w:shd w:color="ffffff"/>
+        <w:shd w:val="clear" w:color="ffffff"/>
         <w:tcBorders>
-          <w:top w:val="none"/>
+          <w:top w:val="none" w:color="000000" w:sz="4" w:space="0"/>
           <w:left w:val="single" w:color="000000" w:themeColor="accent1" w:sz="4" w:space="0"/>
-          <w:bottom w:val="none"/>
-          <w:right w:val="none"/>
+          <w:bottom w:val="none" w:color="000000" w:sz="4" w:space="0"/>
+          <w:right w:val="none" w:color="000000" w:sz="4" w:space="0"/>
         </w:tcBorders>
       </w:tcPr>
     </w:tblStylePr>
@@ -36533,9 +37291,9 @@
         <w:shd w:val="clear" w:color="ffffff" w:themeColor="light1" w:fill="ffffff" w:themeFill="light1"/>
         <w:tcBorders>
           <w:top w:val="single" w:color="000000" w:themeColor="accent1" w:sz="4" w:space="0"/>
-          <w:left w:val="none"/>
-          <w:bottom w:val="none"/>
-          <w:right w:val="none"/>
+          <w:left w:val="none" w:color="000000" w:sz="4" w:space="0"/>
+          <w:bottom w:val="none" w:color="000000" w:sz="4" w:space="0"/>
+          <w:right w:val="none" w:color="000000" w:sz="4" w:space="0"/>
         </w:tcBorders>
       </w:tcPr>
     </w:tblStylePr>
@@ -36610,9 +37368,9 @@
       </w:tcPr>
     </w:tblStylePr>
   </w:style>
-  <w:style w:type="table" w:styleId="112">
+  <w:style w:type="table" w:styleId="911">
     <w:name w:val="List Table 7 Colorful - Accent 2"/>
-    <w:basedOn w:val="776"/>
+    <w:basedOn w:val="998"/>
     <w:uiPriority w:val="99"/>
     <w:pPr>
       <w:pBdr/>
@@ -36711,11 +37469,11 @@
         <w:tblBorders/>
       </w:tblPr>
       <w:tcPr>
-        <w:shd w:color="ffffff"/>
+        <w:shd w:val="clear" w:color="ffffff"/>
         <w:tcBorders>
-          <w:top w:val="none"/>
-          <w:left w:val="none"/>
-          <w:bottom w:val="none"/>
+          <w:top w:val="none" w:color="000000" w:sz="4" w:space="0"/>
+          <w:left w:val="none" w:color="000000" w:sz="4" w:space="0"/>
+          <w:bottom w:val="none" w:color="000000" w:sz="4" w:space="0"/>
           <w:right w:val="single" w:color="000000" w:themeColor="accent2" w:themeTint="97" w:sz="4" w:space="0"/>
         </w:tcBorders>
       </w:tcPr>
@@ -36738,10 +37496,10 @@
       <w:tcPr>
         <w:shd w:val="clear" w:color="ffffff" w:themeColor="light1" w:fill="ffffff" w:themeFill="light1"/>
         <w:tcBorders>
-          <w:top w:val="none"/>
-          <w:left w:val="none"/>
+          <w:top w:val="none" w:color="000000" w:sz="4" w:space="0"/>
+          <w:left w:val="none" w:color="000000" w:sz="4" w:space="0"/>
           <w:bottom w:val="single" w:color="000000" w:themeColor="accent2" w:themeTint="97" w:sz="4" w:space="0"/>
-          <w:right w:val="none"/>
+          <w:right w:val="none" w:color="000000" w:sz="4" w:space="0"/>
         </w:tcBorders>
       </w:tcPr>
     </w:tblStylePr>
@@ -36761,12 +37519,12 @@
         <w:tblBorders/>
       </w:tblPr>
       <w:tcPr>
-        <w:shd w:color="ffffff"/>
+        <w:shd w:val="clear" w:color="ffffff"/>
         <w:tcBorders>
-          <w:top w:val="none"/>
+          <w:top w:val="none" w:color="000000" w:sz="4" w:space="0"/>
           <w:left w:val="single" w:color="000000" w:themeColor="accent2" w:themeTint="97" w:sz="4" w:space="0"/>
-          <w:bottom w:val="none"/>
-          <w:right w:val="none"/>
+          <w:bottom w:val="none" w:color="000000" w:sz="4" w:space="0"/>
+          <w:right w:val="none" w:color="000000" w:sz="4" w:space="0"/>
         </w:tcBorders>
       </w:tcPr>
     </w:tblStylePr>
@@ -36789,9 +37547,9 @@
         <w:shd w:val="clear" w:color="ffffff" w:themeColor="light1" w:fill="ffffff" w:themeFill="light1"/>
         <w:tcBorders>
           <w:top w:val="single" w:color="000000" w:themeColor="accent2" w:themeTint="97" w:sz="4" w:space="0"/>
-          <w:left w:val="none"/>
-          <w:bottom w:val="none"/>
-          <w:right w:val="none"/>
+          <w:left w:val="none" w:color="000000" w:sz="4" w:space="0"/>
+          <w:bottom w:val="none" w:color="000000" w:sz="4" w:space="0"/>
+          <w:right w:val="none" w:color="000000" w:sz="4" w:space="0"/>
         </w:tcBorders>
       </w:tcPr>
     </w:tblStylePr>
@@ -36866,9 +37624,9 @@
       </w:tcPr>
     </w:tblStylePr>
   </w:style>
-  <w:style w:type="table" w:styleId="113">
+  <w:style w:type="table" w:styleId="912">
     <w:name w:val="List Table 7 Colorful - Accent 3"/>
-    <w:basedOn w:val="776"/>
+    <w:basedOn w:val="998"/>
     <w:uiPriority w:val="99"/>
     <w:pPr>
       <w:pBdr/>
@@ -36967,11 +37725,11 @@
         <w:tblBorders/>
       </w:tblPr>
       <w:tcPr>
-        <w:shd w:color="ffffff"/>
+        <w:shd w:val="clear" w:color="ffffff"/>
         <w:tcBorders>
-          <w:top w:val="none"/>
-          <w:left w:val="none"/>
-          <w:bottom w:val="none"/>
+          <w:top w:val="none" w:color="000000" w:sz="4" w:space="0"/>
+          <w:left w:val="none" w:color="000000" w:sz="4" w:space="0"/>
+          <w:bottom w:val="none" w:color="000000" w:sz="4" w:space="0"/>
           <w:right w:val="single" w:color="000000" w:themeColor="accent3" w:themeTint="98" w:sz="4" w:space="0"/>
         </w:tcBorders>
       </w:tcPr>
@@ -36994,10 +37752,10 @@
       <w:tcPr>
         <w:shd w:val="clear" w:color="ffffff" w:themeColor="light1" w:fill="ffffff" w:themeFill="light1"/>
         <w:tcBorders>
-          <w:top w:val="none"/>
-          <w:left w:val="none"/>
+          <w:top w:val="none" w:color="000000" w:sz="4" w:space="0"/>
+          <w:left w:val="none" w:color="000000" w:sz="4" w:space="0"/>
           <w:bottom w:val="single" w:color="000000" w:themeColor="accent3" w:themeTint="98" w:sz="4" w:space="0"/>
-          <w:right w:val="none"/>
+          <w:right w:val="none" w:color="000000" w:sz="4" w:space="0"/>
         </w:tcBorders>
       </w:tcPr>
     </w:tblStylePr>
@@ -37017,12 +37775,12 @@
         <w:tblBorders/>
       </w:tblPr>
       <w:tcPr>
-        <w:shd w:color="ffffff"/>
+        <w:shd w:val="clear" w:color="ffffff"/>
         <w:tcBorders>
-          <w:top w:val="none"/>
+          <w:top w:val="none" w:color="000000" w:sz="4" w:space="0"/>
           <w:left w:val="single" w:color="000000" w:themeColor="accent3" w:themeTint="98" w:sz="4" w:space="0"/>
-          <w:bottom w:val="none"/>
-          <w:right w:val="none"/>
+          <w:bottom w:val="none" w:color="000000" w:sz="4" w:space="0"/>
+          <w:right w:val="none" w:color="000000" w:sz="4" w:space="0"/>
         </w:tcBorders>
       </w:tcPr>
     </w:tblStylePr>
@@ -37045,9 +37803,9 @@
         <w:shd w:val="clear" w:color="ffffff" w:themeColor="light1" w:fill="ffffff" w:themeFill="light1"/>
         <w:tcBorders>
           <w:top w:val="single" w:color="000000" w:themeColor="accent3" w:themeTint="98" w:sz="4" w:space="0"/>
-          <w:left w:val="none"/>
-          <w:bottom w:val="none"/>
-          <w:right w:val="none"/>
+          <w:left w:val="none" w:color="000000" w:sz="4" w:space="0"/>
+          <w:bottom w:val="none" w:color="000000" w:sz="4" w:space="0"/>
+          <w:right w:val="none" w:color="000000" w:sz="4" w:space="0"/>
         </w:tcBorders>
       </w:tcPr>
     </w:tblStylePr>
@@ -37122,9 +37880,9 @@
       </w:tcPr>
     </w:tblStylePr>
   </w:style>
-  <w:style w:type="table" w:styleId="114">
+  <w:style w:type="table" w:styleId="913">
     <w:name w:val="List Table 7 Colorful - Accent 4"/>
-    <w:basedOn w:val="776"/>
+    <w:basedOn w:val="998"/>
     <w:uiPriority w:val="99"/>
     <w:pPr>
       <w:pBdr/>
@@ -37223,11 +37981,11 @@
         <w:tblBorders/>
       </w:tblPr>
       <w:tcPr>
-        <w:shd w:color="ffffff"/>
+        <w:shd w:val="clear" w:color="ffffff"/>
         <w:tcBorders>
-          <w:top w:val="none"/>
-          <w:left w:val="none"/>
-          <w:bottom w:val="none"/>
+          <w:top w:val="none" w:color="000000" w:sz="4" w:space="0"/>
+          <w:left w:val="none" w:color="000000" w:sz="4" w:space="0"/>
+          <w:bottom w:val="none" w:color="000000" w:sz="4" w:space="0"/>
           <w:right w:val="single" w:color="000000" w:themeColor="accent4" w:themeTint="9A" w:sz="4" w:space="0"/>
         </w:tcBorders>
       </w:tcPr>
@@ -37250,10 +38008,10 @@
       <w:tcPr>
         <w:shd w:val="clear" w:color="ffffff" w:themeColor="light1" w:fill="ffffff" w:themeFill="light1"/>
         <w:tcBorders>
-          <w:top w:val="none"/>
-          <w:left w:val="none"/>
+          <w:top w:val="none" w:color="000000" w:sz="4" w:space="0"/>
+          <w:left w:val="none" w:color="000000" w:sz="4" w:space="0"/>
           <w:bottom w:val="single" w:color="000000" w:themeColor="accent4" w:themeTint="9A" w:sz="4" w:space="0"/>
-          <w:right w:val="none"/>
+          <w:right w:val="none" w:color="000000" w:sz="4" w:space="0"/>
         </w:tcBorders>
       </w:tcPr>
     </w:tblStylePr>
@@ -37273,12 +38031,12 @@
         <w:tblBorders/>
       </w:tblPr>
       <w:tcPr>
-        <w:shd w:color="ffffff"/>
+        <w:shd w:val="clear" w:color="ffffff"/>
         <w:tcBorders>
-          <w:top w:val="none"/>
+          <w:top w:val="none" w:color="000000" w:sz="4" w:space="0"/>
           <w:left w:val="single" w:color="000000" w:themeColor="accent4" w:themeTint="9A" w:sz="4" w:space="0"/>
-          <w:bottom w:val="none"/>
-          <w:right w:val="none"/>
+          <w:bottom w:val="none" w:color="000000" w:sz="4" w:space="0"/>
+          <w:right w:val="none" w:color="000000" w:sz="4" w:space="0"/>
         </w:tcBorders>
       </w:tcPr>
     </w:tblStylePr>
@@ -37301,9 +38059,9 @@
         <w:shd w:val="clear" w:color="ffffff" w:themeColor="light1" w:fill="ffffff" w:themeFill="light1"/>
         <w:tcBorders>
           <w:top w:val="single" w:color="000000" w:themeColor="accent4" w:themeTint="9A" w:sz="4" w:space="0"/>
-          <w:left w:val="none"/>
-          <w:bottom w:val="none"/>
-          <w:right w:val="none"/>
+          <w:left w:val="none" w:color="000000" w:sz="4" w:space="0"/>
+          <w:bottom w:val="none" w:color="000000" w:sz="4" w:space="0"/>
+          <w:right w:val="none" w:color="000000" w:sz="4" w:space="0"/>
         </w:tcBorders>
       </w:tcPr>
     </w:tblStylePr>
@@ -37378,9 +38136,9 @@
       </w:tcPr>
     </w:tblStylePr>
   </w:style>
-  <w:style w:type="table" w:styleId="115">
+  <w:style w:type="table" w:styleId="914">
     <w:name w:val="List Table 7 Colorful - Accent 5"/>
-    <w:basedOn w:val="776"/>
+    <w:basedOn w:val="998"/>
     <w:uiPriority w:val="99"/>
     <w:pPr>
       <w:pBdr/>
@@ -37479,11 +38237,11 @@
         <w:tblBorders/>
       </w:tblPr>
       <w:tcPr>
-        <w:shd w:color="ffffff"/>
+        <w:shd w:val="clear" w:color="ffffff"/>
         <w:tcBorders>
-          <w:top w:val="none"/>
-          <w:left w:val="none"/>
-          <w:bottom w:val="none"/>
+          <w:top w:val="none" w:color="000000" w:sz="4" w:space="0"/>
+          <w:left w:val="none" w:color="000000" w:sz="4" w:space="0"/>
+          <w:bottom w:val="none" w:color="000000" w:sz="4" w:space="0"/>
           <w:right w:val="single" w:color="000000" w:themeColor="accent5" w:themeTint="9A" w:sz="4" w:space="0"/>
         </w:tcBorders>
       </w:tcPr>
@@ -37506,10 +38264,10 @@
       <w:tcPr>
         <w:shd w:val="clear" w:color="ffffff" w:themeColor="light1" w:fill="ffffff" w:themeFill="light1"/>
         <w:tcBorders>
-          <w:top w:val="none"/>
-          <w:left w:val="none"/>
+          <w:top w:val="none" w:color="000000" w:sz="4" w:space="0"/>
+          <w:left w:val="none" w:color="000000" w:sz="4" w:space="0"/>
           <w:bottom w:val="single" w:color="000000" w:themeColor="accent5" w:themeTint="9A" w:sz="4" w:space="0"/>
-          <w:right w:val="none"/>
+          <w:right w:val="none" w:color="000000" w:sz="4" w:space="0"/>
         </w:tcBorders>
       </w:tcPr>
     </w:tblStylePr>
@@ -37529,12 +38287,12 @@
         <w:tblBorders/>
       </w:tblPr>
       <w:tcPr>
-        <w:shd w:color="ffffff"/>
+        <w:shd w:val="clear" w:color="ffffff"/>
         <w:tcBorders>
-          <w:top w:val="none"/>
+          <w:top w:val="none" w:color="000000" w:sz="4" w:space="0"/>
           <w:left w:val="single" w:color="000000" w:themeColor="accent5" w:themeTint="9A" w:sz="4" w:space="0"/>
-          <w:bottom w:val="none"/>
-          <w:right w:val="none"/>
+          <w:bottom w:val="none" w:color="000000" w:sz="4" w:space="0"/>
+          <w:right w:val="none" w:color="000000" w:sz="4" w:space="0"/>
         </w:tcBorders>
       </w:tcPr>
     </w:tblStylePr>
@@ -37557,9 +38315,9 @@
         <w:shd w:val="clear" w:color="ffffff" w:themeColor="light1" w:fill="ffffff" w:themeFill="light1"/>
         <w:tcBorders>
           <w:top w:val="single" w:color="000000" w:themeColor="accent5" w:themeTint="9A" w:sz="4" w:space="0"/>
-          <w:left w:val="none"/>
-          <w:bottom w:val="none"/>
-          <w:right w:val="none"/>
+          <w:left w:val="none" w:color="000000" w:sz="4" w:space="0"/>
+          <w:bottom w:val="none" w:color="000000" w:sz="4" w:space="0"/>
+          <w:right w:val="none" w:color="000000" w:sz="4" w:space="0"/>
         </w:tcBorders>
       </w:tcPr>
     </w:tblStylePr>
@@ -37634,9 +38392,9 @@
       </w:tcPr>
     </w:tblStylePr>
   </w:style>
-  <w:style w:type="table" w:styleId="116">
+  <w:style w:type="table" w:styleId="915">
     <w:name w:val="List Table 7 Colorful - Accent 6"/>
-    <w:basedOn w:val="776"/>
+    <w:basedOn w:val="998"/>
     <w:uiPriority w:val="99"/>
     <w:pPr>
       <w:pBdr/>
@@ -37735,11 +38493,11 @@
         <w:tblBorders/>
       </w:tblPr>
       <w:tcPr>
-        <w:shd w:color="ffffff"/>
+        <w:shd w:val="clear" w:color="ffffff"/>
         <w:tcBorders>
-          <w:top w:val="none"/>
-          <w:left w:val="none"/>
-          <w:bottom w:val="none"/>
+          <w:top w:val="none" w:color="000000" w:sz="4" w:space="0"/>
+          <w:left w:val="none" w:color="000000" w:sz="4" w:space="0"/>
+          <w:bottom w:val="none" w:color="000000" w:sz="4" w:space="0"/>
           <w:right w:val="single" w:color="000000" w:themeColor="accent6" w:themeTint="98" w:sz="4" w:space="0"/>
         </w:tcBorders>
       </w:tcPr>
@@ -37762,10 +38520,10 @@
       <w:tcPr>
         <w:shd w:val="clear" w:color="ffffff" w:themeColor="light1" w:fill="ffffff" w:themeFill="light1"/>
         <w:tcBorders>
-          <w:top w:val="none"/>
-          <w:left w:val="none"/>
+          <w:top w:val="none" w:color="000000" w:sz="4" w:space="0"/>
+          <w:left w:val="none" w:color="000000" w:sz="4" w:space="0"/>
           <w:bottom w:val="single" w:color="000000" w:themeColor="accent6" w:themeTint="98" w:sz="4" w:space="0"/>
-          <w:right w:val="none"/>
+          <w:right w:val="none" w:color="000000" w:sz="4" w:space="0"/>
         </w:tcBorders>
       </w:tcPr>
     </w:tblStylePr>
@@ -37785,12 +38543,12 @@
         <w:tblBorders/>
       </w:tblPr>
       <w:tcPr>
-        <w:shd w:color="ffffff"/>
+        <w:shd w:val="clear" w:color="ffffff"/>
         <w:tcBorders>
-          <w:top w:val="none"/>
+          <w:top w:val="none" w:color="000000" w:sz="4" w:space="0"/>
           <w:left w:val="single" w:color="000000" w:themeColor="accent6" w:themeTint="98" w:sz="4" w:space="0"/>
-          <w:bottom w:val="none"/>
-          <w:right w:val="none"/>
+          <w:bottom w:val="none" w:color="000000" w:sz="4" w:space="0"/>
+          <w:right w:val="none" w:color="000000" w:sz="4" w:space="0"/>
         </w:tcBorders>
       </w:tcPr>
     </w:tblStylePr>
@@ -37813,9 +38571,9 @@
         <w:shd w:val="clear" w:color="ffffff" w:themeColor="light1" w:fill="ffffff" w:themeFill="light1"/>
         <w:tcBorders>
           <w:top w:val="single" w:color="000000" w:themeColor="accent6" w:themeTint="98" w:sz="4" w:space="0"/>
-          <w:left w:val="none"/>
-          <w:bottom w:val="none"/>
-          <w:right w:val="none"/>
+          <w:left w:val="none" w:color="000000" w:sz="4" w:space="0"/>
+          <w:bottom w:val="none" w:color="000000" w:sz="4" w:space="0"/>
+          <w:right w:val="none" w:color="000000" w:sz="4" w:space="0"/>
         </w:tcBorders>
       </w:tcPr>
     </w:tblStylePr>
@@ -37890,9 +38648,9 @@
       </w:tcPr>
     </w:tblStylePr>
   </w:style>
-  <w:style w:type="table" w:styleId="117">
+  <w:style w:type="table" w:styleId="916">
     <w:name w:val="Lined - Accent"/>
-    <w:basedOn w:val="776"/>
+    <w:basedOn w:val="998"/>
     <w:uiPriority w:val="99"/>
     <w:pPr>
       <w:pBdr/>
@@ -38127,9 +38885,9 @@
       </w:tcPr>
     </w:tblStylePr>
   </w:style>
-  <w:style w:type="table" w:styleId="118">
+  <w:style w:type="table" w:styleId="917">
     <w:name w:val="Lined - Accent 1"/>
-    <w:basedOn w:val="776"/>
+    <w:basedOn w:val="998"/>
     <w:uiPriority w:val="99"/>
     <w:pPr>
       <w:pBdr/>
@@ -38364,9 +39122,9 @@
       </w:tcPr>
     </w:tblStylePr>
   </w:style>
-  <w:style w:type="table" w:styleId="119">
+  <w:style w:type="table" w:styleId="918">
     <w:name w:val="Lined - Accent 2"/>
-    <w:basedOn w:val="776"/>
+    <w:basedOn w:val="998"/>
     <w:uiPriority w:val="99"/>
     <w:pPr>
       <w:pBdr/>
@@ -38601,9 +39359,9 @@
       </w:tcPr>
     </w:tblStylePr>
   </w:style>
-  <w:style w:type="table" w:styleId="120">
+  <w:style w:type="table" w:styleId="919">
     <w:name w:val="Lined - Accent 3"/>
-    <w:basedOn w:val="776"/>
+    <w:basedOn w:val="998"/>
     <w:uiPriority w:val="99"/>
     <w:pPr>
       <w:pBdr/>
@@ -38838,9 +39596,9 @@
       </w:tcPr>
     </w:tblStylePr>
   </w:style>
-  <w:style w:type="table" w:styleId="121">
+  <w:style w:type="table" w:styleId="920">
     <w:name w:val="Lined - Accent 4"/>
-    <w:basedOn w:val="776"/>
+    <w:basedOn w:val="998"/>
     <w:uiPriority w:val="99"/>
     <w:pPr>
       <w:pBdr/>
@@ -39075,9 +39833,9 @@
       </w:tcPr>
     </w:tblStylePr>
   </w:style>
-  <w:style w:type="table" w:styleId="122">
+  <w:style w:type="table" w:styleId="921">
     <w:name w:val="Lined - Accent 5"/>
-    <w:basedOn w:val="776"/>
+    <w:basedOn w:val="998"/>
     <w:uiPriority w:val="99"/>
     <w:pPr>
       <w:pBdr/>
@@ -39312,9 +40070,9 @@
       </w:tcPr>
     </w:tblStylePr>
   </w:style>
-  <w:style w:type="table" w:styleId="123">
+  <w:style w:type="table" w:styleId="922">
     <w:name w:val="Lined - Accent 6"/>
-    <w:basedOn w:val="776"/>
+    <w:basedOn w:val="998"/>
     <w:uiPriority w:val="99"/>
     <w:pPr>
       <w:pBdr/>
@@ -39549,9 +40307,9 @@
       </w:tcPr>
     </w:tblStylePr>
   </w:style>
-  <w:style w:type="table" w:styleId="124">
+  <w:style w:type="table" w:styleId="923">
     <w:name w:val="Bordered &amp; Lined - Accent"/>
-    <w:basedOn w:val="776"/>
+    <w:basedOn w:val="998"/>
     <w:uiPriority w:val="99"/>
     <w:pPr>
       <w:pBdr/>
@@ -39793,9 +40551,9 @@
       </w:tcPr>
     </w:tblStylePr>
   </w:style>
-  <w:style w:type="table" w:styleId="125">
+  <w:style w:type="table" w:styleId="924">
     <w:name w:val="Bordered &amp; Lined - Accent 1"/>
-    <w:basedOn w:val="776"/>
+    <w:basedOn w:val="998"/>
     <w:uiPriority w:val="99"/>
     <w:pPr>
       <w:pBdr/>
@@ -40037,9 +40795,9 @@
       </w:tcPr>
     </w:tblStylePr>
   </w:style>
-  <w:style w:type="table" w:styleId="126">
+  <w:style w:type="table" w:styleId="925">
     <w:name w:val="Bordered &amp; Lined - Accent 2"/>
-    <w:basedOn w:val="776"/>
+    <w:basedOn w:val="998"/>
     <w:uiPriority w:val="99"/>
     <w:pPr>
       <w:pBdr/>
@@ -40281,9 +41039,9 @@
       </w:tcPr>
     </w:tblStylePr>
   </w:style>
-  <w:style w:type="table" w:styleId="127">
+  <w:style w:type="table" w:styleId="926">
     <w:name w:val="Bordered &amp; Lined - Accent 3"/>
-    <w:basedOn w:val="776"/>
+    <w:basedOn w:val="998"/>
     <w:uiPriority w:val="99"/>
     <w:pPr>
       <w:pBdr/>
@@ -40525,9 +41283,9 @@
       </w:tcPr>
     </w:tblStylePr>
   </w:style>
-  <w:style w:type="table" w:styleId="128">
+  <w:style w:type="table" w:styleId="927">
     <w:name w:val="Bordered &amp; Lined - Accent 4"/>
-    <w:basedOn w:val="776"/>
+    <w:basedOn w:val="998"/>
     <w:uiPriority w:val="99"/>
     <w:pPr>
       <w:pBdr/>
@@ -40769,9 +41527,9 @@
       </w:tcPr>
     </w:tblStylePr>
   </w:style>
-  <w:style w:type="table" w:styleId="129">
+  <w:style w:type="table" w:styleId="928">
     <w:name w:val="Bordered &amp; Lined - Accent 5"/>
-    <w:basedOn w:val="776"/>
+    <w:basedOn w:val="998"/>
     <w:uiPriority w:val="99"/>
     <w:pPr>
       <w:pBdr/>
@@ -41013,9 +41771,9 @@
       </w:tcPr>
     </w:tblStylePr>
   </w:style>
-  <w:style w:type="table" w:styleId="130">
+  <w:style w:type="table" w:styleId="929">
     <w:name w:val="Bordered &amp; Lined - Accent 6"/>
-    <w:basedOn w:val="776"/>
+    <w:basedOn w:val="998"/>
     <w:uiPriority w:val="99"/>
     <w:pPr>
       <w:pBdr/>
@@ -41257,9 +42015,9 @@
       </w:tcPr>
     </w:tblStylePr>
   </w:style>
-  <w:style w:type="table" w:styleId="131">
+  <w:style w:type="table" w:styleId="930">
     <w:name w:val="Bordered"/>
-    <w:basedOn w:val="776"/>
+    <w:basedOn w:val="998"/>
     <w:uiPriority w:val="99"/>
     <w:pPr>
       <w:pBdr/>
@@ -41488,9 +42246,9 @@
       </w:tcPr>
     </w:tblStylePr>
   </w:style>
-  <w:style w:type="table" w:styleId="132">
+  <w:style w:type="table" w:styleId="931">
     <w:name w:val="Bordered - Accent 1"/>
-    <w:basedOn w:val="776"/>
+    <w:basedOn w:val="998"/>
     <w:uiPriority w:val="99"/>
     <w:pPr>
       <w:pBdr/>
@@ -41719,9 +42477,9 @@
       </w:tcPr>
     </w:tblStylePr>
   </w:style>
-  <w:style w:type="table" w:styleId="133">
+  <w:style w:type="table" w:styleId="932">
     <w:name w:val="Bordered - Accent 2"/>
-    <w:basedOn w:val="776"/>
+    <w:basedOn w:val="998"/>
     <w:uiPriority w:val="99"/>
     <w:pPr>
       <w:pBdr/>
@@ -41950,9 +42708,9 @@
       </w:tcPr>
     </w:tblStylePr>
   </w:style>
-  <w:style w:type="table" w:styleId="134">
+  <w:style w:type="table" w:styleId="933">
     <w:name w:val="Bordered - Accent 3"/>
-    <w:basedOn w:val="776"/>
+    <w:basedOn w:val="998"/>
     <w:uiPriority w:val="99"/>
     <w:pPr>
       <w:pBdr/>
@@ -42181,9 +42939,9 @@
       </w:tcPr>
     </w:tblStylePr>
   </w:style>
-  <w:style w:type="table" w:styleId="135">
+  <w:style w:type="table" w:styleId="934">
     <w:name w:val="Bordered - Accent 4"/>
-    <w:basedOn w:val="776"/>
+    <w:basedOn w:val="998"/>
     <w:uiPriority w:val="99"/>
     <w:pPr>
       <w:pBdr/>
@@ -42412,9 +43170,9 @@
       </w:tcPr>
     </w:tblStylePr>
   </w:style>
-  <w:style w:type="table" w:styleId="136">
+  <w:style w:type="table" w:styleId="935">
     <w:name w:val="Bordered - Accent 5"/>
-    <w:basedOn w:val="776"/>
+    <w:basedOn w:val="998"/>
     <w:uiPriority w:val="99"/>
     <w:pPr>
       <w:pBdr/>
@@ -42643,9 +43401,9 @@
       </w:tcPr>
     </w:tblStylePr>
   </w:style>
-  <w:style w:type="table" w:styleId="137">
+  <w:style w:type="table" w:styleId="936">
     <w:name w:val="Bordered - Accent 6"/>
-    <w:basedOn w:val="776"/>
+    <w:basedOn w:val="998"/>
     <w:uiPriority w:val="99"/>
     <w:pPr>
       <w:pBdr/>
@@ -42874,11 +43632,11 @@
       </w:tcPr>
     </w:tblStylePr>
   </w:style>
-  <w:style w:type="paragraph" w:styleId="139">
+  <w:style w:type="paragraph" w:styleId="937">
     <w:name w:val="Heading 1"/>
-    <w:basedOn w:val="774"/>
-    <w:next w:val="774"/>
-    <w:link w:val="150"/>
+    <w:basedOn w:val="996"/>
+    <w:next w:val="996"/>
+    <w:link w:val="946"/>
     <w:uiPriority w:val="9"/>
     <w:qFormat/>
     <w:pPr>
@@ -42896,11 +43654,11 @@
       <w:szCs w:val="40"/>
     </w:rPr>
   </w:style>
-  <w:style w:type="paragraph" w:styleId="140">
+  <w:style w:type="paragraph" w:styleId="938">
     <w:name w:val="Heading 2"/>
-    <w:basedOn w:val="774"/>
-    <w:next w:val="774"/>
-    <w:link w:val="151"/>
+    <w:basedOn w:val="996"/>
+    <w:next w:val="996"/>
+    <w:link w:val="947"/>
     <w:uiPriority w:val="9"/>
     <w:unhideWhenUsed/>
     <w:qFormat/>
@@ -42919,11 +43677,11 @@
       <w:szCs w:val="32"/>
     </w:rPr>
   </w:style>
-  <w:style w:type="paragraph" w:styleId="141">
+  <w:style w:type="paragraph" w:styleId="939">
     <w:name w:val="Heading 3"/>
-    <w:basedOn w:val="774"/>
-    <w:next w:val="774"/>
-    <w:link w:val="152"/>
+    <w:basedOn w:val="996"/>
+    <w:next w:val="996"/>
+    <w:link w:val="948"/>
     <w:uiPriority w:val="9"/>
     <w:unhideWhenUsed/>
     <w:qFormat/>
@@ -42942,11 +43700,11 @@
       <w:szCs w:val="28"/>
     </w:rPr>
   </w:style>
-  <w:style w:type="paragraph" w:styleId="142">
+  <w:style w:type="paragraph" w:styleId="940">
     <w:name w:val="Heading 4"/>
-    <w:basedOn w:val="774"/>
-    <w:next w:val="774"/>
-    <w:link w:val="153"/>
+    <w:basedOn w:val="996"/>
+    <w:next w:val="996"/>
+    <w:link w:val="949"/>
     <w:uiPriority w:val="9"/>
     <w:unhideWhenUsed/>
     <w:qFormat/>
@@ -42965,11 +43723,11 @@
       <w:color w:val="0f4761" w:themeColor="accent1" w:themeShade="BF"/>
     </w:rPr>
   </w:style>
-  <w:style w:type="paragraph" w:styleId="143">
+  <w:style w:type="paragraph" w:styleId="941">
     <w:name w:val="Heading 5"/>
-    <w:basedOn w:val="774"/>
-    <w:next w:val="774"/>
-    <w:link w:val="154"/>
+    <w:basedOn w:val="996"/>
+    <w:next w:val="996"/>
+    <w:link w:val="950"/>
     <w:uiPriority w:val="9"/>
     <w:unhideWhenUsed/>
     <w:qFormat/>
@@ -42986,11 +43744,11 @@
       <w:color w:val="0f4761" w:themeColor="accent1" w:themeShade="BF"/>
     </w:rPr>
   </w:style>
-  <w:style w:type="paragraph" w:styleId="144">
+  <w:style w:type="paragraph" w:styleId="942">
     <w:name w:val="Heading 6"/>
-    <w:basedOn w:val="774"/>
-    <w:next w:val="774"/>
-    <w:link w:val="155"/>
+    <w:basedOn w:val="996"/>
+    <w:next w:val="996"/>
+    <w:link w:val="951"/>
     <w:uiPriority w:val="9"/>
     <w:unhideWhenUsed/>
     <w:qFormat/>
@@ -43009,11 +43767,11 @@
       <w:color w:val="595959" w:themeColor="text1" w:themeTint="A6"/>
     </w:rPr>
   </w:style>
-  <w:style w:type="paragraph" w:styleId="145">
+  <w:style w:type="paragraph" w:styleId="943">
     <w:name w:val="Heading 7"/>
-    <w:basedOn w:val="774"/>
-    <w:next w:val="774"/>
-    <w:link w:val="156"/>
+    <w:basedOn w:val="996"/>
+    <w:next w:val="996"/>
+    <w:link w:val="952"/>
     <w:uiPriority w:val="9"/>
     <w:unhideWhenUsed/>
     <w:qFormat/>
@@ -43030,11 +43788,11 @@
       <w:color w:val="595959" w:themeColor="text1" w:themeTint="A6"/>
     </w:rPr>
   </w:style>
-  <w:style w:type="paragraph" w:styleId="146">
+  <w:style w:type="paragraph" w:styleId="944">
     <w:name w:val="Heading 8"/>
-    <w:basedOn w:val="774"/>
-    <w:next w:val="774"/>
-    <w:link w:val="157"/>
+    <w:basedOn w:val="996"/>
+    <w:next w:val="996"/>
+    <w:link w:val="953"/>
     <w:uiPriority w:val="9"/>
     <w:unhideWhenUsed/>
     <w:qFormat/>
@@ -43053,11 +43811,11 @@
       <w:color w:val="272727" w:themeColor="text1" w:themeTint="D8"/>
     </w:rPr>
   </w:style>
-  <w:style w:type="paragraph" w:styleId="147">
+  <w:style w:type="paragraph" w:styleId="945">
     <w:name w:val="Heading 9"/>
-    <w:basedOn w:val="774"/>
-    <w:next w:val="774"/>
-    <w:link w:val="158"/>
+    <w:basedOn w:val="996"/>
+    <w:next w:val="996"/>
+    <w:link w:val="954"/>
     <w:uiPriority w:val="9"/>
     <w:unhideWhenUsed/>
     <w:qFormat/>
@@ -43076,10 +43834,10 @@
       <w:color w:val="272727" w:themeColor="text1" w:themeTint="D8"/>
     </w:rPr>
   </w:style>
-  <w:style w:type="character" w:styleId="150">
+  <w:style w:type="character" w:styleId="946">
     <w:name w:val="Heading 1 Char"/>
-    <w:basedOn w:val="775"/>
-    <w:link w:val="139"/>
+    <w:basedOn w:val="997"/>
+    <w:link w:val="937"/>
     <w:uiPriority w:val="9"/>
     <w:pPr>
       <w:pBdr/>
@@ -43093,10 +43851,10 @@
       <w:szCs w:val="40"/>
     </w:rPr>
   </w:style>
-  <w:style w:type="character" w:styleId="151">
+  <w:style w:type="character" w:styleId="947">
     <w:name w:val="Heading 2 Char"/>
-    <w:basedOn w:val="775"/>
-    <w:link w:val="140"/>
+    <w:basedOn w:val="997"/>
+    <w:link w:val="938"/>
     <w:uiPriority w:val="9"/>
     <w:pPr>
       <w:pBdr/>
@@ -43110,10 +43868,10 @@
       <w:szCs w:val="32"/>
     </w:rPr>
   </w:style>
-  <w:style w:type="character" w:styleId="152">
+  <w:style w:type="character" w:styleId="948">
     <w:name w:val="Heading 3 Char"/>
-    <w:basedOn w:val="775"/>
-    <w:link w:val="141"/>
+    <w:basedOn w:val="997"/>
+    <w:link w:val="939"/>
     <w:uiPriority w:val="9"/>
     <w:pPr>
       <w:pBdr/>
@@ -43127,10 +43885,10 @@
       <w:szCs w:val="28"/>
     </w:rPr>
   </w:style>
-  <w:style w:type="character" w:styleId="153">
+  <w:style w:type="character" w:styleId="949">
     <w:name w:val="Heading 4 Char"/>
-    <w:basedOn w:val="775"/>
-    <w:link w:val="142"/>
+    <w:basedOn w:val="997"/>
+    <w:link w:val="940"/>
     <w:uiPriority w:val="9"/>
     <w:pPr>
       <w:pBdr/>
@@ -43144,10 +43902,10 @@
       <w:color w:val="0f4761" w:themeColor="accent1" w:themeShade="BF"/>
     </w:rPr>
   </w:style>
-  <w:style w:type="character" w:styleId="154">
+  <w:style w:type="character" w:styleId="950">
     <w:name w:val="Heading 5 Char"/>
-    <w:basedOn w:val="775"/>
-    <w:link w:val="143"/>
+    <w:basedOn w:val="997"/>
+    <w:link w:val="941"/>
     <w:uiPriority w:val="9"/>
     <w:pPr>
       <w:pBdr/>
@@ -43159,10 +43917,10 @@
       <w:color w:val="0f4761" w:themeColor="accent1" w:themeShade="BF"/>
     </w:rPr>
   </w:style>
-  <w:style w:type="character" w:styleId="155">
+  <w:style w:type="character" w:styleId="951">
     <w:name w:val="Heading 6 Char"/>
-    <w:basedOn w:val="775"/>
-    <w:link w:val="144"/>
+    <w:basedOn w:val="997"/>
+    <w:link w:val="942"/>
     <w:uiPriority w:val="9"/>
     <w:pPr>
       <w:pBdr/>
@@ -43176,10 +43934,10 @@
       <w:color w:val="595959" w:themeColor="text1" w:themeTint="A6"/>
     </w:rPr>
   </w:style>
-  <w:style w:type="character" w:styleId="156">
+  <w:style w:type="character" w:styleId="952">
     <w:name w:val="Heading 7 Char"/>
-    <w:basedOn w:val="775"/>
-    <w:link w:val="145"/>
+    <w:basedOn w:val="997"/>
+    <w:link w:val="943"/>
     <w:uiPriority w:val="9"/>
     <w:pPr>
       <w:pBdr/>
@@ -43191,10 +43949,10 @@
       <w:color w:val="595959" w:themeColor="text1" w:themeTint="A6"/>
     </w:rPr>
   </w:style>
-  <w:style w:type="character" w:styleId="157">
+  <w:style w:type="character" w:styleId="953">
     <w:name w:val="Heading 8 Char"/>
-    <w:basedOn w:val="775"/>
-    <w:link w:val="146"/>
+    <w:basedOn w:val="997"/>
+    <w:link w:val="944"/>
     <w:uiPriority w:val="9"/>
     <w:pPr>
       <w:pBdr/>
@@ -43208,10 +43966,10 @@
       <w:color w:val="272727" w:themeColor="text1" w:themeTint="D8"/>
     </w:rPr>
   </w:style>
-  <w:style w:type="character" w:styleId="158">
+  <w:style w:type="character" w:styleId="954">
     <w:name w:val="Heading 9 Char"/>
-    <w:basedOn w:val="775"/>
-    <w:link w:val="147"/>
+    <w:basedOn w:val="997"/>
+    <w:link w:val="945"/>
     <w:uiPriority w:val="9"/>
     <w:pPr>
       <w:pBdr/>
@@ -43225,11 +43983,11 @@
       <w:color w:val="272727" w:themeColor="text1" w:themeTint="D8"/>
     </w:rPr>
   </w:style>
-  <w:style w:type="paragraph" w:styleId="159">
+  <w:style w:type="paragraph" w:styleId="955">
     <w:name w:val="Title"/>
-    <w:basedOn w:val="774"/>
-    <w:next w:val="774"/>
-    <w:link w:val="160"/>
+    <w:basedOn w:val="996"/>
+    <w:next w:val="996"/>
+    <w:link w:val="956"/>
     <w:uiPriority w:val="10"/>
     <w:qFormat/>
     <w:pPr>
@@ -43245,10 +44003,10 @@
       <w:szCs w:val="56"/>
     </w:rPr>
   </w:style>
-  <w:style w:type="character" w:styleId="160">
+  <w:style w:type="character" w:styleId="956">
     <w:name w:val="Title Char"/>
-    <w:basedOn w:val="775"/>
-    <w:link w:val="159"/>
+    <w:basedOn w:val="997"/>
+    <w:link w:val="955"/>
     <w:uiPriority w:val="10"/>
     <w:pPr>
       <w:pBdr/>
@@ -43262,11 +44020,11 @@
       <w:szCs w:val="56"/>
     </w:rPr>
   </w:style>
-  <w:style w:type="paragraph" w:styleId="161">
+  <w:style w:type="paragraph" w:styleId="957">
     <w:name w:val="Subtitle"/>
-    <w:basedOn w:val="774"/>
-    <w:next w:val="774"/>
-    <w:link w:val="162"/>
+    <w:basedOn w:val="996"/>
+    <w:next w:val="996"/>
+    <w:link w:val="958"/>
     <w:uiPriority w:val="11"/>
     <w:qFormat/>
     <w:pPr>
@@ -43284,10 +44042,10 @@
       <w:szCs w:val="28"/>
     </w:rPr>
   </w:style>
-  <w:style w:type="character" w:styleId="162">
+  <w:style w:type="character" w:styleId="958">
     <w:name w:val="Subtitle Char"/>
-    <w:basedOn w:val="775"/>
-    <w:link w:val="161"/>
+    <w:basedOn w:val="997"/>
+    <w:link w:val="957"/>
     <w:uiPriority w:val="11"/>
     <w:pPr>
       <w:pBdr/>
@@ -43301,11 +44059,11 @@
       <w:szCs w:val="28"/>
     </w:rPr>
   </w:style>
-  <w:style w:type="paragraph" w:styleId="163">
+  <w:style w:type="paragraph" w:styleId="959">
     <w:name w:val="Quote"/>
-    <w:basedOn w:val="774"/>
-    <w:next w:val="774"/>
-    <w:link w:val="164"/>
+    <w:basedOn w:val="996"/>
+    <w:next w:val="996"/>
+    <w:link w:val="960"/>
     <w:uiPriority w:val="29"/>
     <w:qFormat/>
     <w:pPr>
@@ -43320,10 +44078,10 @@
       <w:color w:val="404040" w:themeColor="text1" w:themeTint="BF"/>
     </w:rPr>
   </w:style>
-  <w:style w:type="character" w:styleId="164">
+  <w:style w:type="character" w:styleId="960">
     <w:name w:val="Quote Char"/>
-    <w:basedOn w:val="775"/>
-    <w:link w:val="163"/>
+    <w:basedOn w:val="997"/>
+    <w:link w:val="959"/>
     <w:uiPriority w:val="29"/>
     <w:pPr>
       <w:pBdr/>
@@ -43336,9 +44094,9 @@
       <w:color w:val="404040" w:themeColor="text1" w:themeTint="BF"/>
     </w:rPr>
   </w:style>
-  <w:style w:type="character" w:styleId="166">
+  <w:style w:type="character" w:styleId="961">
     <w:name w:val="Intense Emphasis"/>
-    <w:basedOn w:val="775"/>
+    <w:basedOn w:val="997"/>
     <w:uiPriority w:val="21"/>
     <w:qFormat/>
     <w:pPr>
@@ -43352,11 +44110,11 @@
       <w:color w:val="0f4761" w:themeColor="accent1" w:themeShade="BF"/>
     </w:rPr>
   </w:style>
-  <w:style w:type="paragraph" w:styleId="167">
+  <w:style w:type="paragraph" w:styleId="962">
     <w:name w:val="Intense Quote"/>
-    <w:basedOn w:val="774"/>
-    <w:next w:val="774"/>
-    <w:link w:val="168"/>
+    <w:basedOn w:val="996"/>
+    <w:next w:val="996"/>
+    <w:link w:val="963"/>
     <w:uiPriority w:val="30"/>
     <w:qFormat/>
     <w:pPr>
@@ -43374,10 +44132,10 @@
       <w:color w:val="0f4761" w:themeColor="accent1" w:themeShade="BF"/>
     </w:rPr>
   </w:style>
-  <w:style w:type="character" w:styleId="168">
+  <w:style w:type="character" w:styleId="963">
     <w:name w:val="Intense Quote Char"/>
-    <w:basedOn w:val="775"/>
-    <w:link w:val="167"/>
+    <w:basedOn w:val="997"/>
+    <w:link w:val="962"/>
     <w:uiPriority w:val="30"/>
     <w:pPr>
       <w:pBdr/>
@@ -43390,9 +44148,9 @@
       <w:color w:val="0f4761" w:themeColor="accent1" w:themeShade="BF"/>
     </w:rPr>
   </w:style>
-  <w:style w:type="character" w:styleId="169">
+  <w:style w:type="character" w:styleId="964">
     <w:name w:val="Intense Reference"/>
-    <w:basedOn w:val="775"/>
+    <w:basedOn w:val="997"/>
     <w:uiPriority w:val="32"/>
     <w:qFormat/>
     <w:pPr>
@@ -43408,9 +44166,9 @@
       <w:spacing w:val="5"/>
     </w:rPr>
   </w:style>
-  <w:style w:type="paragraph" w:styleId="170">
+  <w:style w:type="paragraph" w:styleId="965">
     <w:name w:val="No Spacing"/>
-    <w:basedOn w:val="774"/>
+    <w:basedOn w:val="996"/>
     <w:uiPriority w:val="1"/>
     <w:qFormat/>
     <w:pPr>
@@ -43419,9 +44177,9 @@
       <w:ind/>
     </w:pPr>
   </w:style>
-  <w:style w:type="character" w:styleId="171">
+  <w:style w:type="character" w:styleId="966">
     <w:name w:val="Subtle Emphasis"/>
-    <w:basedOn w:val="775"/>
+    <w:basedOn w:val="997"/>
     <w:uiPriority w:val="19"/>
     <w:qFormat/>
     <w:pPr>
@@ -43435,9 +44193,9 @@
       <w:color w:val="404040" w:themeColor="text1" w:themeTint="BF"/>
     </w:rPr>
   </w:style>
-  <w:style w:type="character" w:styleId="172">
+  <w:style w:type="character" w:styleId="967">
     <w:name w:val="Emphasis"/>
-    <w:basedOn w:val="775"/>
+    <w:basedOn w:val="997"/>
     <w:uiPriority w:val="20"/>
     <w:qFormat/>
     <w:pPr>
@@ -43450,9 +44208,9 @@
       <w:iCs/>
     </w:rPr>
   </w:style>
-  <w:style w:type="character" w:styleId="173">
+  <w:style w:type="character" w:styleId="968">
     <w:name w:val="Strong"/>
-    <w:basedOn w:val="775"/>
+    <w:basedOn w:val="997"/>
     <w:uiPriority w:val="22"/>
     <w:qFormat/>
     <w:pPr>
@@ -43465,9 +44223,9 @@
       <w:bCs/>
     </w:rPr>
   </w:style>
-  <w:style w:type="character" w:styleId="174">
+  <w:style w:type="character" w:styleId="969">
     <w:name w:val="Subtle Reference"/>
-    <w:basedOn w:val="775"/>
+    <w:basedOn w:val="997"/>
     <w:uiPriority w:val="31"/>
     <w:qFormat/>
     <w:pPr>
@@ -43480,9 +44238,9 @@
       <w:color w:val="5a5a5a" w:themeColor="text1" w:themeTint="A5"/>
     </w:rPr>
   </w:style>
-  <w:style w:type="character" w:styleId="175">
+  <w:style w:type="character" w:styleId="970">
     <w:name w:val="Book Title"/>
-    <w:basedOn w:val="775"/>
+    <w:basedOn w:val="997"/>
     <w:uiPriority w:val="33"/>
     <w:qFormat/>
     <w:pPr>
@@ -43498,10 +44256,10 @@
       <w:spacing w:val="5"/>
     </w:rPr>
   </w:style>
-  <w:style w:type="paragraph" w:styleId="176">
+  <w:style w:type="paragraph" w:styleId="971">
     <w:name w:val="Header"/>
-    <w:basedOn w:val="774"/>
-    <w:link w:val="177"/>
+    <w:basedOn w:val="996"/>
+    <w:link w:val="972"/>
     <w:uiPriority w:val="99"/>
     <w:unhideWhenUsed/>
     <w:pPr>
@@ -43514,10 +44272,10 @@
       <w:ind/>
     </w:pPr>
   </w:style>
-  <w:style w:type="character" w:styleId="177">
+  <w:style w:type="character" w:styleId="972">
     <w:name w:val="Header Char"/>
-    <w:basedOn w:val="775"/>
-    <w:link w:val="176"/>
+    <w:basedOn w:val="997"/>
+    <w:link w:val="971"/>
     <w:uiPriority w:val="99"/>
     <w:pPr>
       <w:pBdr/>
@@ -43525,10 +44283,10 @@
       <w:ind/>
     </w:pPr>
   </w:style>
-  <w:style w:type="paragraph" w:styleId="178">
+  <w:style w:type="paragraph" w:styleId="973">
     <w:name w:val="Footer"/>
-    <w:basedOn w:val="774"/>
-    <w:link w:val="179"/>
+    <w:basedOn w:val="996"/>
+    <w:link w:val="974"/>
     <w:uiPriority w:val="99"/>
     <w:unhideWhenUsed/>
     <w:pPr>
@@ -43541,10 +44299,10 @@
       <w:ind/>
     </w:pPr>
   </w:style>
-  <w:style w:type="character" w:styleId="179">
+  <w:style w:type="character" w:styleId="974">
     <w:name w:val="Footer Char"/>
-    <w:basedOn w:val="775"/>
-    <w:link w:val="178"/>
+    <w:basedOn w:val="997"/>
+    <w:link w:val="973"/>
     <w:uiPriority w:val="99"/>
     <w:pPr>
       <w:pBdr/>
@@ -43552,10 +44310,10 @@
       <w:ind/>
     </w:pPr>
   </w:style>
-  <w:style w:type="paragraph" w:styleId="180">
+  <w:style w:type="paragraph" w:styleId="975">
     <w:name w:val="Caption"/>
-    <w:basedOn w:val="774"/>
-    <w:next w:val="774"/>
+    <w:basedOn w:val="996"/>
+    <w:next w:val="996"/>
     <w:uiPriority w:val="35"/>
     <w:unhideWhenUsed/>
     <w:qFormat/>
@@ -43572,10 +44330,10 @@
       <w:szCs w:val="18"/>
     </w:rPr>
   </w:style>
-  <w:style w:type="paragraph" w:styleId="181">
+  <w:style w:type="paragraph" w:styleId="976">
     <w:name w:val="footnote text"/>
-    <w:basedOn w:val="774"/>
-    <w:link w:val="182"/>
+    <w:basedOn w:val="996"/>
+    <w:link w:val="977"/>
     <w:uiPriority w:val="99"/>
     <w:semiHidden/>
     <w:unhideWhenUsed/>
@@ -43589,10 +44347,10 @@
       <w:szCs w:val="20"/>
     </w:rPr>
   </w:style>
-  <w:style w:type="character" w:styleId="182">
+  <w:style w:type="character" w:styleId="977">
     <w:name w:val="Footnote Text Char"/>
-    <w:basedOn w:val="775"/>
-    <w:link w:val="181"/>
+    <w:basedOn w:val="997"/>
+    <w:link w:val="976"/>
     <w:uiPriority w:val="99"/>
     <w:semiHidden/>
     <w:pPr>
@@ -43605,9 +44363,9 @@
       <w:szCs w:val="20"/>
     </w:rPr>
   </w:style>
-  <w:style w:type="character" w:styleId="183">
+  <w:style w:type="character" w:styleId="978">
     <w:name w:val="footnote reference"/>
-    <w:basedOn w:val="775"/>
+    <w:basedOn w:val="997"/>
     <w:uiPriority w:val="99"/>
     <w:semiHidden/>
     <w:unhideWhenUsed/>
@@ -43620,10 +44378,10 @@
       <w:vertAlign w:val="superscript"/>
     </w:rPr>
   </w:style>
-  <w:style w:type="paragraph" w:styleId="184">
+  <w:style w:type="paragraph" w:styleId="979">
     <w:name w:val="endnote text"/>
-    <w:basedOn w:val="774"/>
-    <w:link w:val="185"/>
+    <w:basedOn w:val="996"/>
+    <w:link w:val="980"/>
     <w:uiPriority w:val="99"/>
     <w:semiHidden/>
     <w:unhideWhenUsed/>
@@ -43637,10 +44395,10 @@
       <w:szCs w:val="20"/>
     </w:rPr>
   </w:style>
-  <w:style w:type="character" w:styleId="185">
+  <w:style w:type="character" w:styleId="980">
     <w:name w:val="Endnote Text Char"/>
-    <w:basedOn w:val="775"/>
-    <w:link w:val="184"/>
+    <w:basedOn w:val="997"/>
+    <w:link w:val="979"/>
     <w:uiPriority w:val="99"/>
     <w:semiHidden/>
     <w:pPr>
@@ -43653,9 +44411,9 @@
       <w:szCs w:val="20"/>
     </w:rPr>
   </w:style>
-  <w:style w:type="character" w:styleId="186">
+  <w:style w:type="character" w:styleId="981">
     <w:name w:val="endnote reference"/>
-    <w:basedOn w:val="775"/>
+    <w:basedOn w:val="997"/>
     <w:uiPriority w:val="99"/>
     <w:semiHidden/>
     <w:unhideWhenUsed/>
@@ -43668,9 +44426,9 @@
       <w:vertAlign w:val="superscript"/>
     </w:rPr>
   </w:style>
-  <w:style w:type="character" w:styleId="187">
+  <w:style w:type="character" w:styleId="982">
     <w:name w:val="Hyperlink"/>
-    <w:basedOn w:val="775"/>
+    <w:basedOn w:val="997"/>
     <w:uiPriority w:val="99"/>
     <w:unhideWhenUsed/>
     <w:pPr>
@@ -43683,9 +44441,9 @@
       <w:u w:val="single"/>
     </w:rPr>
   </w:style>
-  <w:style w:type="character" w:styleId="188">
+  <w:style w:type="character" w:styleId="983">
     <w:name w:val="FollowedHyperlink"/>
-    <w:basedOn w:val="775"/>
+    <w:basedOn w:val="997"/>
     <w:uiPriority w:val="99"/>
     <w:semiHidden/>
     <w:unhideWhenUsed/>
@@ -43699,10 +44457,10 @@
       <w:u w:val="single"/>
     </w:rPr>
   </w:style>
-  <w:style w:type="paragraph" w:styleId="189">
+  <w:style w:type="paragraph" w:styleId="984">
     <w:name w:val="toc 1"/>
-    <w:basedOn w:val="774"/>
-    <w:next w:val="774"/>
+    <w:basedOn w:val="996"/>
+    <w:next w:val="996"/>
     <w:uiPriority w:val="39"/>
     <w:unhideWhenUsed/>
     <w:pPr>
@@ -43711,10 +44469,10 @@
       <w:ind/>
     </w:pPr>
   </w:style>
-  <w:style w:type="paragraph" w:styleId="190">
+  <w:style w:type="paragraph" w:styleId="985">
     <w:name w:val="toc 2"/>
-    <w:basedOn w:val="774"/>
-    <w:next w:val="774"/>
+    <w:basedOn w:val="996"/>
+    <w:next w:val="996"/>
     <w:uiPriority w:val="39"/>
     <w:unhideWhenUsed/>
     <w:pPr>
@@ -43723,10 +44481,10 @@
       <w:ind w:left="220"/>
     </w:pPr>
   </w:style>
-  <w:style w:type="paragraph" w:styleId="191">
+  <w:style w:type="paragraph" w:styleId="986">
     <w:name w:val="toc 3"/>
-    <w:basedOn w:val="774"/>
-    <w:next w:val="774"/>
+    <w:basedOn w:val="996"/>
+    <w:next w:val="996"/>
     <w:uiPriority w:val="39"/>
     <w:unhideWhenUsed/>
     <w:pPr>
@@ -43735,10 +44493,10 @@
       <w:ind w:left="440"/>
     </w:pPr>
   </w:style>
-  <w:style w:type="paragraph" w:styleId="192">
+  <w:style w:type="paragraph" w:styleId="987">
     <w:name w:val="toc 4"/>
-    <w:basedOn w:val="774"/>
-    <w:next w:val="774"/>
+    <w:basedOn w:val="996"/>
+    <w:next w:val="996"/>
     <w:uiPriority w:val="39"/>
     <w:unhideWhenUsed/>
     <w:pPr>
@@ -43747,10 +44505,10 @@
       <w:ind w:left="660"/>
     </w:pPr>
   </w:style>
-  <w:style w:type="paragraph" w:styleId="193">
+  <w:style w:type="paragraph" w:styleId="988">
     <w:name w:val="toc 5"/>
-    <w:basedOn w:val="774"/>
-    <w:next w:val="774"/>
+    <w:basedOn w:val="996"/>
+    <w:next w:val="996"/>
     <w:uiPriority w:val="39"/>
     <w:unhideWhenUsed/>
     <w:pPr>
@@ -43759,10 +44517,10 @@
       <w:ind w:left="880"/>
     </w:pPr>
   </w:style>
-  <w:style w:type="paragraph" w:styleId="194">
+  <w:style w:type="paragraph" w:styleId="989">
     <w:name w:val="toc 6"/>
-    <w:basedOn w:val="774"/>
-    <w:next w:val="774"/>
+    <w:basedOn w:val="996"/>
+    <w:next w:val="996"/>
     <w:uiPriority w:val="39"/>
     <w:unhideWhenUsed/>
     <w:pPr>
@@ -43771,10 +44529,10 @@
       <w:ind w:left="1100"/>
     </w:pPr>
   </w:style>
-  <w:style w:type="paragraph" w:styleId="195">
+  <w:style w:type="paragraph" w:styleId="990">
     <w:name w:val="toc 7"/>
-    <w:basedOn w:val="774"/>
-    <w:next w:val="774"/>
+    <w:basedOn w:val="996"/>
+    <w:next w:val="996"/>
     <w:uiPriority w:val="39"/>
     <w:unhideWhenUsed/>
     <w:pPr>
@@ -43783,10 +44541,10 @@
       <w:ind w:left="1320"/>
     </w:pPr>
   </w:style>
-  <w:style w:type="paragraph" w:styleId="196">
+  <w:style w:type="paragraph" w:styleId="991">
     <w:name w:val="toc 8"/>
-    <w:basedOn w:val="774"/>
-    <w:next w:val="774"/>
+    <w:basedOn w:val="996"/>
+    <w:next w:val="996"/>
     <w:uiPriority w:val="39"/>
     <w:unhideWhenUsed/>
     <w:pPr>
@@ -43795,10 +44553,10 @@
       <w:ind w:left="1540"/>
     </w:pPr>
   </w:style>
-  <w:style w:type="paragraph" w:styleId="197">
+  <w:style w:type="paragraph" w:styleId="992">
     <w:name w:val="toc 9"/>
-    <w:basedOn w:val="774"/>
-    <w:next w:val="774"/>
+    <w:basedOn w:val="996"/>
+    <w:next w:val="996"/>
     <w:uiPriority w:val="39"/>
     <w:unhideWhenUsed/>
     <w:pPr>
@@ -43807,9 +44565,9 @@
       <w:ind w:left="1760"/>
     </w:pPr>
   </w:style>
-  <w:style w:type="character" w:styleId="198">
+  <w:style w:type="character" w:styleId="993">
     <w:name w:val="Placeholder Text"/>
-    <w:basedOn w:val="775"/>
+    <w:basedOn w:val="997"/>
     <w:uiPriority w:val="99"/>
     <w:semiHidden/>
     <w:pPr>
@@ -43821,7 +44579,7 @@
       <w:color w:val="666666"/>
     </w:rPr>
   </w:style>
-  <w:style w:type="paragraph" w:styleId="208">
+  <w:style w:type="paragraph" w:styleId="994">
     <w:name w:val="TOC Heading"/>
     <w:uiPriority w:val="39"/>
     <w:unhideWhenUsed/>
@@ -43831,10 +44589,10 @@
       <w:ind/>
     </w:pPr>
   </w:style>
-  <w:style w:type="paragraph" w:styleId="209">
+  <w:style w:type="paragraph" w:styleId="995">
     <w:name w:val="table of figures"/>
-    <w:basedOn w:val="774"/>
-    <w:next w:val="774"/>
+    <w:basedOn w:val="996"/>
+    <w:next w:val="996"/>
     <w:uiPriority w:val="99"/>
     <w:unhideWhenUsed/>
     <w:pPr>
@@ -43843,7 +44601,7 @@
       <w:ind/>
     </w:pPr>
   </w:style>
-  <w:style w:type="paragraph" w:styleId="774" w:default="1">
+  <w:style w:type="paragraph" w:styleId="996" w:default="1">
     <w:name w:val="Normal"/>
     <w:qFormat/>
     <w:pPr>
@@ -43852,7 +44610,7 @@
       <w:ind/>
     </w:pPr>
   </w:style>
-  <w:style w:type="character" w:styleId="775" w:default="1">
+  <w:style w:type="character" w:styleId="997" w:default="1">
     <w:name w:val="Default Paragraph Font"/>
     <w:uiPriority w:val="1"/>
     <w:semiHidden/>
@@ -43863,7 +44621,7 @@
       <w:ind/>
     </w:pPr>
   </w:style>
-  <w:style w:type="table" w:styleId="776" w:default="1">
+  <w:style w:type="table" w:styleId="998" w:default="1">
     <w:name w:val="Normal Table"/>
     <w:uiPriority w:val="99"/>
     <w:semiHidden/>
@@ -44056,7 +44814,7 @@
       </w:tcPr>
     </w:tblStylePr>
   </w:style>
-  <w:style w:type="numbering" w:styleId="777" w:default="1">
+  <w:style w:type="numbering" w:styleId="999" w:default="1">
     <w:name w:val="No List"/>
     <w:uiPriority w:val="99"/>
     <w:semiHidden/>
@@ -44067,9 +44825,9 @@
       <w:ind/>
     </w:pPr>
   </w:style>
-  <w:style w:type="paragraph" w:styleId="778">
+  <w:style w:type="paragraph" w:styleId="1000">
     <w:name w:val="List Paragraph"/>
-    <w:basedOn w:val="774"/>
+    <w:basedOn w:val="996"/>
     <w:uiPriority w:val="34"/>
     <w:qFormat/>
     <w:pPr>
